--- a/CMA_Summaries_B2_Ch18.docx
+++ b/CMA_Summaries_B2_Ch18.docx
@@ -6852,6 +6852,154 @@
       </w:tr>
     </w:tbl>
     <w:p/>
+    <w:p>
+      <w:pPr>
+        <w:pageBreakBefore w:val="true"/>
+        <w:spacing w:after="0"/>
+      </w:pPr>
+      <w:r>
+        <w:rPr>
+          <w:sz w:val="2"/>
+        </w:rPr>
+        <w:t xml:space="preserve"> </w:t>
+      </w:r>
+    </w:p>
+    <w:p>
+      <w:pPr>
+        <w:spacing w:before="44" w:after="10"/>
+      </w:pPr>
+      <w:r>
+        <w:rPr>
+          <w:b/>
+          <w:bCs/>
+          <w:color w:val="353A7C"/>
+          <w:sz w:val="18"/>
+          <w:szCs w:val="18"/>
+        </w:rPr>
+        <w:t xml:space="preserve">The English this section uses, and its Arabic</w:t>
+      </w:r>
+    </w:p>
+    <w:p>
+      <w:pPr>
+        <w:spacing w:before="0" w:after="12"/>
+      </w:pPr>
+      <w:r>
+        <w:rPr>
+          <w:color w:val="6B7280"/>
+          <w:sz w:val="15"/>
+          <w:szCs w:val="15"/>
+        </w:rPr>
+        <w:t xml:space="preserve">Each term sits against what it means.</w:t>
+      </w:r>
+    </w:p>
+    <w:p>
+      <w:pPr>
+        <w:spacing w:after="40" w:before="90"/>
+        <w:jc w:val="center"/>
+      </w:pPr>
+      <w:r>
+        <w:drawing>
+          <wp:inline distT="0" distB="0" distL="0" distR="0">
+            <wp:extent cx="5734050" cy="1931475"/>
+            <wp:effectExtent t="0" r="0" b="0" l="0"/>
+            <wp:docPr id="1" name="" descr="" title=""/>
+            <wp:cNvGraphicFramePr>
+              <a:graphicFrameLocks xmlns:a="http://schemas.openxmlformats.org/drawingml/2006/main" noChangeAspect="1"/>
+            </wp:cNvGraphicFramePr>
+            <a:graphic xmlns:a="http://schemas.openxmlformats.org/drawingml/2006/main">
+              <a:graphicData uri="http://schemas.openxmlformats.org/drawingml/2006/picture">
+                <pic:pic xmlns:pic="http://schemas.openxmlformats.org/drawingml/2006/picture">
+                  <pic:nvPicPr>
+                    <pic:cNvPr id="0" name="" descr=""/>
+                    <pic:cNvPicPr>
+                      <a:picLocks noChangeAspect="1" noChangeArrowheads="1"/>
+                    </pic:cNvPicPr>
+                  </pic:nvPicPr>
+                  <pic:blipFill>
+                    <a:blip r:embed="rId104" cstate="none"/>
+                    <a:srcRect/>
+                    <a:stretch>
+                      <a:fillRect/>
+                    </a:stretch>
+                  </pic:blipFill>
+                  <pic:spPr bwMode="auto">
+                    <a:xfrm>
+                      <a:off x="0" y="0"/>
+                      <a:ext cx="5734050" cy="1931475"/>
+                    </a:xfrm>
+                    <a:prstGeom prst="rect">
+                      <a:avLst/>
+                    </a:prstGeom>
+                  </pic:spPr>
+                </pic:pic>
+              </a:graphicData>
+            </a:graphic>
+          </wp:inline>
+        </w:drawing>
+      </w:r>
+    </w:p>
+    <w:tbl>
+      <w:tblPr>
+        <w:tblW w:type="pct" w:w="100%"/>
+        <w:tblLayout w:type="fixed"/>
+        <w:tblBorders>
+          <w:top w:val="single" w:color="FBFAF6" w:sz="4"/>
+          <w:left w:val="single" w:color="FBFAF6" w:sz="4"/>
+          <w:bottom w:val="single" w:color="FBFAF6" w:sz="4"/>
+          <w:right w:val="single" w:color="FBFAF6" w:sz="4"/>
+          <w:insideH w:val="single" w:color="FBFAF6" w:sz="4"/>
+          <w:insideV w:val="single" w:color="FBFAF6" w:sz="4"/>
+        </w:tblBorders>
+      </w:tblPr>
+      <w:tblGrid>
+        <w:gridCol w:w="9600"/>
+      </w:tblGrid>
+      <w:tr>
+        <w:tc>
+          <w:tcPr>
+            <w:tcW w:type="pct" w:w="5000"/>
+            <w:shd w:fill="FBFAF6" w:val="clear"/>
+            <w:tcMar>
+              <w:top w:type="dxa" w:w="40"/>
+              <w:left w:type="dxa" w:w="100"/>
+              <w:bottom w:type="dxa" w:w="40"/>
+              <w:right w:type="dxa" w:w="100"/>
+            </w:tcMar>
+          </w:tcPr>
+          <w:p>
+            <w:pPr>
+              <w:spacing w:before="18" w:after="6"/>
+            </w:pPr>
+            <w:r>
+              <w:rPr>
+                <w:b/>
+                <w:bCs/>
+                <w:color w:val="6B7280"/>
+                <w:sz w:val="14"/>
+                <w:szCs w:val="14"/>
+              </w:rPr>
+              <w:t xml:space="preserve">word list</w:t>
+            </w:r>
+          </w:p>
+          <w:p>
+            <w:pPr>
+              <w:spacing w:before="0" w:after="18"/>
+            </w:pPr>
+            <w:r>
+              <w:rPr>
+                <w:b/>
+                <w:bCs/>
+                <w:color w:val="353A7C"/>
+                <w:sz w:val="16"/>
+                <w:szCs w:val="16"/>
+              </w:rPr>
+              <w:t xml:space="preserve">activity analysis   ·   price standard   ·   quantity standard</w:t>
+            </w:r>
+          </w:p>
+        </w:tc>
+      </w:tr>
+    </w:tbl>
+    <w:p/>
     <w:tbl>
       <w:tblPr>
         <w:tblW w:type="pct" w:w="100%"/>
@@ -7230,14 +7378,14 @@
                 <w:sz w:val="16"/>
                 <w:szCs w:val="16"/>
               </w:rPr>
-              <w:t xml:space="preserve">10  </w:t>
-            </w:r>
-            <w:r>
-              <w:rPr>
-                <w:sz w:val="16"/>
-                <w:szCs w:val="16"/>
-              </w:rPr>
-              <w:t xml:space="preserve">Abnormal</w:t>
+              <w:t xml:space="preserve">11  </w:t>
+            </w:r>
+            <w:r>
+              <w:rPr>
+                <w:sz w:val="16"/>
+                <w:szCs w:val="16"/>
+              </w:rPr>
+              <w:t xml:space="preserve">Quantity standard (net ÷ yield)</w:t>
             </w:r>
           </w:p>
         </w:tc>
@@ -7298,14 +7446,14 @@
                 <w:sz w:val="16"/>
                 <w:szCs w:val="16"/>
               </w:rPr>
-              <w:t xml:space="preserve">11  </w:t>
-            </w:r>
-            <w:r>
-              <w:rPr>
-                <w:sz w:val="16"/>
-                <w:szCs w:val="16"/>
-              </w:rPr>
-              <w:t xml:space="preserve">Quantity standard (net ÷ yield)</w:t>
+              <w:t xml:space="preserve">12  </w:t>
+            </w:r>
+            <w:r>
+              <w:rPr>
+                <w:sz w:val="16"/>
+                <w:szCs w:val="16"/>
+              </w:rPr>
+              <w:t xml:space="preserve">0.040 h</w:t>
             </w:r>
           </w:p>
         </w:tc>
@@ -7366,14 +7514,14 @@
                 <w:sz w:val="16"/>
                 <w:szCs w:val="16"/>
               </w:rPr>
-              <w:t xml:space="preserve">12  </w:t>
-            </w:r>
-            <w:r>
-              <w:rPr>
-                <w:sz w:val="16"/>
-                <w:szCs w:val="16"/>
-              </w:rPr>
-              <w:t xml:space="preserve">0.040 h</w:t>
+              <w:t xml:space="preserve">13  </w:t>
+            </w:r>
+            <w:r>
+              <w:rPr>
+                <w:sz w:val="16"/>
+                <w:szCs w:val="16"/>
+              </w:rPr>
+              <w:t xml:space="preserve">0.004 h</w:t>
             </w:r>
           </w:p>
         </w:tc>
@@ -7434,14 +7582,14 @@
                 <w:sz w:val="16"/>
                 <w:szCs w:val="16"/>
               </w:rPr>
-              <w:t xml:space="preserve">13  </w:t>
-            </w:r>
-            <w:r>
-              <w:rPr>
-                <w:sz w:val="16"/>
-                <w:szCs w:val="16"/>
-              </w:rPr>
-              <w:t xml:space="preserve">0.004 h</w:t>
+              <w:t xml:space="preserve">14  </w:t>
+            </w:r>
+            <w:r>
+              <w:rPr>
+                <w:sz w:val="16"/>
+                <w:szCs w:val="16"/>
+              </w:rPr>
+              <w:t xml:space="preserve">0.002 h</w:t>
             </w:r>
           </w:p>
         </w:tc>
@@ -7502,14 +7650,14 @@
                 <w:sz w:val="16"/>
                 <w:szCs w:val="16"/>
               </w:rPr>
-              <w:t xml:space="preserve">14  </w:t>
-            </w:r>
-            <w:r>
-              <w:rPr>
-                <w:sz w:val="16"/>
-                <w:szCs w:val="16"/>
-              </w:rPr>
-              <w:t xml:space="preserve">0.002 h</w:t>
+              <w:t xml:space="preserve">15  </w:t>
+            </w:r>
+            <w:r>
+              <w:rPr>
+                <w:sz w:val="16"/>
+                <w:szCs w:val="16"/>
+              </w:rPr>
+              <w:t xml:space="preserve">quantity</w:t>
             </w:r>
           </w:p>
         </w:tc>
@@ -7570,14 +7718,14 @@
                 <w:sz w:val="16"/>
                 <w:szCs w:val="16"/>
               </w:rPr>
-              <w:t xml:space="preserve">15  </w:t>
-            </w:r>
-            <w:r>
-              <w:rPr>
-                <w:sz w:val="16"/>
-                <w:szCs w:val="16"/>
-              </w:rPr>
-              <w:t xml:space="preserve">quantity</w:t>
+              <w:t xml:space="preserve">16  </w:t>
+            </w:r>
+            <w:r>
+              <w:rPr>
+                <w:sz w:val="16"/>
+                <w:szCs w:val="16"/>
+              </w:rPr>
+              <w:t xml:space="preserve">benefits</w:t>
             </w:r>
           </w:p>
         </w:tc>
@@ -7638,14 +7786,14 @@
                 <w:sz w:val="16"/>
                 <w:szCs w:val="16"/>
               </w:rPr>
-              <w:t xml:space="preserve">16  </w:t>
-            </w:r>
-            <w:r>
-              <w:rPr>
-                <w:sz w:val="16"/>
-                <w:szCs w:val="16"/>
-              </w:rPr>
-              <w:t xml:space="preserve">benefits</w:t>
+              <w:t xml:space="preserve">17  </w:t>
+            </w:r>
+            <w:r>
+              <w:rPr>
+                <w:sz w:val="16"/>
+                <w:szCs w:val="16"/>
+              </w:rPr>
+              <w:t xml:space="preserve">standard</w:t>
             </w:r>
           </w:p>
         </w:tc>
@@ -7706,14 +7854,14 @@
                 <w:sz w:val="16"/>
                 <w:szCs w:val="16"/>
               </w:rPr>
-              <w:t xml:space="preserve">17  </w:t>
-            </w:r>
-            <w:r>
-              <w:rPr>
-                <w:sz w:val="16"/>
-                <w:szCs w:val="16"/>
-              </w:rPr>
-              <w:t xml:space="preserve">standard</w:t>
+              <w:t xml:space="preserve">18  </w:t>
+            </w:r>
+            <w:r>
+              <w:rPr>
+                <w:sz w:val="16"/>
+                <w:szCs w:val="16"/>
+              </w:rPr>
+              <w:t xml:space="preserve">quantity standard</w:t>
             </w:r>
           </w:p>
         </w:tc>
@@ -7749,6 +7897,74 @@
                 <w:szCs w:val="16"/>
               </w:rPr>
               <w:t xml:space="preserve">concentrate</w:t>
+            </w:r>
+          </w:p>
+        </w:tc>
+        <w:tc>
+          <w:tcPr>
+            <w:tcW w:type="pct" w:w="2500"/>
+            <w:tcMar>
+              <w:top w:type="dxa" w:w="20"/>
+              <w:left w:type="dxa" w:w="80"/>
+              <w:bottom w:type="dxa" w:w="20"/>
+              <w:right w:type="dxa" w:w="80"/>
+            </w:tcMar>
+          </w:tcPr>
+          <w:p>
+            <w:pPr>
+              <w:spacing w:before="12" w:after="12"/>
+            </w:pPr>
+            <w:r>
+              <w:rPr>
+                <w:b/>
+                <w:bCs/>
+                <w:color w:val="8186EF"/>
+                <w:sz w:val="16"/>
+                <w:szCs w:val="16"/>
+              </w:rPr>
+              <w:t xml:space="preserve">19  </w:t>
+            </w:r>
+            <w:r>
+              <w:rPr>
+                <w:sz w:val="16"/>
+                <w:szCs w:val="16"/>
+              </w:rPr>
+              <w:t xml:space="preserve">price standard</w:t>
+            </w:r>
+          </w:p>
+        </w:tc>
+      </w:tr>
+      <w:tr>
+        <w:tc>
+          <w:tcPr>
+            <w:tcW w:type="pct" w:w="2500"/>
+            <w:tcMar>
+              <w:top w:type="dxa" w:w="20"/>
+              <w:left w:type="dxa" w:w="80"/>
+              <w:bottom w:type="dxa" w:w="20"/>
+              <w:right w:type="dxa" w:w="80"/>
+            </w:tcMar>
+          </w:tcPr>
+          <w:p>
+            <w:pPr>
+              <w:spacing w:before="12" w:after="12"/>
+            </w:pPr>
+            <w:r>
+              <w:rPr>
+                <w:b/>
+                <w:bCs/>
+                <w:color w:val="8186EF"/>
+                <w:sz w:val="16"/>
+                <w:szCs w:val="16"/>
+              </w:rPr>
+              <w:t xml:space="preserve">10  </w:t>
+            </w:r>
+            <w:r>
+              <w:rPr>
+                <w:sz w:val="16"/>
+                <w:szCs w:val="16"/>
+              </w:rPr>
+              <w:t xml:space="preserve">Abnormal</w:t>
             </w:r>
           </w:p>
         </w:tc>
@@ -12707,7 +12923,7 @@
       <w:r>
         <w:drawing>
           <wp:inline distT="0" distB="0" distL="0" distR="0">
-            <wp:extent cx="5734050" cy="2421875"/>
+            <wp:extent cx="5734050" cy="2074825"/>
             <wp:effectExtent t="0" r="0" b="0" l="0"/>
             <wp:docPr id="1" name="" descr="" title=""/>
             <wp:cNvGraphicFramePr>
@@ -12723,7 +12939,7 @@
                     </pic:cNvPicPr>
                   </pic:nvPicPr>
                   <pic:blipFill>
-                    <a:blip r:embed="rId104" cstate="none"/>
+                    <a:blip r:embed="rId105" cstate="none"/>
                     <a:srcRect/>
                     <a:stretch>
                       <a:fillRect/>
@@ -12732,7 +12948,7 @@
                   <pic:spPr bwMode="auto">
                     <a:xfrm>
                       <a:off x="0" y="0"/>
-                      <a:ext cx="5734050" cy="2421875"/>
+                      <a:ext cx="5734050" cy="2074825"/>
                     </a:xfrm>
                     <a:prstGeom prst="rect">
                       <a:avLst/>
@@ -12800,7 +13016,7 @@
                 <w:sz w:val="16"/>
                 <w:szCs w:val="16"/>
               </w:rPr>
-              <w:t xml:space="preserve">activity analysis   ·   currently attainable standard   ·   standard cost card</w:t>
+              <w:t xml:space="preserve">activity analysis   ·   standard cost card   ·   currently attainable standard</w:t>
             </w:r>
           </w:p>
         </w:tc>
@@ -13736,7 +13952,7 @@
                 <w:sz w:val="16"/>
                 <w:szCs w:val="16"/>
               </w:rPr>
-              <w:t xml:space="preserve">standard cost card</w:t>
+              <w:t xml:space="preserve">currently attainable standard</w:t>
             </w:r>
           </w:p>
         </w:tc>
@@ -14850,7 +15066,7 @@
               <w:sz w:val="16"/>
               <w:szCs w:val="16"/>
             </w:rPr>
-            <w:t xml:space="preserve"> of 2</w:t>
+            <w:t xml:space="preserve"> of 3</w:t>
           </w:r>
         </w:p>
       </w:tc>

--- a/CMA_Summaries_B2_Ch18.docx
+++ b/CMA_Summaries_B2_Ch18.docx
@@ -1722,7 +1722,7 @@
           <w:sz w:val="16"/>
           <w:szCs w:val="16"/>
         </w:rPr>
-        <w:t xml:space="preserve">      gaps 1–4</w:t>
+        <w:t xml:space="preserve">      gaps 1–6</w:t>
       </w:r>
     </w:p>
     <w:p>
@@ -1806,7 +1806,7 @@
           <w:sz w:val="19"/>
           <w:szCs w:val="19"/>
         </w:rPr>
-        <w:t xml:space="preserve">A currently </w:t>
+        <w:t xml:space="preserve">A </w:t>
       </w:r>
       <w:r>
         <w:rPr>
@@ -1824,7 +1824,7 @@
           <w:sz w:val="19"/>
           <w:szCs w:val="19"/>
         </w:rPr>
-        <w:t xml:space="preserve">            </w:t>
+        <w:t xml:space="preserve">           </w:t>
       </w:r>
       <w:r>
         <w:rPr>
@@ -1838,14 +1838,7 @@
           <w:sz w:val="19"/>
           <w:szCs w:val="19"/>
         </w:rPr>
-        <w:t xml:space="preserve"> standard allows for normal loss, rest, setups and normal downtime. </w:t>
-      </w:r>
-      <w:r>
-        <w:rPr>
-          <w:sz w:val="19"/>
-          <w:szCs w:val="19"/>
-        </w:rPr>
-        <w:t xml:space="preserve">It is hard but possible for a trained team working </w:t>
+        <w:t xml:space="preserve"> attainable standard allows for normal loss, rest, setups and normal </w:t>
       </w:r>
       <w:r>
         <w:rPr>
@@ -1863,6 +1856,77 @@
           <w:sz w:val="19"/>
           <w:szCs w:val="19"/>
         </w:rPr>
+        <w:t xml:space="preserve">           </w:t>
+      </w:r>
+      <w:r>
+        <w:rPr>
+          <w:sz w:val="19"/>
+          <w:szCs w:val="19"/>
+        </w:rPr>
+        <w:t xml:space="preserve"> </w:t>
+      </w:r>
+      <w:r>
+        <w:rPr>
+          <w:sz w:val="19"/>
+          <w:szCs w:val="19"/>
+        </w:rPr>
+        <w:t xml:space="preserve">. </w:t>
+      </w:r>
+      <w:r>
+        <w:rPr>
+          <w:sz w:val="19"/>
+          <w:szCs w:val="19"/>
+        </w:rPr>
+        <w:t xml:space="preserve">It is hard but </w:t>
+      </w:r>
+      <w:r>
+        <w:rPr>
+          <w:b/>
+          <w:bCs/>
+          <w:color w:val="8186EF"/>
+          <w:sz w:val="15"/>
+          <w:szCs w:val="15"/>
+        </w:rPr>
+        <w:t xml:space="preserve"> (5) </w:t>
+      </w:r>
+      <w:r>
+        <w:rPr>
+          <w:u w:val="single"/>
+          <w:sz w:val="19"/>
+          <w:szCs w:val="19"/>
+        </w:rPr>
+        <w:t xml:space="preserve">           </w:t>
+      </w:r>
+      <w:r>
+        <w:rPr>
+          <w:sz w:val="19"/>
+          <w:szCs w:val="19"/>
+        </w:rPr>
+        <w:t xml:space="preserve"> </w:t>
+      </w:r>
+      <w:r>
+        <w:rPr>
+          <w:sz w:val="19"/>
+          <w:szCs w:val="19"/>
+        </w:rPr>
+        <w:t xml:space="preserve"> for a trained team working </w:t>
+      </w:r>
+      <w:r>
+        <w:rPr>
+          <w:b/>
+          <w:bCs/>
+          <w:color w:val="8186EF"/>
+          <w:sz w:val="15"/>
+          <w:szCs w:val="15"/>
+        </w:rPr>
+        <w:t xml:space="preserve"> (6) </w:t>
+      </w:r>
+      <w:r>
+        <w:rPr>
+          <w:u w:val="single"/>
+          <w:sz w:val="19"/>
+          <w:szCs w:val="19"/>
+        </w:rPr>
         <w:t xml:space="preserve">             </w:t>
       </w:r>
       <w:r>
@@ -1885,6 +1949,13 @@
           <w:szCs w:val="19"/>
         </w:rPr>
         <w:t xml:space="preserve">For juice labor, the ideal is 0.040 hours a case; the standard set is 0.050 hours. </w:t>
+      </w:r>
+      <w:r>
+        <w:rPr>
+          <w:sz w:val="19"/>
+          <w:szCs w:val="19"/>
+        </w:rPr>
+        <w:t xml:space="preserve">Budgets and product costs use attainable standards; the ideal shows how much waste is still left to remove. </w:t>
       </w:r>
     </w:p>
     <w:tbl>
@@ -1942,7 +2013,7 @@
                 <w:sz w:val="16"/>
                 <w:szCs w:val="16"/>
               </w:rPr>
-              <w:t xml:space="preserve">conditions   ·   efficiently   ·   breakdowns   ·   working   ·   attainable</w:t>
+              <w:t xml:space="preserve">downtime   ·   conditions   ·   breakdowns   ·   possible   ·   perfect   ·   currently   ·   efficiently</w:t>
             </w:r>
           </w:p>
         </w:tc>
@@ -2150,7 +2221,7 @@
                 <w:sz w:val="14"/>
                 <w:szCs w:val="14"/>
               </w:rPr>
-              <w:t xml:space="preserve">(5)</w:t>
+              <w:t xml:space="preserve">(7)</w:t>
             </w:r>
           </w:p>
         </w:tc>
@@ -2227,7 +2298,7 @@
                 <w:sz w:val="14"/>
                 <w:szCs w:val="14"/>
               </w:rPr>
-              <w:t xml:space="preserve">(6)</w:t>
+              <w:t xml:space="preserve">(8)</w:t>
             </w:r>
           </w:p>
         </w:tc>
@@ -2351,7 +2422,7 @@
                 <w:sz w:val="14"/>
                 <w:szCs w:val="14"/>
               </w:rPr>
-              <w:t xml:space="preserve">(7)</w:t>
+              <w:t xml:space="preserve">(9)</w:t>
             </w:r>
           </w:p>
         </w:tc>
@@ -2720,14 +2791,14 @@
                 <w:sz w:val="16"/>
                 <w:szCs w:val="16"/>
               </w:rPr>
-              <w:t xml:space="preserve">5  </w:t>
-            </w:r>
-            <w:r>
-              <w:rPr>
-                <w:sz w:val="16"/>
-                <w:szCs w:val="16"/>
-              </w:rPr>
-              <w:t xml:space="preserve">Normal loss, rest, setups, normal downtime</w:t>
+              <w:t xml:space="preserve">6  </w:t>
+            </w:r>
+            <w:r>
+              <w:rPr>
+                <w:sz w:val="16"/>
+                <w:szCs w:val="16"/>
+              </w:rPr>
+              <w:t xml:space="preserve">efficiently</w:t>
             </w:r>
           </w:p>
         </w:tc>
@@ -2788,14 +2859,14 @@
                 <w:sz w:val="16"/>
                 <w:szCs w:val="16"/>
               </w:rPr>
-              <w:t xml:space="preserve">6  </w:t>
-            </w:r>
-            <w:r>
-              <w:rPr>
-                <w:sz w:val="16"/>
-                <w:szCs w:val="16"/>
-              </w:rPr>
-              <w:t xml:space="preserve">0.050 hours</w:t>
+              <w:t xml:space="preserve">7  </w:t>
+            </w:r>
+            <w:r>
+              <w:rPr>
+                <w:sz w:val="16"/>
+                <w:szCs w:val="16"/>
+              </w:rPr>
+              <w:t xml:space="preserve">Normal loss, rest, setups, normal downtime</w:t>
             </w:r>
           </w:p>
         </w:tc>
@@ -2830,7 +2901,7 @@
                 <w:sz w:val="16"/>
                 <w:szCs w:val="16"/>
               </w:rPr>
-              <w:t xml:space="preserve">attainable</w:t>
+              <w:t xml:space="preserve">currently</w:t>
             </w:r>
           </w:p>
         </w:tc>
@@ -2856,14 +2927,14 @@
                 <w:sz w:val="16"/>
                 <w:szCs w:val="16"/>
               </w:rPr>
-              <w:t xml:space="preserve">7  </w:t>
-            </w:r>
-            <w:r>
-              <w:rPr>
-                <w:sz w:val="16"/>
-                <w:szCs w:val="16"/>
-              </w:rPr>
-              <w:t xml:space="preserve">Shows the direction of improvement (Chapter 16)</w:t>
+              <w:t xml:space="preserve">8  </w:t>
+            </w:r>
+            <w:r>
+              <w:rPr>
+                <w:sz w:val="16"/>
+                <w:szCs w:val="16"/>
+              </w:rPr>
+              <w:t xml:space="preserve">0.050 hours</w:t>
             </w:r>
           </w:p>
         </w:tc>
@@ -2898,7 +2969,75 @@
                 <w:sz w:val="16"/>
                 <w:szCs w:val="16"/>
               </w:rPr>
-              <w:t xml:space="preserve">efficiently</w:t>
+              <w:t xml:space="preserve">downtime</w:t>
+            </w:r>
+          </w:p>
+        </w:tc>
+        <w:tc>
+          <w:tcPr>
+            <w:tcW w:type="pct" w:w="2500"/>
+            <w:tcMar>
+              <w:top w:type="dxa" w:w="20"/>
+              <w:left w:type="dxa" w:w="80"/>
+              <w:bottom w:type="dxa" w:w="20"/>
+              <w:right w:type="dxa" w:w="80"/>
+            </w:tcMar>
+          </w:tcPr>
+          <w:p>
+            <w:pPr>
+              <w:spacing w:before="12" w:after="12"/>
+            </w:pPr>
+            <w:r>
+              <w:rPr>
+                <w:b/>
+                <w:bCs/>
+                <w:color w:val="8186EF"/>
+                <w:sz w:val="16"/>
+                <w:szCs w:val="16"/>
+              </w:rPr>
+              <w:t xml:space="preserve">9  </w:t>
+            </w:r>
+            <w:r>
+              <w:rPr>
+                <w:sz w:val="16"/>
+                <w:szCs w:val="16"/>
+              </w:rPr>
+              <w:t xml:space="preserve">Shows the direction of improvement (Chapter 16)</w:t>
+            </w:r>
+          </w:p>
+        </w:tc>
+      </w:tr>
+      <w:tr>
+        <w:tc>
+          <w:tcPr>
+            <w:tcW w:type="pct" w:w="2500"/>
+            <w:tcMar>
+              <w:top w:type="dxa" w:w="20"/>
+              <w:left w:type="dxa" w:w="80"/>
+              <w:bottom w:type="dxa" w:w="20"/>
+              <w:right w:type="dxa" w:w="80"/>
+            </w:tcMar>
+          </w:tcPr>
+          <w:p>
+            <w:pPr>
+              <w:spacing w:before="12" w:after="12"/>
+            </w:pPr>
+            <w:r>
+              <w:rPr>
+                <w:b/>
+                <w:bCs/>
+                <w:color w:val="8186EF"/>
+                <w:sz w:val="16"/>
+                <w:szCs w:val="16"/>
+              </w:rPr>
+              <w:t xml:space="preserve">5  </w:t>
+            </w:r>
+            <w:r>
+              <w:rPr>
+                <w:sz w:val="16"/>
+                <w:szCs w:val="16"/>
+              </w:rPr>
+              <w:t xml:space="preserve">possible</w:t>
             </w:r>
           </w:p>
         </w:tc>
@@ -2964,7 +3103,7 @@
           <w:sz w:val="15"/>
           <w:szCs w:val="15"/>
         </w:rPr>
-        <w:t xml:space="preserve">An ideal standard assumes perfect conditions: no waste, no rest, no breakdowns. A currently attainable standard allows for normal loss, rest, setups and normal downtime. It is hard but possible for a trained team working efficiently. For juice labor, the ideal is 0.040 hours a case; the standard set is 0.050 hours.</w:t>
+        <w:t xml:space="preserve">An ideal standard assumes perfect conditions: no waste, no rest, no breakdowns. A currently attainable standard allows for normal loss, rest, setups and normal downtime. It is hard but possible for a trained team working efficiently. For juice labor, the ideal is 0.040 hours a case; the standard set is 0.050 hours. Budgets and product costs use attainable standards; the ideal shows how much waste is still left to remove.</w:t>
       </w:r>
     </w:p>
     <w:p>
@@ -9746,7 +9885,7 @@
           <w:sz w:val="16"/>
           <w:szCs w:val="16"/>
         </w:rPr>
-        <w:t xml:space="preserve">      gaps 1–5</w:t>
+        <w:t xml:space="preserve">      gaps 1–6</w:t>
       </w:r>
     </w:p>
     <w:p>
@@ -9759,7 +9898,7 @@
           <w:sz w:val="19"/>
           <w:szCs w:val="19"/>
         </w:rPr>
-        <w:t xml:space="preserve">This example puts every </w:t>
+        <w:t xml:space="preserve">This example puts every standard on one card and shows where each </w:t>
       </w:r>
       <w:r>
         <w:rPr>
@@ -9791,7 +9930,7 @@
           <w:sz w:val="19"/>
           <w:szCs w:val="19"/>
         </w:rPr>
-        <w:t xml:space="preserve"> on one card and shows where each number came. </w:t>
+        <w:t xml:space="preserve"> came. </w:t>
       </w:r>
       <w:r>
         <w:rPr>
@@ -9948,6 +10087,45 @@
           <w:szCs w:val="19"/>
         </w:rPr>
         <w:t xml:space="preserve">: 0.02 machine hours at the variable and fixed rates from the. </w:t>
+      </w:r>
+      <w:r>
+        <w:rPr>
+          <w:sz w:val="19"/>
+          <w:szCs w:val="19"/>
+        </w:rPr>
+        <w:t xml:space="preserve">The total is $12.60 a case, the standard used </w:t>
+      </w:r>
+      <w:r>
+        <w:rPr>
+          <w:b/>
+          <w:bCs/>
+          <w:color w:val="8186EF"/>
+          <w:sz w:val="15"/>
+          <w:szCs w:val="15"/>
+        </w:rPr>
+        <w:t xml:space="preserve"> (6) </w:t>
+      </w:r>
+      <w:r>
+        <w:rPr>
+          <w:u w:val="single"/>
+          <w:sz w:val="19"/>
+          <w:szCs w:val="19"/>
+        </w:rPr>
+        <w:t xml:space="preserve">            </w:t>
+      </w:r>
+      <w:r>
+        <w:rPr>
+          <w:sz w:val="19"/>
+          <w:szCs w:val="19"/>
+        </w:rPr>
+        <w:t xml:space="preserve"> </w:t>
+      </w:r>
+      <w:r>
+        <w:rPr>
+          <w:sz w:val="19"/>
+          <w:szCs w:val="19"/>
+        </w:rPr>
+        <w:t xml:space="preserve"> Book 2. </w:t>
       </w:r>
     </w:p>
     <w:tbl>
@@ -10005,7 +10183,7 @@
                 <w:sz w:val="16"/>
                 <w:szCs w:val="16"/>
               </w:rPr>
-              <w:t xml:space="preserve">Concentrate   ·   contracts   ·   Direct   ·   Bottles   ·   Overhead   ·   standard</w:t>
+              <w:t xml:space="preserve">contracts   ·   Direct   ·   throughout   ·   Concentrate   ·   Bottles   ·   Overhead   ·   number</w:t>
             </w:r>
           </w:p>
         </w:tc>
@@ -10315,7 +10493,7 @@
                 <w:sz w:val="14"/>
                 <w:szCs w:val="14"/>
               </w:rPr>
-              <w:t xml:space="preserve">(6)</w:t>
+              <w:t xml:space="preserve">(7)</w:t>
             </w:r>
           </w:p>
         </w:tc>
@@ -10558,7 +10736,7 @@
                 <w:sz w:val="14"/>
                 <w:szCs w:val="14"/>
               </w:rPr>
-              <w:t xml:space="preserve">(7)</w:t>
+              <w:t xml:space="preserve">(8)</w:t>
             </w:r>
           </w:p>
         </w:tc>
@@ -10683,7 +10861,7 @@
                 <w:sz w:val="14"/>
                 <w:szCs w:val="14"/>
               </w:rPr>
-              <w:t xml:space="preserve">(8)</w:t>
+              <w:t xml:space="preserve">(9)</w:t>
             </w:r>
           </w:p>
         </w:tc>
@@ -10735,7 +10913,7 @@
                 <w:sz w:val="14"/>
                 <w:szCs w:val="14"/>
               </w:rPr>
-              <w:t xml:space="preserve">(9)</w:t>
+              <w:t xml:space="preserve">(10)</w:t>
             </w:r>
           </w:p>
         </w:tc>
@@ -10808,7 +10986,7 @@
                 <w:sz w:val="14"/>
                 <w:szCs w:val="14"/>
               </w:rPr>
-              <w:t xml:space="preserve">(10)</w:t>
+              <w:t xml:space="preserve">(11)</w:t>
             </w:r>
           </w:p>
         </w:tc>
@@ -11230,7 +11408,7 @@
           <w:sz w:val="16"/>
           <w:szCs w:val="16"/>
         </w:rPr>
-        <w:t xml:space="preserve">      gaps 11–13</w:t>
+        <w:t xml:space="preserve">      gaps 12–14</w:t>
       </w:r>
     </w:p>
     <w:p>
@@ -11253,7 +11431,7 @@
           <w:sz w:val="15"/>
           <w:szCs w:val="15"/>
         </w:rPr>
-        <w:t xml:space="preserve"> (11) </w:t>
+        <w:t xml:space="preserve"> (12) </w:t>
       </w:r>
       <w:r>
         <w:rPr>
@@ -11285,7 +11463,7 @@
           <w:sz w:val="15"/>
           <w:szCs w:val="15"/>
         </w:rPr>
-        <w:t xml:space="preserve"> (12) </w:t>
+        <w:t xml:space="preserve"> (13) </w:t>
       </w:r>
       <w:r>
         <w:rPr>
@@ -11324,7 +11502,7 @@
           <w:sz w:val="15"/>
           <w:szCs w:val="15"/>
         </w:rPr>
-        <w:t xml:space="preserve"> (13) </w:t>
+        <w:t xml:space="preserve"> (14) </w:t>
       </w:r>
       <w:r>
         <w:rPr>
@@ -11404,7 +11582,7 @@
                 <w:sz w:val="16"/>
                 <w:szCs w:val="16"/>
               </w:rPr>
-              <w:t xml:space="preserve">discounts   ·   allowances   ·   standard   ·   multiply</w:t>
+              <w:t xml:space="preserve">discounts   ·   allowances   ·   supplier   ·   multiply</w:t>
             </w:r>
           </w:p>
         </w:tc>
@@ -11769,7 +11947,7 @@
                 <w:sz w:val="14"/>
                 <w:szCs w:val="14"/>
               </w:rPr>
-              <w:t xml:space="preserve">(14)</w:t>
+              <w:t xml:space="preserve">(15)</w:t>
             </w:r>
           </w:p>
         </w:tc>
@@ -11920,7 +12098,7 @@
                 <w:sz w:val="14"/>
                 <w:szCs w:val="14"/>
               </w:rPr>
-              <w:t xml:space="preserve">(15)</w:t>
+              <w:t xml:space="preserve">(16)</w:t>
             </w:r>
           </w:p>
         </w:tc>
@@ -12335,7 +12513,7 @@
                 <w:sz w:val="14"/>
                 <w:szCs w:val="14"/>
               </w:rPr>
-              <w:t xml:space="preserve">(16)</w:t>
+              <w:t xml:space="preserve">(17)</w:t>
             </w:r>
           </w:p>
         </w:tc>
@@ -12604,7 +12782,7 @@
                 <w:sz w:val="14"/>
                 <w:szCs w:val="14"/>
               </w:rPr>
-              <w:t xml:space="preserve">(17)</w:t>
+              <w:t xml:space="preserve">(18)</w:t>
             </w:r>
           </w:p>
         </w:tc>
@@ -12657,7 +12835,7 @@
                 <w:sz w:val="14"/>
                 <w:szCs w:val="14"/>
               </w:rPr>
-              <w:t xml:space="preserve">(18)</w:t>
+              <w:t xml:space="preserve">(19)</w:t>
             </w:r>
           </w:p>
         </w:tc>
@@ -12758,7 +12936,7 @@
                 <w:sz w:val="14"/>
                 <w:szCs w:val="14"/>
               </w:rPr>
-              <w:t xml:space="preserve">(19)</w:t>
+              <w:t xml:space="preserve">(20)</w:t>
             </w:r>
           </w:p>
         </w:tc>
@@ -13375,7 +13553,7 @@
                 <w:sz w:val="16"/>
                 <w:szCs w:val="16"/>
               </w:rPr>
-              <w:t xml:space="preserve">standard</w:t>
+              <w:t xml:space="preserve">number</w:t>
             </w:r>
           </w:p>
         </w:tc>
@@ -13408,7 +13586,7 @@
                 <w:sz w:val="16"/>
                 <w:szCs w:val="16"/>
               </w:rPr>
-              <w:t xml:space="preserve">allowances</w:t>
+              <w:t xml:space="preserve">discounts</w:t>
             </w:r>
           </w:p>
         </w:tc>
@@ -13476,7 +13654,7 @@
                 <w:sz w:val="16"/>
                 <w:szCs w:val="16"/>
               </w:rPr>
-              <w:t xml:space="preserve">multiply</w:t>
+              <w:t xml:space="preserve">allowances</w:t>
             </w:r>
           </w:p>
         </w:tc>
@@ -13544,7 +13722,7 @@
                 <w:sz w:val="16"/>
                 <w:szCs w:val="16"/>
               </w:rPr>
-              <w:t xml:space="preserve">0.48 kg</w:t>
+              <w:t xml:space="preserve">multiply</w:t>
             </w:r>
           </w:p>
         </w:tc>
@@ -13612,7 +13790,7 @@
                 <w:sz w:val="16"/>
                 <w:szCs w:val="16"/>
               </w:rPr>
-              <w:t xml:space="preserve">0.010 h</w:t>
+              <w:t xml:space="preserve">0.48 kg</w:t>
             </w:r>
           </w:p>
         </w:tc>
@@ -13680,7 +13858,7 @@
                 <w:sz w:val="16"/>
                 <w:szCs w:val="16"/>
               </w:rPr>
-              <w:t xml:space="preserve">5.4 ÷ 90% = 6.0 liters</w:t>
+              <w:t xml:space="preserve">0.010 h</w:t>
             </w:r>
           </w:p>
         </w:tc>
@@ -13715,7 +13893,7 @@
                 <w:sz w:val="16"/>
                 <w:szCs w:val="16"/>
               </w:rPr>
-              <w:t xml:space="preserve">Supplier quote + yield study</w:t>
+              <w:t xml:space="preserve">throughout</w:t>
             </w:r>
           </w:p>
         </w:tc>
@@ -13748,7 +13926,7 @@
                 <w:sz w:val="16"/>
                 <w:szCs w:val="16"/>
               </w:rPr>
-              <w:t xml:space="preserve">Ideal</w:t>
+              <w:t xml:space="preserve">5.4 ÷ 90% = 6.0 liters</w:t>
             </w:r>
           </w:p>
         </w:tc>
@@ -13783,7 +13961,7 @@
                 <w:sz w:val="16"/>
                 <w:szCs w:val="16"/>
               </w:rPr>
-              <w:t xml:space="preserve">Supplier contract</w:t>
+              <w:t xml:space="preserve">Supplier quote + yield study</w:t>
             </w:r>
           </w:p>
         </w:tc>
@@ -13816,7 +13994,7 @@
                 <w:sz w:val="16"/>
                 <w:szCs w:val="16"/>
               </w:rPr>
-              <w:t xml:space="preserve">Currently attainable</w:t>
+              <w:t xml:space="preserve">Ideal</w:t>
             </w:r>
           </w:p>
         </w:tc>
@@ -13851,7 +14029,7 @@
                 <w:sz w:val="16"/>
                 <w:szCs w:val="16"/>
               </w:rPr>
-              <w:t xml:space="preserve">Time study + payroll</w:t>
+              <w:t xml:space="preserve">Supplier contract</w:t>
             </w:r>
           </w:p>
         </w:tc>
@@ -13884,7 +14062,7 @@
                 <w:sz w:val="16"/>
                 <w:szCs w:val="16"/>
               </w:rPr>
-              <w:t xml:space="preserve">Participative</w:t>
+              <w:t xml:space="preserve">Currently attainable</w:t>
             </w:r>
           </w:p>
         </w:tc>
@@ -13919,7 +14097,7 @@
                 <w:sz w:val="16"/>
                 <w:szCs w:val="16"/>
               </w:rPr>
-              <w:t xml:space="preserve">0.02 MH</w:t>
+              <w:t xml:space="preserve">Time study + payroll</w:t>
             </w:r>
           </w:p>
         </w:tc>
@@ -13952,7 +14130,7 @@
                 <w:sz w:val="16"/>
                 <w:szCs w:val="16"/>
               </w:rPr>
-              <w:t xml:space="preserve">currently attainable standard</w:t>
+              <w:t xml:space="preserve">Participative</w:t>
             </w:r>
           </w:p>
         </w:tc>
@@ -13987,7 +14165,7 @@
                 <w:sz w:val="16"/>
                 <w:szCs w:val="16"/>
               </w:rPr>
-              <w:t xml:space="preserve">Overhead budget (Chapter 8)</w:t>
+              <w:t xml:space="preserve">0.02 MH</w:t>
             </w:r>
           </w:p>
         </w:tc>
@@ -14020,7 +14198,7 @@
                 <w:sz w:val="16"/>
                 <w:szCs w:val="16"/>
               </w:rPr>
-              <w:t xml:space="preserve">activity analysis</w:t>
+              <w:t xml:space="preserve">currently attainable standard</w:t>
             </w:r>
           </w:p>
         </w:tc>
@@ -14055,7 +14233,7 @@
                 <w:sz w:val="16"/>
                 <w:szCs w:val="16"/>
               </w:rPr>
-              <w:t xml:space="preserve">discounts</w:t>
+              <w:t xml:space="preserve">Overhead budget (Chapter 8)</w:t>
             </w:r>
           </w:p>
         </w:tc>
@@ -14071,14 +14249,24 @@
           </w:tcPr>
           <w:p>
             <w:pPr>
-              <w:spacing w:before="24" w:after="24"/>
-            </w:pPr>
-            <w:r>
-              <w:rPr>
-                <w:sz w:val="16"/>
-                <w:szCs w:val="16"/>
-              </w:rPr>
-              <w:t xml:space="preserve"/>
+              <w:spacing w:before="12" w:after="12"/>
+            </w:pPr>
+            <w:r>
+              <w:rPr>
+                <w:b/>
+                <w:bCs/>
+                <w:color w:val="8186EF"/>
+                <w:sz w:val="16"/>
+                <w:szCs w:val="16"/>
+              </w:rPr>
+              <w:t xml:space="preserve">22  </w:t>
+            </w:r>
+            <w:r>
+              <w:rPr>
+                <w:sz w:val="16"/>
+                <w:szCs w:val="16"/>
+              </w:rPr>
+              <w:t xml:space="preserve">activity analysis</w:t>
             </w:r>
           </w:p>
         </w:tc>
@@ -14121,7 +14309,7 @@
           <w:sz w:val="15"/>
           <w:szCs w:val="15"/>
         </w:rPr>
-        <w:t xml:space="preserve">This example puts every standard on one card and shows where each number came. Concentrate: 5.4 liters net ÷ 90% yield = 6.0 liters, at $0.90 a liter. Bottles, caps and carton: from the Jordan Glass and supplier contracts. Direct labor: 0.050 hours at $12.00 an hour. Overhead: 0.02 machine hours at the variable and fixed rates from the.</w:t>
+        <w:t xml:space="preserve">This example puts every standard on one card and shows where each number came. Concentrate: 5.4 liters net ÷ 90% yield = 6.0 liters, at $0.90 a liter. Bottles, caps and carton: from the Jordan Glass and supplier contracts. Direct labor: 0.050 hours at $12.00 an hour. Overhead: 0.02 machine hours at the variable and fixed rates from the. The total is $12.60 a case, the standard used throughout Book 2.</w:t>
       </w:r>
     </w:p>
     <w:p>

--- a/CMA_Summaries_B2_Ch18.docx
+++ b/CMA_Summaries_B2_Ch18.docx
@@ -231,7 +231,7 @@
           <w:sz w:val="16"/>
           <w:szCs w:val="16"/>
         </w:rPr>
-        <w:t xml:space="preserve">      gaps 4–7</w:t>
+        <w:t xml:space="preserve">      gaps 4–6</w:t>
       </w:r>
     </w:p>
     <w:p>
@@ -315,7 +315,14 @@
           <w:sz w:val="19"/>
           <w:szCs w:val="19"/>
         </w:rPr>
-        <w:t xml:space="preserve">The standard cost card lists, for one unit, the standard </w:t>
+        <w:t xml:space="preserve">The standard cost card lists, for one unit, the standard quantity and the standard price of every input. </w:t>
+      </w:r>
+      <w:r>
+        <w:rPr>
+          <w:sz w:val="19"/>
+          <w:szCs w:val="19"/>
+        </w:rPr>
+        <w:t xml:space="preserve"/>
       </w:r>
       <w:r>
         <w:rPr>
@@ -326,45 +333,6 @@
           <w:szCs w:val="15"/>
         </w:rPr>
         <w:t xml:space="preserve"> (6) </w:t>
-      </w:r>
-      <w:r>
-        <w:rPr>
-          <w:u w:val="single"/>
-          <w:sz w:val="19"/>
-          <w:szCs w:val="19"/>
-        </w:rPr>
-        <w:t xml:space="preserve">           </w:t>
-      </w:r>
-      <w:r>
-        <w:rPr>
-          <w:sz w:val="19"/>
-          <w:szCs w:val="19"/>
-        </w:rPr>
-        <w:t xml:space="preserve"> </w:t>
-      </w:r>
-      <w:r>
-        <w:rPr>
-          <w:sz w:val="19"/>
-          <w:szCs w:val="19"/>
-        </w:rPr>
-        <w:t xml:space="preserve"> and the standard price of every input. </w:t>
-      </w:r>
-      <w:r>
-        <w:rPr>
-          <w:sz w:val="19"/>
-          <w:szCs w:val="19"/>
-        </w:rPr>
-        <w:t xml:space="preserve"/>
-      </w:r>
-      <w:r>
-        <w:rPr>
-          <w:b/>
-          <w:bCs/>
-          <w:color w:val="8186EF"/>
-          <w:sz w:val="15"/>
-          <w:szCs w:val="15"/>
-        </w:rPr>
-        <w:t xml:space="preserve"> (7) </w:t>
       </w:r>
       <w:r>
         <w:rPr>
@@ -444,7 +412,7 @@
                 <w:sz w:val="16"/>
                 <w:szCs w:val="16"/>
               </w:rPr>
-              <w:t xml:space="preserve">quantity   ·   efficient   ·   Budgets   ·   conditions   ·   expected</w:t>
+              <w:t xml:space="preserve">Budgets   ·   conditions   ·   planned   ·   expected</w:t>
             </w:r>
           </w:p>
         </w:tc>
@@ -559,7 +527,7 @@
       <w:r>
         <w:drawing>
           <wp:inline distT="0" distB="0" distL="0" distR="0">
-            <wp:extent cx="5734050" cy="2851925"/>
+            <wp:extent cx="5734050" cy="3915750"/>
             <wp:effectExtent t="0" r="0" b="0" l="0"/>
             <wp:docPr id="1" name="" descr="" title=""/>
             <wp:cNvGraphicFramePr>
@@ -584,7 +552,7 @@
                   <pic:spPr bwMode="auto">
                     <a:xfrm>
                       <a:off x="0" y="0"/>
-                      <a:ext cx="5734050" cy="2851925"/>
+                      <a:ext cx="5734050" cy="3915750"/>
                     </a:xfrm>
                     <a:prstGeom prst="rect">
                       <a:avLst/>
@@ -679,7 +647,7 @@
           <w:sz w:val="16"/>
           <w:szCs w:val="16"/>
         </w:rPr>
-        <w:t xml:space="preserve">      gaps 11–13</w:t>
+        <w:t xml:space="preserve">      gaps 10–12</w:t>
       </w:r>
     </w:p>
     <w:p>
@@ -702,7 +670,7 @@
           <w:sz w:val="15"/>
           <w:szCs w:val="15"/>
         </w:rPr>
-        <w:t xml:space="preserve"> (11) </w:t>
+        <w:t xml:space="preserve"> (10) </w:t>
       </w:r>
       <w:r>
         <w:rPr>
@@ -741,7 +709,7 @@
           <w:sz w:val="15"/>
           <w:szCs w:val="15"/>
         </w:rPr>
-        <w:t xml:space="preserve"> (12) </w:t>
+        <w:t xml:space="preserve"> (11) </w:t>
       </w:r>
       <w:r>
         <w:rPr>
@@ -780,7 +748,7 @@
           <w:sz w:val="15"/>
           <w:szCs w:val="15"/>
         </w:rPr>
-        <w:t xml:space="preserve"> (13) </w:t>
+        <w:t xml:space="preserve"> (12) </w:t>
       </w:r>
       <w:r>
         <w:rPr>
@@ -1143,7 +1111,7 @@
                 <w:sz w:val="16"/>
                 <w:szCs w:val="16"/>
               </w:rPr>
-              <w:t xml:space="preserve">8  </w:t>
+              <w:t xml:space="preserve">7  </w:t>
             </w:r>
             <w:r>
               <w:rPr>
@@ -1211,7 +1179,7 @@
                 <w:sz w:val="16"/>
                 <w:szCs w:val="16"/>
               </w:rPr>
-              <w:t xml:space="preserve">9  </w:t>
+              <w:t xml:space="preserve">8  </w:t>
             </w:r>
             <w:r>
               <w:rPr>
@@ -1279,7 +1247,7 @@
                 <w:sz w:val="16"/>
                 <w:szCs w:val="16"/>
               </w:rPr>
-              <w:t xml:space="preserve">10  </w:t>
+              <w:t xml:space="preserve">9  </w:t>
             </w:r>
             <w:r>
               <w:rPr>
@@ -1347,7 +1315,7 @@
                 <w:sz w:val="16"/>
                 <w:szCs w:val="16"/>
               </w:rPr>
-              <w:t xml:space="preserve">11  </w:t>
+              <w:t xml:space="preserve">10  </w:t>
             </w:r>
             <w:r>
               <w:rPr>
@@ -1415,7 +1383,7 @@
                 <w:sz w:val="16"/>
                 <w:szCs w:val="16"/>
               </w:rPr>
-              <w:t xml:space="preserve">12  </w:t>
+              <w:t xml:space="preserve">11  </w:t>
             </w:r>
             <w:r>
               <w:rPr>
@@ -1457,7 +1425,7 @@
                 <w:sz w:val="16"/>
                 <w:szCs w:val="16"/>
               </w:rPr>
-              <w:t xml:space="preserve">quantity</w:t>
+              <w:t xml:space="preserve">Budgets</w:t>
             </w:r>
           </w:p>
         </w:tc>
@@ -1483,7 +1451,7 @@
                 <w:sz w:val="16"/>
                 <w:szCs w:val="16"/>
               </w:rPr>
-              <w:t xml:space="preserve">13  </w:t>
+              <w:t xml:space="preserve">12  </w:t>
             </w:r>
             <w:r>
               <w:rPr>
@@ -1491,64 +1459,6 @@
                 <w:szCs w:val="16"/>
               </w:rPr>
               <w:t xml:space="preserve">therefore</w:t>
-            </w:r>
-          </w:p>
-        </w:tc>
-      </w:tr>
-      <w:tr>
-        <w:tc>
-          <w:tcPr>
-            <w:tcW w:type="pct" w:w="2500"/>
-            <w:tcMar>
-              <w:top w:type="dxa" w:w="20"/>
-              <w:left w:type="dxa" w:w="80"/>
-              <w:bottom w:type="dxa" w:w="20"/>
-              <w:right w:type="dxa" w:w="80"/>
-            </w:tcMar>
-          </w:tcPr>
-          <w:p>
-            <w:pPr>
-              <w:spacing w:before="12" w:after="12"/>
-            </w:pPr>
-            <w:r>
-              <w:rPr>
-                <w:b/>
-                <w:bCs/>
-                <w:color w:val="8186EF"/>
-                <w:sz w:val="16"/>
-                <w:szCs w:val="16"/>
-              </w:rPr>
-              <w:t xml:space="preserve">7  </w:t>
-            </w:r>
-            <w:r>
-              <w:rPr>
-                <w:sz w:val="16"/>
-                <w:szCs w:val="16"/>
-              </w:rPr>
-              <w:t xml:space="preserve">Budgets</w:t>
-            </w:r>
-          </w:p>
-        </w:tc>
-        <w:tc>
-          <w:tcPr>
-            <w:tcW w:type="pct" w:w="2500"/>
-            <w:tcMar>
-              <w:top w:type="dxa" w:w="20"/>
-              <w:left w:type="dxa" w:w="80"/>
-              <w:bottom w:type="dxa" w:w="20"/>
-              <w:right w:type="dxa" w:w="80"/>
-            </w:tcMar>
-          </w:tcPr>
-          <w:p>
-            <w:pPr>
-              <w:spacing w:before="24" w:after="24"/>
-            </w:pPr>
-            <w:r>
-              <w:rPr>
-                <w:sz w:val="16"/>
-                <w:szCs w:val="16"/>
-              </w:rPr>
-              <w:t xml:space="preserve"/>
             </w:r>
           </w:p>
         </w:tc>
@@ -1735,7 +1645,7 @@
           <w:sz w:val="19"/>
           <w:szCs w:val="19"/>
         </w:rPr>
-        <w:t xml:space="preserve">An ideal standard assumes perfect </w:t>
+        <w:t xml:space="preserve">An ideal standard </w:t>
       </w:r>
       <w:r>
         <w:rPr>
@@ -1753,7 +1663,7 @@
           <w:sz w:val="19"/>
           <w:szCs w:val="19"/>
         </w:rPr>
-        <w:t xml:space="preserve">            </w:t>
+        <w:t xml:space="preserve">           </w:t>
       </w:r>
       <w:r>
         <w:rPr>
@@ -1767,7 +1677,7 @@
           <w:sz w:val="19"/>
           <w:szCs w:val="19"/>
         </w:rPr>
-        <w:t xml:space="preserve">: no waste, no rest, no </w:t>
+        <w:t xml:space="preserve"> perfect conditions: no waste, no rest, no </w:t>
       </w:r>
       <w:r>
         <w:rPr>
@@ -1806,7 +1716,7 @@
           <w:sz w:val="19"/>
           <w:szCs w:val="19"/>
         </w:rPr>
-        <w:t xml:space="preserve">A </w:t>
+        <w:t xml:space="preserve">A currently attainable standard </w:t>
       </w:r>
       <w:r>
         <w:rPr>
@@ -1838,7 +1748,14 @@
           <w:sz w:val="19"/>
           <w:szCs w:val="19"/>
         </w:rPr>
-        <w:t xml:space="preserve"> attainable standard allows for normal loss, rest, setups and normal </w:t>
+        <w:t xml:space="preserve"> for normal loss, rest, setups and normal downtime. </w:t>
+      </w:r>
+      <w:r>
+        <w:rPr>
+          <w:sz w:val="19"/>
+          <w:szCs w:val="19"/>
+        </w:rPr>
+        <w:t xml:space="preserve">It is hard but </w:t>
       </w:r>
       <w:r>
         <w:rPr>
@@ -1870,14 +1787,7 @@
           <w:sz w:val="19"/>
           <w:szCs w:val="19"/>
         </w:rPr>
-        <w:t xml:space="preserve">. </w:t>
-      </w:r>
-      <w:r>
-        <w:rPr>
-          <w:sz w:val="19"/>
-          <w:szCs w:val="19"/>
-        </w:rPr>
-        <w:t xml:space="preserve">It is hard but </w:t>
+        <w:t xml:space="preserve"> for a trained team working </w:t>
       </w:r>
       <w:r>
         <w:rPr>
@@ -1895,7 +1805,7 @@
           <w:sz w:val="19"/>
           <w:szCs w:val="19"/>
         </w:rPr>
-        <w:t xml:space="preserve">           </w:t>
+        <w:t xml:space="preserve">             </w:t>
       </w:r>
       <w:r>
         <w:rPr>
@@ -1909,7 +1819,21 @@
           <w:sz w:val="19"/>
           <w:szCs w:val="19"/>
         </w:rPr>
-        <w:t xml:space="preserve"> for a trained team working </w:t>
+        <w:t xml:space="preserve">. </w:t>
+      </w:r>
+      <w:r>
+        <w:rPr>
+          <w:sz w:val="19"/>
+          <w:szCs w:val="19"/>
+        </w:rPr>
+        <w:t xml:space="preserve">For juice labor, the ideal is 0.040 hours a case; the standard set is 0.050 hours. </w:t>
+      </w:r>
+      <w:r>
+        <w:rPr>
+          <w:sz w:val="19"/>
+          <w:szCs w:val="19"/>
+        </w:rPr>
+        <w:t xml:space="preserve">Budgets and product costs use attainable </w:t>
       </w:r>
       <w:r>
         <w:rPr>
@@ -1927,7 +1851,7 @@
           <w:sz w:val="19"/>
           <w:szCs w:val="19"/>
         </w:rPr>
-        <w:t xml:space="preserve">             </w:t>
+        <w:t xml:space="preserve">           </w:t>
       </w:r>
       <w:r>
         <w:rPr>
@@ -1941,21 +1865,7 @@
           <w:sz w:val="19"/>
           <w:szCs w:val="19"/>
         </w:rPr>
-        <w:t xml:space="preserve">. </w:t>
-      </w:r>
-      <w:r>
-        <w:rPr>
-          <w:sz w:val="19"/>
-          <w:szCs w:val="19"/>
-        </w:rPr>
-        <w:t xml:space="preserve">For juice labor, the ideal is 0.040 hours a case; the standard set is 0.050 hours. </w:t>
-      </w:r>
-      <w:r>
-        <w:rPr>
-          <w:sz w:val="19"/>
-          <w:szCs w:val="19"/>
-        </w:rPr>
-        <w:t xml:space="preserve">Budgets and product costs use attainable standards; the ideal shows how much waste is still left to remove. </w:t>
+        <w:t xml:space="preserve">; the ideal shows how much waste is still left to remove. </w:t>
       </w:r>
     </w:p>
     <w:tbl>
@@ -2013,7 +1923,7 @@
                 <w:sz w:val="16"/>
                 <w:szCs w:val="16"/>
               </w:rPr>
-              <w:t xml:space="preserve">downtime   ·   conditions   ·   breakdowns   ·   possible   ·   perfect   ·   currently   ·   efficiently</w:t>
+              <w:t xml:space="preserve">possible   ·   assumes   ·   breakdowns   ·   efficiently   ·   perfect   ·   allows   ·   standards</w:t>
             </w:r>
           </w:p>
         </w:tc>
@@ -2034,9 +1944,9 @@
         </w:tblBorders>
       </w:tblPr>
       <w:tblGrid>
-        <w:gridCol w:w="2567"/>
-        <w:gridCol w:w="2809"/>
-        <w:gridCol w:w="4224"/>
+        <w:gridCol w:w="1979"/>
+        <w:gridCol w:w="3971"/>
+        <w:gridCol w:w="3650"/>
       </w:tblGrid>
       <w:tr>
         <w:tc>
@@ -2071,7 +1981,7 @@
       <w:tr>
         <w:tc>
           <w:tcPr>
-            <w:tcW w:type="pct" w:w="1337"/>
+            <w:tcW w:type="pct" w:w="1030"/>
             <w:shd w:fill="353A7C" w:val="clear"/>
             <w:tcMar>
               <w:top w:type="dxa" w:w="50"/>
@@ -2098,7 +2008,7 @@
         </w:tc>
         <w:tc>
           <w:tcPr>
-            <w:tcW w:type="pct" w:w="1463"/>
+            <w:tcW w:type="pct" w:w="2068"/>
             <w:shd w:fill="353A7C" w:val="clear"/>
             <w:tcMar>
               <w:top w:type="dxa" w:w="50"/>
@@ -2125,7 +2035,7 @@
         </w:tc>
         <w:tc>
           <w:tcPr>
-            <w:tcW w:type="pct" w:w="2200"/>
+            <w:tcW w:type="pct" w:w="1901"/>
             <w:shd w:fill="353A7C" w:val="clear"/>
             <w:tcMar>
               <w:top w:type="dxa" w:w="50"/>
@@ -2154,7 +2064,7 @@
       <w:tr>
         <w:tc>
           <w:tcPr>
-            <w:tcW w:type="pct" w:w="1337"/>
+            <w:tcW w:type="pct" w:w="1030"/>
             <w:tcMar>
               <w:top w:type="dxa" w:w="50"/>
               <w:left w:type="dxa" w:w="110"/>
@@ -2177,30 +2087,7 @@
         </w:tc>
         <w:tc>
           <w:tcPr>
-            <w:tcW w:type="pct" w:w="1463"/>
-            <w:tcMar>
-              <w:top w:type="dxa" w:w="50"/>
-              <w:left w:type="dxa" w:w="110"/>
-              <w:bottom w:type="dxa" w:w="50"/>
-              <w:right w:type="dxa" w:w="110"/>
-            </w:tcMar>
-          </w:tcPr>
-          <w:p>
-            <w:pPr>
-              <w:spacing w:before="28" w:after="28"/>
-            </w:pPr>
-            <w:r>
-              <w:rPr>
-                <w:sz w:val="15"/>
-                <w:szCs w:val="15"/>
-              </w:rPr>
-              <w:t xml:space="preserve">None: perfect conditions</w:t>
-            </w:r>
-          </w:p>
-        </w:tc>
-        <w:tc>
-          <w:tcPr>
-            <w:tcW w:type="pct" w:w="2200"/>
+            <w:tcW w:type="pct" w:w="2068"/>
             <w:shd w:fill="FFFFFF" w:val="clear"/>
             <w:tcMar>
               <w:top w:type="dxa" w:w="50"/>
@@ -2225,12 +2112,9 @@
             </w:r>
           </w:p>
         </w:tc>
-      </w:tr>
-      <w:tr>
-        <w:tc>
-          <w:tcPr>
-            <w:tcW w:type="pct" w:w="1337"/>
-            <w:shd w:fill="FBFAF6" w:val="clear"/>
+        <w:tc>
+          <w:tcPr>
+            <w:tcW w:type="pct" w:w="1901"/>
             <w:tcMar>
               <w:top w:type="dxa" w:w="50"/>
               <w:left w:type="dxa" w:w="110"/>
@@ -2247,13 +2131,15 @@
                 <w:sz w:val="15"/>
                 <w:szCs w:val="15"/>
               </w:rPr>
-              <w:t xml:space="preserve">Juice labor per case</w:t>
-            </w:r>
-          </w:p>
-        </w:tc>
-        <w:tc>
-          <w:tcPr>
-            <w:tcW w:type="pct" w:w="1463"/>
+              <w:t xml:space="preserve">Normal loss, rest, setups, normal downtime</w:t>
+            </w:r>
+          </w:p>
+        </w:tc>
+      </w:tr>
+      <w:tr>
+        <w:tc>
+          <w:tcPr>
+            <w:tcW w:type="pct" w:w="1030"/>
             <w:shd w:fill="FBFAF6" w:val="clear"/>
             <w:tcMar>
               <w:top w:type="dxa" w:w="50"/>
@@ -2271,13 +2157,182 @@
                 <w:sz w:val="15"/>
                 <w:szCs w:val="15"/>
               </w:rPr>
+              <w:t xml:space="preserve">Juice labor per case</w:t>
+            </w:r>
+          </w:p>
+        </w:tc>
+        <w:tc>
+          <w:tcPr>
+            <w:tcW w:type="pct" w:w="2068"/>
+            <w:shd w:fill="FBFAF6" w:val="clear"/>
+            <w:tcMar>
+              <w:top w:type="dxa" w:w="50"/>
+              <w:left w:type="dxa" w:w="110"/>
+              <w:bottom w:type="dxa" w:w="50"/>
+              <w:right w:type="dxa" w:w="110"/>
+            </w:tcMar>
+          </w:tcPr>
+          <w:p>
+            <w:pPr>
+              <w:spacing w:before="28" w:after="28"/>
+            </w:pPr>
+            <w:r>
+              <w:rPr>
+                <w:sz w:val="15"/>
+                <w:szCs w:val="15"/>
+              </w:rPr>
               <w:t xml:space="preserve">0.040 hours</w:t>
             </w:r>
           </w:p>
         </w:tc>
         <w:tc>
           <w:tcPr>
-            <w:tcW w:type="pct" w:w="2200"/>
+            <w:tcW w:type="pct" w:w="1901"/>
+            <w:shd w:fill="FBFAF6" w:val="clear"/>
+            <w:tcMar>
+              <w:top w:type="dxa" w:w="50"/>
+              <w:left w:type="dxa" w:w="110"/>
+              <w:bottom w:type="dxa" w:w="50"/>
+              <w:right w:type="dxa" w:w="110"/>
+            </w:tcMar>
+          </w:tcPr>
+          <w:p>
+            <w:pPr>
+              <w:spacing w:before="28" w:after="28"/>
+            </w:pPr>
+            <w:r>
+              <w:rPr>
+                <w:sz w:val="15"/>
+                <w:szCs w:val="15"/>
+              </w:rPr>
+              <w:t xml:space="preserve">0.050 hours</w:t>
+            </w:r>
+          </w:p>
+        </w:tc>
+      </w:tr>
+      <w:tr>
+        <w:tc>
+          <w:tcPr>
+            <w:tcW w:type="pct" w:w="1030"/>
+            <w:tcMar>
+              <w:top w:type="dxa" w:w="50"/>
+              <w:left w:type="dxa" w:w="110"/>
+              <w:bottom w:type="dxa" w:w="50"/>
+              <w:right w:type="dxa" w:w="110"/>
+            </w:tcMar>
+          </w:tcPr>
+          <w:p>
+            <w:pPr>
+              <w:spacing w:before="28" w:after="28"/>
+            </w:pPr>
+            <w:r>
+              <w:rPr>
+                <w:sz w:val="15"/>
+                <w:szCs w:val="15"/>
+              </w:rPr>
+              <w:t xml:space="preserve">Labor cost per case</w:t>
+            </w:r>
+          </w:p>
+        </w:tc>
+        <w:tc>
+          <w:tcPr>
+            <w:tcW w:type="pct" w:w="2068"/>
+            <w:tcMar>
+              <w:top w:type="dxa" w:w="50"/>
+              <w:left w:type="dxa" w:w="110"/>
+              <w:bottom w:type="dxa" w:w="50"/>
+              <w:right w:type="dxa" w:w="110"/>
+            </w:tcMar>
+          </w:tcPr>
+          <w:p>
+            <w:pPr>
+              <w:spacing w:before="28" w:after="28"/>
+            </w:pPr>
+            <w:r>
+              <w:rPr>
+                <w:sz w:val="15"/>
+                <w:szCs w:val="15"/>
+              </w:rPr>
+              <w:t xml:space="preserve">$0.48</w:t>
+            </w:r>
+          </w:p>
+        </w:tc>
+        <w:tc>
+          <w:tcPr>
+            <w:tcW w:type="pct" w:w="1901"/>
+            <w:tcMar>
+              <w:top w:type="dxa" w:w="50"/>
+              <w:left w:type="dxa" w:w="110"/>
+              <w:bottom w:type="dxa" w:w="50"/>
+              <w:right w:type="dxa" w:w="110"/>
+            </w:tcMar>
+          </w:tcPr>
+          <w:p>
+            <w:pPr>
+              <w:spacing w:before="28" w:after="28"/>
+            </w:pPr>
+            <w:r>
+              <w:rPr>
+                <w:sz w:val="15"/>
+                <w:szCs w:val="15"/>
+              </w:rPr>
+              <w:t xml:space="preserve">$0.60</w:t>
+            </w:r>
+          </w:p>
+        </w:tc>
+      </w:tr>
+      <w:tr>
+        <w:tc>
+          <w:tcPr>
+            <w:tcW w:type="pct" w:w="1030"/>
+            <w:shd w:fill="FBFAF6" w:val="clear"/>
+            <w:tcMar>
+              <w:top w:type="dxa" w:w="50"/>
+              <w:left w:type="dxa" w:w="110"/>
+              <w:bottom w:type="dxa" w:w="50"/>
+              <w:right w:type="dxa" w:w="110"/>
+            </w:tcMar>
+          </w:tcPr>
+          <w:p>
+            <w:pPr>
+              <w:spacing w:before="28" w:after="28"/>
+            </w:pPr>
+            <w:r>
+              <w:rPr>
+                <w:sz w:val="15"/>
+                <w:szCs w:val="15"/>
+              </w:rPr>
+              <w:t xml:space="preserve">Best use</w:t>
+            </w:r>
+          </w:p>
+        </w:tc>
+        <w:tc>
+          <w:tcPr>
+            <w:tcW w:type="pct" w:w="2068"/>
+            <w:shd w:fill="FBFAF6" w:val="clear"/>
+            <w:tcMar>
+              <w:top w:type="dxa" w:w="50"/>
+              <w:left w:type="dxa" w:w="110"/>
+              <w:bottom w:type="dxa" w:w="50"/>
+              <w:right w:type="dxa" w:w="110"/>
+            </w:tcMar>
+          </w:tcPr>
+          <w:p>
+            <w:pPr>
+              <w:spacing w:before="28" w:after="28"/>
+            </w:pPr>
+            <w:r>
+              <w:rPr>
+                <w:sz w:val="15"/>
+                <w:szCs w:val="15"/>
+              </w:rPr>
+              <w:t xml:space="preserve">Shows the direction of improvement (Chapter 16)</w:t>
+            </w:r>
+          </w:p>
+        </w:tc>
+        <w:tc>
+          <w:tcPr>
+            <w:tcW w:type="pct" w:w="1901"/>
             <w:shd w:fill="FFFFFF" w:val="clear"/>
             <w:tcMar>
               <w:top w:type="dxa" w:w="50"/>
@@ -2299,154 +2354,6 @@
                 <w:szCs w:val="14"/>
               </w:rPr>
               <w:t xml:space="preserve">(8)</w:t>
-            </w:r>
-          </w:p>
-        </w:tc>
-      </w:tr>
-      <w:tr>
-        <w:tc>
-          <w:tcPr>
-            <w:tcW w:type="pct" w:w="1337"/>
-            <w:tcMar>
-              <w:top w:type="dxa" w:w="50"/>
-              <w:left w:type="dxa" w:w="110"/>
-              <w:bottom w:type="dxa" w:w="50"/>
-              <w:right w:type="dxa" w:w="110"/>
-            </w:tcMar>
-          </w:tcPr>
-          <w:p>
-            <w:pPr>
-              <w:spacing w:before="28" w:after="28"/>
-            </w:pPr>
-            <w:r>
-              <w:rPr>
-                <w:sz w:val="15"/>
-                <w:szCs w:val="15"/>
-              </w:rPr>
-              <w:t xml:space="preserve">Labor cost per case</w:t>
-            </w:r>
-          </w:p>
-        </w:tc>
-        <w:tc>
-          <w:tcPr>
-            <w:tcW w:type="pct" w:w="1463"/>
-            <w:tcMar>
-              <w:top w:type="dxa" w:w="50"/>
-              <w:left w:type="dxa" w:w="110"/>
-              <w:bottom w:type="dxa" w:w="50"/>
-              <w:right w:type="dxa" w:w="110"/>
-            </w:tcMar>
-          </w:tcPr>
-          <w:p>
-            <w:pPr>
-              <w:spacing w:before="28" w:after="28"/>
-            </w:pPr>
-            <w:r>
-              <w:rPr>
-                <w:sz w:val="15"/>
-                <w:szCs w:val="15"/>
-              </w:rPr>
-              <w:t xml:space="preserve">$0.48</w:t>
-            </w:r>
-          </w:p>
-        </w:tc>
-        <w:tc>
-          <w:tcPr>
-            <w:tcW w:type="pct" w:w="2200"/>
-            <w:tcMar>
-              <w:top w:type="dxa" w:w="50"/>
-              <w:left w:type="dxa" w:w="110"/>
-              <w:bottom w:type="dxa" w:w="50"/>
-              <w:right w:type="dxa" w:w="110"/>
-            </w:tcMar>
-          </w:tcPr>
-          <w:p>
-            <w:pPr>
-              <w:spacing w:before="28" w:after="28"/>
-            </w:pPr>
-            <w:r>
-              <w:rPr>
-                <w:sz w:val="15"/>
-                <w:szCs w:val="15"/>
-              </w:rPr>
-              <w:t xml:space="preserve">$0.60</w:t>
-            </w:r>
-          </w:p>
-        </w:tc>
-      </w:tr>
-      <w:tr>
-        <w:tc>
-          <w:tcPr>
-            <w:tcW w:type="pct" w:w="1337"/>
-            <w:shd w:fill="FBFAF6" w:val="clear"/>
-            <w:tcMar>
-              <w:top w:type="dxa" w:w="50"/>
-              <w:left w:type="dxa" w:w="110"/>
-              <w:bottom w:type="dxa" w:w="50"/>
-              <w:right w:type="dxa" w:w="110"/>
-            </w:tcMar>
-          </w:tcPr>
-          <w:p>
-            <w:pPr>
-              <w:spacing w:before="28" w:after="28"/>
-            </w:pPr>
-            <w:r>
-              <w:rPr>
-                <w:sz w:val="15"/>
-                <w:szCs w:val="15"/>
-              </w:rPr>
-              <w:t xml:space="preserve">Best use</w:t>
-            </w:r>
-          </w:p>
-        </w:tc>
-        <w:tc>
-          <w:tcPr>
-            <w:tcW w:type="pct" w:w="1463"/>
-            <w:shd w:fill="FFFFFF" w:val="clear"/>
-            <w:tcMar>
-              <w:top w:type="dxa" w:w="50"/>
-              <w:left w:type="dxa" w:w="110"/>
-              <w:bottom w:type="dxa" w:w="50"/>
-              <w:right w:type="dxa" w:w="110"/>
-            </w:tcMar>
-          </w:tcPr>
-          <w:p>
-            <w:pPr>
-              <w:spacing w:before="46" w:after="46"/>
-            </w:pPr>
-            <w:r>
-              <w:rPr>
-                <w:b/>
-                <w:bCs/>
-                <w:color w:val="8186EF"/>
-                <w:sz w:val="14"/>
-                <w:szCs w:val="14"/>
-              </w:rPr>
-              <w:t xml:space="preserve">(9)</w:t>
-            </w:r>
-          </w:p>
-        </w:tc>
-        <w:tc>
-          <w:tcPr>
-            <w:tcW w:type="pct" w:w="2200"/>
-            <w:shd w:fill="FBFAF6" w:val="clear"/>
-            <w:tcMar>
-              <w:top w:type="dxa" w:w="50"/>
-              <w:left w:type="dxa" w:w="110"/>
-              <w:bottom w:type="dxa" w:w="50"/>
-              <w:right w:type="dxa" w:w="110"/>
-            </w:tcMar>
-          </w:tcPr>
-          <w:p>
-            <w:pPr>
-              <w:spacing w:before="28" w:after="28"/>
-            </w:pPr>
-            <w:r>
-              <w:rPr>
-                <w:sz w:val="15"/>
-                <w:szCs w:val="15"/>
-              </w:rPr>
-              <w:t xml:space="preserve">Budgets, product costs and judging performance</w:t>
             </w:r>
           </w:p>
         </w:tc>
@@ -2508,7 +2415,7 @@
                 <w:sz w:val="16"/>
                 <w:szCs w:val="16"/>
               </w:rPr>
-              <w:t xml:space="preserve">Shows the direction of improvement (Chapter 16)   ·   0.040 hours   ·   0.050 hours   ·   Normal loss, rest, setups, normal downtime</w:t>
+              <w:t xml:space="preserve">Normal loss, rest, setups, normal downtime   ·   Budgets, product costs and judging performance   ·   None: perfect conditions</w:t>
             </w:r>
           </w:p>
         </w:tc>
@@ -2765,7 +2672,7 @@
                 <w:sz w:val="16"/>
                 <w:szCs w:val="16"/>
               </w:rPr>
-              <w:t xml:space="preserve">conditions</w:t>
+              <w:t xml:space="preserve">assumes</w:t>
             </w:r>
           </w:p>
         </w:tc>
@@ -2791,7 +2698,7 @@
                 <w:sz w:val="16"/>
                 <w:szCs w:val="16"/>
               </w:rPr>
-              <w:t xml:space="preserve">6  </w:t>
+              <w:t xml:space="preserve">5  </w:t>
             </w:r>
             <w:r>
               <w:rPr>
@@ -2859,14 +2766,14 @@
                 <w:sz w:val="16"/>
                 <w:szCs w:val="16"/>
               </w:rPr>
-              <w:t xml:space="preserve">7  </w:t>
-            </w:r>
-            <w:r>
-              <w:rPr>
-                <w:sz w:val="16"/>
-                <w:szCs w:val="16"/>
-              </w:rPr>
-              <w:t xml:space="preserve">Normal loss, rest, setups, normal downtime</w:t>
+              <w:t xml:space="preserve">6  </w:t>
+            </w:r>
+            <w:r>
+              <w:rPr>
+                <w:sz w:val="16"/>
+                <w:szCs w:val="16"/>
+              </w:rPr>
+              <w:t xml:space="preserve">standards</w:t>
             </w:r>
           </w:p>
         </w:tc>
@@ -2901,7 +2808,7 @@
                 <w:sz w:val="16"/>
                 <w:szCs w:val="16"/>
               </w:rPr>
-              <w:t xml:space="preserve">currently</w:t>
+              <w:t xml:space="preserve">allows</w:t>
             </w:r>
           </w:p>
         </w:tc>
@@ -2927,14 +2834,14 @@
                 <w:sz w:val="16"/>
                 <w:szCs w:val="16"/>
               </w:rPr>
-              <w:t xml:space="preserve">8  </w:t>
-            </w:r>
-            <w:r>
-              <w:rPr>
-                <w:sz w:val="16"/>
-                <w:szCs w:val="16"/>
-              </w:rPr>
-              <w:t xml:space="preserve">0.050 hours</w:t>
+              <w:t xml:space="preserve">7  </w:t>
+            </w:r>
+            <w:r>
+              <w:rPr>
+                <w:sz w:val="16"/>
+                <w:szCs w:val="16"/>
+              </w:rPr>
+              <w:t xml:space="preserve">None: perfect conditions</w:t>
             </w:r>
           </w:p>
         </w:tc>
@@ -2969,7 +2876,7 @@
                 <w:sz w:val="16"/>
                 <w:szCs w:val="16"/>
               </w:rPr>
-              <w:t xml:space="preserve">downtime</w:t>
+              <w:t xml:space="preserve">possible</w:t>
             </w:r>
           </w:p>
         </w:tc>
@@ -2995,72 +2902,14 @@
                 <w:sz w:val="16"/>
                 <w:szCs w:val="16"/>
               </w:rPr>
-              <w:t xml:space="preserve">9  </w:t>
-            </w:r>
-            <w:r>
-              <w:rPr>
-                <w:sz w:val="16"/>
-                <w:szCs w:val="16"/>
-              </w:rPr>
-              <w:t xml:space="preserve">Shows the direction of improvement (Chapter 16)</w:t>
-            </w:r>
-          </w:p>
-        </w:tc>
-      </w:tr>
-      <w:tr>
-        <w:tc>
-          <w:tcPr>
-            <w:tcW w:type="pct" w:w="2500"/>
-            <w:tcMar>
-              <w:top w:type="dxa" w:w="20"/>
-              <w:left w:type="dxa" w:w="80"/>
-              <w:bottom w:type="dxa" w:w="20"/>
-              <w:right w:type="dxa" w:w="80"/>
-            </w:tcMar>
-          </w:tcPr>
-          <w:p>
-            <w:pPr>
-              <w:spacing w:before="12" w:after="12"/>
-            </w:pPr>
-            <w:r>
-              <w:rPr>
-                <w:b/>
-                <w:bCs/>
-                <w:color w:val="8186EF"/>
-                <w:sz w:val="16"/>
-                <w:szCs w:val="16"/>
-              </w:rPr>
-              <w:t xml:space="preserve">5  </w:t>
-            </w:r>
-            <w:r>
-              <w:rPr>
-                <w:sz w:val="16"/>
-                <w:szCs w:val="16"/>
-              </w:rPr>
-              <w:t xml:space="preserve">possible</w:t>
-            </w:r>
-          </w:p>
-        </w:tc>
-        <w:tc>
-          <w:tcPr>
-            <w:tcW w:type="pct" w:w="2500"/>
-            <w:tcMar>
-              <w:top w:type="dxa" w:w="20"/>
-              <w:left w:type="dxa" w:w="80"/>
-              <w:bottom w:type="dxa" w:w="20"/>
-              <w:right w:type="dxa" w:w="80"/>
-            </w:tcMar>
-          </w:tcPr>
-          <w:p>
-            <w:pPr>
-              <w:spacing w:before="24" w:after="24"/>
-            </w:pPr>
-            <w:r>
-              <w:rPr>
-                <w:sz w:val="16"/>
-                <w:szCs w:val="16"/>
-              </w:rPr>
-              <w:t xml:space="preserve"/>
+              <w:t xml:space="preserve">8  </w:t>
+            </w:r>
+            <w:r>
+              <w:rPr>
+                <w:sz w:val="16"/>
+                <w:szCs w:val="16"/>
+              </w:rPr>
+              <w:t xml:space="preserve">Budgets, product costs and judging performance</w:t>
             </w:r>
           </w:p>
         </w:tc>
@@ -3223,7 +3072,21 @@
           <w:sz w:val="19"/>
           <w:szCs w:val="19"/>
         </w:rPr>
-        <w:t xml:space="preserve">An </w:t>
+        <w:t xml:space="preserve">An authoritative standard is set by management or engineers alone. </w:t>
+      </w:r>
+      <w:r>
+        <w:rPr>
+          <w:sz w:val="19"/>
+          <w:szCs w:val="19"/>
+        </w:rPr>
+        <w:t xml:space="preserve">A participative standard is set with the people who must meet it. </w:t>
+      </w:r>
+      <w:r>
+        <w:rPr>
+          <w:sz w:val="19"/>
+          <w:szCs w:val="19"/>
+        </w:rPr>
+        <w:t xml:space="preserve">The juice labor standard </w:t>
       </w:r>
       <w:r>
         <w:rPr>
@@ -3241,7 +3104,7 @@
           <w:sz w:val="19"/>
           <w:szCs w:val="19"/>
         </w:rPr>
-        <w:t xml:space="preserve">               </w:t>
+        <w:t xml:space="preserve">           </w:t>
       </w:r>
       <w:r>
         <w:rPr>
@@ -3255,14 +3118,14 @@
           <w:sz w:val="19"/>
           <w:szCs w:val="19"/>
         </w:rPr>
-        <w:t xml:space="preserve"> standard is set by management or engineers alone. </w:t>
-      </w:r>
-      <w:r>
-        <w:rPr>
-          <w:sz w:val="19"/>
-          <w:szCs w:val="19"/>
-        </w:rPr>
-        <w:t xml:space="preserve">A </w:t>
+        <w:t xml:space="preserve"> as an engineers' proposal of 0.045 hours a case. </w:t>
+      </w:r>
+      <w:r>
+        <w:rPr>
+          <w:sz w:val="19"/>
+          <w:szCs w:val="19"/>
+        </w:rPr>
+        <w:t xml:space="preserve">The line supervisors </w:t>
       </w:r>
       <w:r>
         <w:rPr>
@@ -3280,7 +3143,7 @@
           <w:sz w:val="19"/>
           <w:szCs w:val="19"/>
         </w:rPr>
-        <w:t xml:space="preserve">               </w:t>
+        <w:t xml:space="preserve">           </w:t>
       </w:r>
       <w:r>
         <w:rPr>
@@ -3294,14 +3157,7 @@
           <w:sz w:val="19"/>
           <w:szCs w:val="19"/>
         </w:rPr>
-        <w:t xml:space="preserve"> standard is set with the people who must meet it. </w:t>
-      </w:r>
-      <w:r>
-        <w:rPr>
-          <w:sz w:val="19"/>
-          <w:szCs w:val="19"/>
-        </w:rPr>
-        <w:t xml:space="preserve">The juice labor standard </w:t>
+        <w:t xml:space="preserve"> out that the proposal had no time for cleaning </w:t>
       </w:r>
       <w:r>
         <w:rPr>
@@ -3333,14 +3189,14 @@
           <w:sz w:val="19"/>
           <w:szCs w:val="19"/>
         </w:rPr>
-        <w:t xml:space="preserve"> as an engineers' proposal of 0.045 hours a case. </w:t>
-      </w:r>
-      <w:r>
-        <w:rPr>
-          <w:sz w:val="19"/>
-          <w:szCs w:val="19"/>
-        </w:rPr>
-        <w:t xml:space="preserve">The line </w:t>
+        <w:t xml:space="preserve"> runs. </w:t>
+      </w:r>
+      <w:r>
+        <w:rPr>
+          <w:sz w:val="19"/>
+          <w:szCs w:val="19"/>
+        </w:rPr>
+        <w:t xml:space="preserve">After the </w:t>
       </w:r>
       <w:r>
         <w:rPr>
@@ -3358,7 +3214,7 @@
           <w:sz w:val="19"/>
           <w:szCs w:val="19"/>
         </w:rPr>
-        <w:t xml:space="preserve">             </w:t>
+        <w:t xml:space="preserve">            </w:t>
       </w:r>
       <w:r>
         <w:rPr>
@@ -3372,14 +3228,14 @@
           <w:sz w:val="19"/>
           <w:szCs w:val="19"/>
         </w:rPr>
-        <w:t xml:space="preserve"> pointed out that the proposal had no time for cleaning between runs. </w:t>
-      </w:r>
-      <w:r>
-        <w:rPr>
-          <w:sz w:val="19"/>
-          <w:szCs w:val="19"/>
-        </w:rPr>
-        <w:t xml:space="preserve">After the </w:t>
+        <w:t xml:space="preserve">, the division set 0.050 hours. </w:t>
+      </w:r>
+      <w:r>
+        <w:rPr>
+          <w:sz w:val="19"/>
+          <w:szCs w:val="19"/>
+        </w:rPr>
+        <w:t xml:space="preserve"/>
       </w:r>
       <w:r>
         <w:rPr>
@@ -3397,7 +3253,7 @@
           <w:sz w:val="19"/>
           <w:szCs w:val="19"/>
         </w:rPr>
-        <w:t xml:space="preserve">            </w:t>
+        <w:t xml:space="preserve">               </w:t>
       </w:r>
       <w:r>
         <w:rPr>
@@ -3411,14 +3267,7 @@
           <w:sz w:val="19"/>
           <w:szCs w:val="19"/>
         </w:rPr>
-        <w:t xml:space="preserve">, the division set 0.050 hours. </w:t>
-      </w:r>
-      <w:r>
-        <w:rPr>
-          <w:sz w:val="19"/>
-          <w:szCs w:val="19"/>
-        </w:rPr>
-        <w:t xml:space="preserve"/>
+        <w:t xml:space="preserve"> builds acceptance, </w:t>
       </w:r>
       <w:r>
         <w:rPr>
@@ -3436,7 +3285,7 @@
           <w:sz w:val="19"/>
           <w:szCs w:val="19"/>
         </w:rPr>
-        <w:t xml:space="preserve">               </w:t>
+        <w:t xml:space="preserve">           </w:t>
       </w:r>
       <w:r>
         <w:rPr>
@@ -3450,14 +3299,14 @@
           <w:sz w:val="19"/>
           <w:szCs w:val="19"/>
         </w:rPr>
-        <w:t xml:space="preserve"> builds acceptance, because people help set the target. </w:t>
-      </w:r>
-      <w:r>
-        <w:rPr>
-          <w:sz w:val="19"/>
-          <w:szCs w:val="19"/>
-        </w:rPr>
-        <w:t xml:space="preserve">The risk is padding: people may ask for easy </w:t>
+        <w:t xml:space="preserve"> people help set the target. </w:t>
+      </w:r>
+      <w:r>
+        <w:rPr>
+          <w:sz w:val="19"/>
+          <w:szCs w:val="19"/>
+        </w:rPr>
+        <w:t xml:space="preserve">The risk is </w:t>
       </w:r>
       <w:r>
         <w:rPr>
@@ -3489,7 +3338,7 @@
           <w:sz w:val="19"/>
           <w:szCs w:val="19"/>
         </w:rPr>
-        <w:t xml:space="preserve">. </w:t>
+        <w:t xml:space="preserve">: people may ask for easy standards. </w:t>
       </w:r>
       <w:r>
         <w:rPr>
@@ -3586,7 +3435,7 @@
                 <w:sz w:val="16"/>
                 <w:szCs w:val="16"/>
               </w:rPr>
-              <w:t xml:space="preserve">Participation   ·   supervisors   ·   standards   ·   authoritative   ·   against   ·   decision   ·   participative   ·   started   ·   discussion</w:t>
+              <w:t xml:space="preserve">because   ·   discussion   ·   padding   ·   started   ·   management   ·   decision   ·   pointed   ·   between   ·   Participation</w:t>
             </w:r>
           </w:p>
         </w:tc>
@@ -3607,8 +3456,8 @@
         </w:tblBorders>
       </w:tblPr>
       <w:tblGrid>
-        <w:gridCol w:w="2351"/>
-        <w:gridCol w:w="3025"/>
+        <w:gridCol w:w="2210"/>
+        <w:gridCol w:w="3166"/>
         <w:gridCol w:w="4224"/>
       </w:tblGrid>
       <w:tr>
@@ -3644,7 +3493,7 @@
       <w:tr>
         <w:tc>
           <w:tcPr>
-            <w:tcW w:type="pct" w:w="1224"/>
+            <w:tcW w:type="pct" w:w="1151"/>
             <w:shd w:fill="353A7C" w:val="clear"/>
             <w:tcMar>
               <w:top w:type="dxa" w:w="50"/>
@@ -3671,7 +3520,7 @@
         </w:tc>
         <w:tc>
           <w:tcPr>
-            <w:tcW w:type="pct" w:w="1576"/>
+            <w:tcW w:type="pct" w:w="1649"/>
             <w:shd w:fill="353A7C" w:val="clear"/>
             <w:tcMar>
               <w:top w:type="dxa" w:w="50"/>
@@ -3727,7 +3576,7 @@
       <w:tr>
         <w:tc>
           <w:tcPr>
-            <w:tcW w:type="pct" w:w="1224"/>
+            <w:tcW w:type="pct" w:w="1151"/>
             <w:tcMar>
               <w:top w:type="dxa" w:w="50"/>
               <w:left w:type="dxa" w:w="110"/>
@@ -3750,7 +3599,30 @@
         </w:tc>
         <w:tc>
           <w:tcPr>
-            <w:tcW w:type="pct" w:w="1576"/>
+            <w:tcW w:type="pct" w:w="1649"/>
+            <w:tcMar>
+              <w:top w:type="dxa" w:w="50"/>
+              <w:left w:type="dxa" w:w="110"/>
+              <w:bottom w:type="dxa" w:w="50"/>
+              <w:right w:type="dxa" w:w="110"/>
+            </w:tcMar>
+          </w:tcPr>
+          <w:p>
+            <w:pPr>
+              <w:spacing w:before="28" w:after="28"/>
+            </w:pPr>
+            <w:r>
+              <w:rPr>
+                <w:sz w:val="15"/>
+                <w:szCs w:val="15"/>
+              </w:rPr>
+              <w:t xml:space="preserve">Management or engineers</w:t>
+            </w:r>
+          </w:p>
+        </w:tc>
+        <w:tc>
+          <w:tcPr>
+            <w:tcW w:type="pct" w:w="2200"/>
             <w:shd w:fill="FFFFFF" w:val="clear"/>
             <w:tcMar>
               <w:top w:type="dxa" w:w="50"/>
@@ -3775,9 +3647,12 @@
             </w:r>
           </w:p>
         </w:tc>
-        <w:tc>
-          <w:tcPr>
-            <w:tcW w:type="pct" w:w="2200"/>
+      </w:tr>
+      <w:tr>
+        <w:tc>
+          <w:tcPr>
+            <w:tcW w:type="pct" w:w="1151"/>
+            <w:shd w:fill="FBFAF6" w:val="clear"/>
             <w:tcMar>
               <w:top w:type="dxa" w:w="50"/>
               <w:left w:type="dxa" w:w="110"/>
@@ -3794,39 +3669,13 @@
                 <w:sz w:val="15"/>
                 <w:szCs w:val="15"/>
               </w:rPr>
-              <w:t xml:space="preserve">Managers with the people who must meet it</w:t>
-            </w:r>
-          </w:p>
-        </w:tc>
-      </w:tr>
-      <w:tr>
-        <w:tc>
-          <w:tcPr>
-            <w:tcW w:type="pct" w:w="1224"/>
-            <w:shd w:fill="FBFAF6" w:val="clear"/>
-            <w:tcMar>
-              <w:top w:type="dxa" w:w="50"/>
-              <w:left w:type="dxa" w:w="110"/>
-              <w:bottom w:type="dxa" w:w="50"/>
-              <w:right w:type="dxa" w:w="110"/>
-            </w:tcMar>
-          </w:tcPr>
-          <w:p>
-            <w:pPr>
-              <w:spacing w:before="28" w:after="28"/>
-            </w:pPr>
-            <w:r>
-              <w:rPr>
-                <w:sz w:val="15"/>
-                <w:szCs w:val="15"/>
-              </w:rPr>
               <w:t xml:space="preserve">Juice labor example</w:t>
             </w:r>
           </w:p>
         </w:tc>
         <w:tc>
           <w:tcPr>
-            <w:tcW w:type="pct" w:w="1576"/>
+            <w:tcW w:type="pct" w:w="1649"/>
             <w:shd w:fill="FFFFFF" w:val="clear"/>
             <w:tcMar>
               <w:top w:type="dxa" w:w="50"/>
@@ -3879,7 +3728,7 @@
       <w:tr>
         <w:tc>
           <w:tcPr>
-            <w:tcW w:type="pct" w:w="1224"/>
+            <w:tcW w:type="pct" w:w="1151"/>
             <w:tcMar>
               <w:top w:type="dxa" w:w="50"/>
               <w:left w:type="dxa" w:w="110"/>
@@ -3902,7 +3751,7 @@
         </w:tc>
         <w:tc>
           <w:tcPr>
-            <w:tcW w:type="pct" w:w="1576"/>
+            <w:tcW w:type="pct" w:w="1649"/>
             <w:tcMar>
               <w:top w:type="dxa" w:w="50"/>
               <w:left w:type="dxa" w:w="110"/>
@@ -3954,7 +3803,7 @@
       <w:tr>
         <w:tc>
           <w:tcPr>
-            <w:tcW w:type="pct" w:w="1224"/>
+            <w:tcW w:type="pct" w:w="1151"/>
             <w:shd w:fill="FBFAF6" w:val="clear"/>
             <w:tcMar>
               <w:top w:type="dxa" w:w="50"/>
@@ -3978,7 +3827,7 @@
         </w:tc>
         <w:tc>
           <w:tcPr>
-            <w:tcW w:type="pct" w:w="1576"/>
+            <w:tcW w:type="pct" w:w="1649"/>
             <w:shd w:fill="FFFFFF" w:val="clear"/>
             <w:tcMar>
               <w:top w:type="dxa" w:w="50"/>
@@ -4085,7 +3934,7 @@
                 <w:sz w:val="16"/>
                 <w:szCs w:val="16"/>
               </w:rPr>
-              <w:t xml:space="preserve">Management or engineers   ·   Realistic; people accept and own the standard   ·   Engineers proposed 0.045 hours   ·   Loose standards if people pad them; slower   ·   Resistance if people see it as unfair</w:t>
+              <w:t xml:space="preserve">Managers with the people who must meet it   ·   Realistic; people accept and own the standard   ·   Engineers proposed 0.045 hours   ·   Line supervisors added cleaning time: 0.050 hours   ·   Resistance if people see it as unfair</w:t>
             </w:r>
           </w:p>
         </w:tc>
@@ -4394,7 +4243,7 @@
                 <w:sz w:val="16"/>
                 <w:szCs w:val="16"/>
               </w:rPr>
-              <w:t xml:space="preserve">authoritative</w:t>
+              <w:t xml:space="preserve">started</w:t>
             </w:r>
           </w:p>
         </w:tc>
@@ -4427,7 +4276,7 @@
                 <w:sz w:val="16"/>
                 <w:szCs w:val="16"/>
               </w:rPr>
-              <w:t xml:space="preserve">standards</w:t>
+              <w:t xml:space="preserve">padding</w:t>
             </w:r>
           </w:p>
         </w:tc>
@@ -4462,7 +4311,7 @@
                 <w:sz w:val="16"/>
                 <w:szCs w:val="16"/>
               </w:rPr>
-              <w:t xml:space="preserve">participative</w:t>
+              <w:t xml:space="preserve">pointed</w:t>
             </w:r>
           </w:p>
         </w:tc>
@@ -4530,7 +4379,7 @@
                 <w:sz w:val="16"/>
                 <w:szCs w:val="16"/>
               </w:rPr>
-              <w:t xml:space="preserve">started</w:t>
+              <w:t xml:space="preserve">between</w:t>
             </w:r>
           </w:p>
         </w:tc>
@@ -4563,7 +4412,7 @@
                 <w:sz w:val="16"/>
                 <w:szCs w:val="16"/>
               </w:rPr>
-              <w:t xml:space="preserve">Management or engineers</w:t>
+              <w:t xml:space="preserve">Managers with the people who must meet it</w:t>
             </w:r>
           </w:p>
         </w:tc>
@@ -4598,7 +4447,7 @@
                 <w:sz w:val="16"/>
                 <w:szCs w:val="16"/>
               </w:rPr>
-              <w:t xml:space="preserve">supervisors</w:t>
+              <w:t xml:space="preserve">discussion</w:t>
             </w:r>
           </w:p>
         </w:tc>
@@ -4666,7 +4515,7 @@
                 <w:sz w:val="16"/>
                 <w:szCs w:val="16"/>
               </w:rPr>
-              <w:t xml:space="preserve">discussion</w:t>
+              <w:t xml:space="preserve">Participation</w:t>
             </w:r>
           </w:p>
         </w:tc>
@@ -4734,7 +4583,7 @@
                 <w:sz w:val="16"/>
                 <w:szCs w:val="16"/>
               </w:rPr>
-              <w:t xml:space="preserve">Participation</w:t>
+              <w:t xml:space="preserve">because</w:t>
             </w:r>
           </w:p>
         </w:tc>
@@ -5282,431 +5131,9 @@
       </w:tr>
     </w:tbl>
     <w:p/>
-    <w:tbl>
-      <w:tblPr>
-        <w:tblW w:type="pct" w:w="100%"/>
-        <w:tblLayout w:type="fixed"/>
-        <w:tblBorders>
-          <w:top w:val="single" w:color="353A7C" w:sz="6"/>
-          <w:left w:val="single" w:color="353A7C" w:sz="6"/>
-          <w:bottom w:val="single" w:color="353A7C" w:sz="6"/>
-          <w:right w:val="single" w:color="353A7C" w:sz="6"/>
-          <w:insideH w:val="single" w:color="353A7C" w:sz="6"/>
-          <w:insideV w:val="single" w:color="353A7C" w:sz="6"/>
-        </w:tblBorders>
-      </w:tblPr>
-      <w:tblGrid>
-        <w:gridCol w:w="4992"/>
-        <w:gridCol w:w="4608"/>
-      </w:tblGrid>
-      <w:tr>
-        <w:tc>
-          <w:tcPr>
-            <w:tcW w:type="pct" w:w="5000"/>
-            <w:gridSpan w:val="2"/>
-            <w:shd w:fill="353A7C" w:val="clear"/>
-            <w:tcMar>
-              <w:top w:type="dxa" w:w="60"/>
-              <w:left w:type="dxa" w:w="120"/>
-              <w:bottom w:type="dxa" w:w="60"/>
-              <w:right w:type="dxa" w:w="120"/>
-            </w:tcMar>
-          </w:tcPr>
-          <w:p>
-            <w:pPr>
-              <w:spacing w:before="40" w:after="40"/>
-            </w:pPr>
-            <w:r>
-              <w:rPr>
-                <w:b/>
-                <w:bCs/>
-                <w:color w:val="FFFFFF"/>
-                <w:sz w:val="17"/>
-                <w:szCs w:val="17"/>
-              </w:rPr>
-              <w:t xml:space="preserve">Worked example: the concentrate price standard</w:t>
-            </w:r>
-          </w:p>
-        </w:tc>
-      </w:tr>
-      <w:tr>
-        <w:tc>
-          <w:tcPr>
-            <w:tcW w:type="pct" w:w="2600"/>
-            <w:shd w:fill="353A7C" w:val="clear"/>
-            <w:tcMar>
-              <w:top w:type="dxa" w:w="50"/>
-              <w:left w:type="dxa" w:w="110"/>
-              <w:bottom w:type="dxa" w:w="50"/>
-              <w:right w:type="dxa" w:w="110"/>
-            </w:tcMar>
-          </w:tcPr>
-          <w:p>
-            <w:pPr>
-              <w:spacing w:before="30" w:after="30"/>
-            </w:pPr>
-            <w:r>
-              <w:rPr>
-                <w:b/>
-                <w:bCs/>
-                <w:color w:val="FFFFFF"/>
-                <w:sz w:val="15"/>
-                <w:szCs w:val="15"/>
-              </w:rPr>
-              <w:t xml:space="preserve">Concentrate</w:t>
-            </w:r>
-          </w:p>
-        </w:tc>
-        <w:tc>
-          <w:tcPr>
-            <w:tcW w:type="pct" w:w="2400"/>
-            <w:shd w:fill="353A7C" w:val="clear"/>
-            <w:tcMar>
-              <w:top w:type="dxa" w:w="50"/>
-              <w:left w:type="dxa" w:w="110"/>
-              <w:bottom w:type="dxa" w:w="50"/>
-              <w:right w:type="dxa" w:w="110"/>
-            </w:tcMar>
-          </w:tcPr>
-          <w:p>
-            <w:pPr>
-              <w:spacing w:before="30" w:after="30"/>
-            </w:pPr>
-            <w:r>
-              <w:rPr>
-                <w:b/>
-                <w:bCs/>
-                <w:color w:val="FFFFFF"/>
-                <w:sz w:val="15"/>
-                <w:szCs w:val="15"/>
-              </w:rPr>
-              <w:t xml:space="preserve">Per liter</w:t>
-            </w:r>
-          </w:p>
-        </w:tc>
-      </w:tr>
-      <w:tr>
-        <w:tc>
-          <w:tcPr>
-            <w:tcW w:type="pct" w:w="2600"/>
-            <w:tcMar>
-              <w:top w:type="dxa" w:w="50"/>
-              <w:left w:type="dxa" w:w="110"/>
-              <w:bottom w:type="dxa" w:w="50"/>
-              <w:right w:type="dxa" w:w="110"/>
-            </w:tcMar>
-          </w:tcPr>
-          <w:p>
-            <w:pPr>
-              <w:spacing w:before="28" w:after="28"/>
-            </w:pPr>
-            <w:r>
-              <w:rPr>
-                <w:sz w:val="15"/>
-                <w:szCs w:val="15"/>
-              </w:rPr>
-              <w:t xml:space="preserve">List price per liter</w:t>
-            </w:r>
-          </w:p>
-        </w:tc>
-        <w:tc>
-          <w:tcPr>
-            <w:tcW w:type="pct" w:w="2400"/>
-            <w:tcMar>
-              <w:top w:type="dxa" w:w="50"/>
-              <w:left w:type="dxa" w:w="110"/>
-              <w:bottom w:type="dxa" w:w="50"/>
-              <w:right w:type="dxa" w:w="110"/>
-            </w:tcMar>
-          </w:tcPr>
-          <w:p>
-            <w:pPr>
-              <w:spacing w:before="28" w:after="28"/>
-            </w:pPr>
-            <w:r>
-              <w:rPr>
-                <w:sz w:val="15"/>
-                <w:szCs w:val="15"/>
-              </w:rPr>
-              <w:t xml:space="preserve">$0.88</w:t>
-            </w:r>
-          </w:p>
-        </w:tc>
-      </w:tr>
-      <w:tr>
-        <w:tc>
-          <w:tcPr>
-            <w:tcW w:type="pct" w:w="2600"/>
-            <w:shd w:fill="FFFFFF" w:val="clear"/>
-            <w:tcMar>
-              <w:top w:type="dxa" w:w="50"/>
-              <w:left w:type="dxa" w:w="110"/>
-              <w:bottom w:type="dxa" w:w="50"/>
-              <w:right w:type="dxa" w:w="110"/>
-            </w:tcMar>
-          </w:tcPr>
-          <w:p>
-            <w:pPr>
-              <w:spacing w:before="46" w:after="46"/>
-            </w:pPr>
-            <w:r>
-              <w:rPr>
-                <w:b/>
-                <w:bCs/>
-                <w:color w:val="8186EF"/>
-                <w:sz w:val="14"/>
-                <w:szCs w:val="14"/>
-              </w:rPr>
-              <w:t xml:space="preserve">(5)</w:t>
-            </w:r>
-          </w:p>
-        </w:tc>
-        <w:tc>
-          <w:tcPr>
-            <w:tcW w:type="pct" w:w="2400"/>
-            <w:shd w:fill="FBFAF6" w:val="clear"/>
-            <w:tcMar>
-              <w:top w:type="dxa" w:w="50"/>
-              <w:left w:type="dxa" w:w="110"/>
-              <w:bottom w:type="dxa" w:w="50"/>
-              <w:right w:type="dxa" w:w="110"/>
-            </w:tcMar>
-          </w:tcPr>
-          <w:p>
-            <w:pPr>
-              <w:spacing w:before="28" w:after="28"/>
-            </w:pPr>
-            <w:r>
-              <w:rPr>
-                <w:sz w:val="15"/>
-                <w:szCs w:val="15"/>
-              </w:rPr>
-              <w:t xml:space="preserve">$(0.04)</w:t>
-            </w:r>
-          </w:p>
-        </w:tc>
-      </w:tr>
-      <w:tr>
-        <w:tc>
-          <w:tcPr>
-            <w:tcW w:type="pct" w:w="2600"/>
-            <w:shd w:fill="FFFFFF" w:val="clear"/>
-            <w:tcMar>
-              <w:top w:type="dxa" w:w="50"/>
-              <w:left w:type="dxa" w:w="110"/>
-              <w:bottom w:type="dxa" w:w="50"/>
-              <w:right w:type="dxa" w:w="110"/>
-            </w:tcMar>
-          </w:tcPr>
-          <w:p>
-            <w:pPr>
-              <w:spacing w:before="46" w:after="46"/>
-            </w:pPr>
-            <w:r>
-              <w:rPr>
-                <w:b/>
-                <w:bCs/>
-                <w:color w:val="8186EF"/>
-                <w:sz w:val="14"/>
-                <w:szCs w:val="14"/>
-              </w:rPr>
-              <w:t xml:space="preserve">(6)</w:t>
-            </w:r>
-          </w:p>
-        </w:tc>
-        <w:tc>
-          <w:tcPr>
-            <w:tcW w:type="pct" w:w="2400"/>
-            <w:tcMar>
-              <w:top w:type="dxa" w:w="50"/>
-              <w:left w:type="dxa" w:w="110"/>
-              <w:bottom w:type="dxa" w:w="50"/>
-              <w:right w:type="dxa" w:w="110"/>
-            </w:tcMar>
-          </w:tcPr>
-          <w:p>
-            <w:pPr>
-              <w:spacing w:before="28" w:after="28"/>
-            </w:pPr>
-            <w:r>
-              <w:rPr>
-                <w:sz w:val="15"/>
-                <w:szCs w:val="15"/>
-              </w:rPr>
-              <w:t xml:space="preserve">$0.05</w:t>
-            </w:r>
-          </w:p>
-        </w:tc>
-      </w:tr>
-      <w:tr>
-        <w:tc>
-          <w:tcPr>
-            <w:tcW w:type="pct" w:w="2600"/>
-            <w:shd w:fill="FBFAF6" w:val="clear"/>
-            <w:tcMar>
-              <w:top w:type="dxa" w:w="50"/>
-              <w:left w:type="dxa" w:w="110"/>
-              <w:bottom w:type="dxa" w:w="50"/>
-              <w:right w:type="dxa" w:w="110"/>
-            </w:tcMar>
-          </w:tcPr>
-          <w:p>
-            <w:pPr>
-              <w:spacing w:before="28" w:after="28"/>
-            </w:pPr>
-            <w:r>
-              <w:rPr>
-                <w:sz w:val="15"/>
-                <w:szCs w:val="15"/>
-              </w:rPr>
-              <w:t xml:space="preserve">Add: receiving and testing</w:t>
-            </w:r>
-          </w:p>
-        </w:tc>
-        <w:tc>
-          <w:tcPr>
-            <w:tcW w:type="pct" w:w="2400"/>
-            <w:shd w:fill="FBFAF6" w:val="clear"/>
-            <w:tcMar>
-              <w:top w:type="dxa" w:w="50"/>
-              <w:left w:type="dxa" w:w="110"/>
-              <w:bottom w:type="dxa" w:w="50"/>
-              <w:right w:type="dxa" w:w="110"/>
-            </w:tcMar>
-          </w:tcPr>
-          <w:p>
-            <w:pPr>
-              <w:spacing w:before="28" w:after="28"/>
-            </w:pPr>
-            <w:r>
-              <w:rPr>
-                <w:sz w:val="15"/>
-                <w:szCs w:val="15"/>
-              </w:rPr>
-              <w:t xml:space="preserve">$0.01</w:t>
-            </w:r>
-          </w:p>
-        </w:tc>
-      </w:tr>
-      <w:tr>
-        <w:tc>
-          <w:tcPr>
-            <w:tcW w:type="pct" w:w="2600"/>
-            <w:shd w:fill="FFFFFF" w:val="clear"/>
-            <w:tcMar>
-              <w:top w:type="dxa" w:w="50"/>
-              <w:left w:type="dxa" w:w="110"/>
-              <w:bottom w:type="dxa" w:w="50"/>
-              <w:right w:type="dxa" w:w="110"/>
-            </w:tcMar>
-          </w:tcPr>
-          <w:p>
-            <w:pPr>
-              <w:spacing w:before="46" w:after="46"/>
-            </w:pPr>
-            <w:r>
-              <w:rPr>
-                <w:b/>
-                <w:bCs/>
-                <w:color w:val="8186EF"/>
-                <w:sz w:val="14"/>
-                <w:szCs w:val="14"/>
-              </w:rPr>
-              <w:t xml:space="preserve">(7)</w:t>
-            </w:r>
-          </w:p>
-        </w:tc>
-        <w:tc>
-          <w:tcPr>
-            <w:tcW w:type="pct" w:w="2400"/>
-            <w:tcMar>
-              <w:top w:type="dxa" w:w="50"/>
-              <w:left w:type="dxa" w:w="110"/>
-              <w:bottom w:type="dxa" w:w="50"/>
-              <w:right w:type="dxa" w:w="110"/>
-            </w:tcMar>
-          </w:tcPr>
-          <w:p>
-            <w:pPr>
-              <w:spacing w:before="28" w:after="28"/>
-            </w:pPr>
-            <w:r>
-              <w:rPr>
-                <w:sz w:val="15"/>
-                <w:szCs w:val="15"/>
-              </w:rPr>
-              <w:t xml:space="preserve">$0.90</w:t>
-            </w:r>
-          </w:p>
-        </w:tc>
-      </w:tr>
-    </w:tbl>
-    <w:p/>
-    <w:tbl>
-      <w:tblPr>
-        <w:tblW w:type="pct" w:w="100%"/>
-        <w:tblLayout w:type="fixed"/>
-        <w:tblBorders>
-          <w:top w:val="single" w:color="FBFAF6" w:sz="4"/>
-          <w:left w:val="single" w:color="FBFAF6" w:sz="4"/>
-          <w:bottom w:val="single" w:color="FBFAF6" w:sz="4"/>
-          <w:right w:val="single" w:color="FBFAF6" w:sz="4"/>
-          <w:insideH w:val="single" w:color="FBFAF6" w:sz="4"/>
-          <w:insideV w:val="single" w:color="FBFAF6" w:sz="4"/>
-        </w:tblBorders>
-      </w:tblPr>
-      <w:tblGrid>
-        <w:gridCol w:w="9600"/>
-      </w:tblGrid>
-      <w:tr>
-        <w:tc>
-          <w:tcPr>
-            <w:tcW w:type="pct" w:w="5000"/>
-            <w:shd w:fill="FBFAF6" w:val="clear"/>
-            <w:tcMar>
-              <w:top w:type="dxa" w:w="40"/>
-              <w:left w:type="dxa" w:w="100"/>
-              <w:bottom w:type="dxa" w:w="40"/>
-              <w:right w:type="dxa" w:w="100"/>
-            </w:tcMar>
-          </w:tcPr>
-          <w:p>
-            <w:pPr>
-              <w:spacing w:before="18" w:after="6"/>
-            </w:pPr>
-            <w:r>
-              <w:rPr>
-                <w:b/>
-                <w:bCs/>
-                <w:color w:val="6B7280"/>
-                <w:sz w:val="14"/>
-                <w:szCs w:val="14"/>
-              </w:rPr>
-              <w:t xml:space="preserve">word list</w:t>
-            </w:r>
-          </w:p>
-          <w:p>
-            <w:pPr>
-              <w:spacing w:before="0" w:after="18"/>
-            </w:pPr>
-            <w:r>
-              <w:rPr>
-                <w:b/>
-                <w:bCs/>
-                <w:color w:val="353A7C"/>
-                <w:sz w:val="16"/>
-                <w:szCs w:val="16"/>
-              </w:rPr>
-              <w:t xml:space="preserve">Add: freight to Amman   ·   Add: receiving and testing   ·   Price standard per liter   ·   Less: quantity discount</w:t>
-            </w:r>
-          </w:p>
-        </w:tc>
-      </w:tr>
-    </w:tbl>
-    <w:p/>
     <w:p>
       <w:pPr>
-        <w:spacing w:before="44" w:after="14"/>
+        <w:spacing w:before="44" w:after="10"/>
       </w:pPr>
       <w:r>
         <w:rPr>
@@ -5716,280 +5143,7 @@
           <w:sz w:val="18"/>
           <w:szCs w:val="18"/>
         </w:rPr>
-        <w:t xml:space="preserve">Summary 3</w:t>
-      </w:r>
-      <w:r>
-        <w:rPr>
-          <w:color w:val="6B7280"/>
-          <w:sz w:val="16"/>
-          <w:szCs w:val="16"/>
-        </w:rPr>
-        <w:t xml:space="preserve">      gaps 8–10</w:t>
-      </w:r>
-    </w:p>
-    <w:p>
-      <w:pPr>
-        <w:spacing w:before="20" w:after="20" w:line="360" w:lineRule="auto"/>
-        <w:ind w:left="200"/>
-      </w:pPr>
-      <w:r>
-        <w:rPr>
-          <w:sz w:val="19"/>
-          <w:szCs w:val="19"/>
-        </w:rPr>
-        <w:t xml:space="preserve">The </w:t>
-      </w:r>
-      <w:r>
-        <w:rPr>
-          <w:b/>
-          <w:bCs/>
-          <w:color w:val="8186EF"/>
-          <w:sz w:val="15"/>
-          <w:szCs w:val="15"/>
-        </w:rPr>
-        <w:t xml:space="preserve"> (8) </w:t>
-      </w:r>
-      <w:r>
-        <w:rPr>
-          <w:u w:val="single"/>
-          <w:sz w:val="19"/>
-          <w:szCs w:val="19"/>
-        </w:rPr>
-        <w:t xml:space="preserve">           </w:t>
-      </w:r>
-      <w:r>
-        <w:rPr>
-          <w:sz w:val="19"/>
-          <w:szCs w:val="19"/>
-        </w:rPr>
-        <w:t xml:space="preserve"> </w:t>
-      </w:r>
-      <w:r>
-        <w:rPr>
-          <w:sz w:val="19"/>
-          <w:szCs w:val="19"/>
-        </w:rPr>
-        <w:t xml:space="preserve"> standard starts from the net </w:t>
-      </w:r>
-      <w:r>
-        <w:rPr>
-          <w:b/>
-          <w:bCs/>
-          <w:color w:val="8186EF"/>
-          <w:sz w:val="15"/>
-          <w:szCs w:val="15"/>
-        </w:rPr>
-        <w:t xml:space="preserve"> (9) </w:t>
-      </w:r>
-      <w:r>
-        <w:rPr>
-          <w:u w:val="single"/>
-          <w:sz w:val="19"/>
-          <w:szCs w:val="19"/>
-        </w:rPr>
-        <w:t xml:space="preserve">             </w:t>
-      </w:r>
-      <w:r>
-        <w:rPr>
-          <w:sz w:val="19"/>
-          <w:szCs w:val="19"/>
-        </w:rPr>
-        <w:t xml:space="preserve"> </w:t>
-      </w:r>
-      <w:r>
-        <w:rPr>
-          <w:sz w:val="19"/>
-          <w:szCs w:val="19"/>
-        </w:rPr>
-        <w:t xml:space="preserve"> in one case and allows for normal loss, such as tank residue and spillage on the line. </w:t>
-      </w:r>
-      <w:r>
-        <w:rPr>
-          <w:sz w:val="19"/>
-          <w:szCs w:val="19"/>
-        </w:rPr>
-        <w:t xml:space="preserve"/>
-      </w:r>
-      <w:r>
-        <w:rPr>
-          <w:b/>
-          <w:bCs/>
-          <w:color w:val="8186EF"/>
-          <w:sz w:val="15"/>
-          <w:szCs w:val="15"/>
-        </w:rPr>
-        <w:t xml:space="preserve"> (10) </w:t>
-      </w:r>
-      <w:r>
-        <w:rPr>
-          <w:u w:val="single"/>
-          <w:sz w:val="19"/>
-          <w:szCs w:val="19"/>
-        </w:rPr>
-        <w:t xml:space="preserve">           </w:t>
-      </w:r>
-      <w:r>
-        <w:rPr>
-          <w:sz w:val="19"/>
-          <w:szCs w:val="19"/>
-        </w:rPr>
-        <w:t xml:space="preserve"> </w:t>
-      </w:r>
-      <w:r>
-        <w:rPr>
-          <w:sz w:val="19"/>
-          <w:szCs w:val="19"/>
-        </w:rPr>
-        <w:t xml:space="preserve"> waste is not included; it will show as a variance. </w:t>
-      </w:r>
-    </w:p>
-    <w:tbl>
-      <w:tblPr>
-        <w:tblW w:type="pct" w:w="100%"/>
-        <w:tblLayout w:type="fixed"/>
-        <w:tblBorders>
-          <w:top w:val="single" w:color="FBFAF6" w:sz="4"/>
-          <w:left w:val="single" w:color="FBFAF6" w:sz="4"/>
-          <w:bottom w:val="single" w:color="FBFAF6" w:sz="4"/>
-          <w:right w:val="single" w:color="FBFAF6" w:sz="4"/>
-          <w:insideH w:val="single" w:color="FBFAF6" w:sz="4"/>
-          <w:insideV w:val="single" w:color="FBFAF6" w:sz="4"/>
-        </w:tblBorders>
-      </w:tblPr>
-      <w:tblGrid>
-        <w:gridCol w:w="9600"/>
-      </w:tblGrid>
-      <w:tr>
-        <w:tc>
-          <w:tcPr>
-            <w:tcW w:type="pct" w:w="5000"/>
-            <w:shd w:fill="FBFAF6" w:val="clear"/>
-            <w:tcMar>
-              <w:top w:type="dxa" w:w="40"/>
-              <w:left w:type="dxa" w:w="100"/>
-              <w:bottom w:type="dxa" w:w="40"/>
-              <w:right w:type="dxa" w:w="100"/>
-            </w:tcMar>
-          </w:tcPr>
-          <w:p>
-            <w:pPr>
-              <w:spacing w:before="18" w:after="6"/>
-            </w:pPr>
-            <w:r>
-              <w:rPr>
-                <w:b/>
-                <w:bCs/>
-                <w:color w:val="6B7280"/>
-                <w:sz w:val="14"/>
-                <w:szCs w:val="14"/>
-              </w:rPr>
-              <w:t xml:space="preserve">word list</w:t>
-            </w:r>
-          </w:p>
-          <w:p>
-            <w:pPr>
-              <w:spacing w:before="0" w:after="18"/>
-            </w:pPr>
-            <w:r>
-              <w:rPr>
-                <w:b/>
-                <w:bCs/>
-                <w:color w:val="353A7C"/>
-                <w:sz w:val="16"/>
-                <w:szCs w:val="16"/>
-              </w:rPr>
-              <w:t xml:space="preserve">quantity   ·   follows   ·   Abnormal   ·   concentrate</w:t>
-            </w:r>
-          </w:p>
-        </w:tc>
-      </w:tr>
-    </w:tbl>
-    <w:p/>
-    <w:tbl>
-      <w:tblPr>
-        <w:tblW w:type="pct" w:w="100%"/>
-        <w:tblLayout w:type="fixed"/>
-        <w:tblBorders>
-          <w:top w:val="single" w:color="353A7C" w:sz="4"/>
-          <w:left w:val="single" w:color="353A7C" w:sz="4"/>
-          <w:bottom w:val="single" w:color="353A7C" w:sz="4"/>
-          <w:right w:val="single" w:color="353A7C" w:sz="4"/>
-          <w:insideH w:val="single" w:color="353A7C" w:sz="4"/>
-          <w:insideV w:val="single" w:color="353A7C" w:sz="4"/>
-        </w:tblBorders>
-      </w:tblPr>
-      <w:tblGrid>
-        <w:gridCol w:w="9600"/>
-      </w:tblGrid>
-      <w:tr>
-        <w:tc>
-          <w:tcPr>
-            <w:tcW w:type="pct" w:w="5000"/>
-            <w:shd w:fill="F2F4FB" w:val="clear"/>
-            <w:tcMar>
-              <w:top w:type="dxa" w:w="50"/>
-              <w:left w:type="dxa" w:w="110"/>
-              <w:bottom w:type="dxa" w:w="50"/>
-              <w:right w:type="dxa" w:w="110"/>
-            </w:tcMar>
-          </w:tcPr>
-          <w:p>
-            <w:pPr>
-              <w:spacing w:before="30" w:after="30"/>
-            </w:pPr>
-            <w:r>
-              <w:rPr>
-                <w:b/>
-                <w:bCs/>
-                <w:color w:val="353A7C"/>
-                <w:sz w:val="19"/>
-                <w:szCs w:val="19"/>
-              </w:rPr>
-              <w:t xml:space="preserve">The concentrate quantity standard</w:t>
-            </w:r>
-          </w:p>
-        </w:tc>
-      </w:tr>
-    </w:tbl>
-    <w:p/>
-    <w:p>
-      <w:pPr>
-        <w:spacing w:before="20" w:after="20" w:line="360" w:lineRule="auto"/>
-        <w:ind w:left="200"/>
-      </w:pPr>
-      <w:r>
-        <w:rPr>
-          <w:sz w:val="19"/>
-          <w:szCs w:val="19"/>
-        </w:rPr>
-        <w:t xml:space="preserve">Complete the two blank rows.</w:t>
-      </w:r>
-    </w:p>
-    <w:p>
-      <w:pPr>
-        <w:pageBreakBefore w:val="true"/>
-        <w:spacing w:after="0"/>
-      </w:pPr>
-      <w:r>
-        <w:rPr>
-          <w:sz w:val="2"/>
-        </w:rPr>
-        <w:t xml:space="preserve"> </w:t>
-      </w:r>
-    </w:p>
-    <w:p>
-      <w:pPr>
-        <w:spacing w:before="44" w:after="10"/>
-      </w:pPr>
-      <w:r>
-        <w:rPr>
-          <w:b/>
-          <w:bCs/>
-          <w:color w:val="353A7C"/>
-          <w:sz w:val="18"/>
-          <w:szCs w:val="18"/>
-        </w:rPr>
-        <w:t xml:space="preserve">Your turn: the concentrate quantity standard (complete the blanks)</w:t>
+        <w:t xml:space="preserve">Worked example: the concentrate price standard</w:t>
       </w:r>
     </w:p>
     <w:p>
@@ -6002,7 +5156,7 @@
           <w:sz w:val="15"/>
           <w:szCs w:val="15"/>
         </w:rPr>
-        <w:t xml:space="preserve">Every item belongs to exactly one group.</w:t>
+        <w:t xml:space="preserve">The rows are a set, not a sequence.</w:t>
       </w:r>
     </w:p>
     <w:p>
@@ -6013,7 +5167,7 @@
       <w:r>
         <w:drawing>
           <wp:inline distT="0" distB="0" distL="0" distR="0">
-            <wp:extent cx="5734050" cy="1614600"/>
+            <wp:extent cx="5734050" cy="2874575"/>
             <wp:effectExtent t="0" r="0" b="0" l="0"/>
             <wp:docPr id="1" name="" descr="" title=""/>
             <wp:cNvGraphicFramePr>
@@ -6038,7 +5192,416 @@
                   <pic:spPr bwMode="auto">
                     <a:xfrm>
                       <a:off x="0" y="0"/>
-                      <a:ext cx="5734050" cy="1614600"/>
+                      <a:ext cx="5734050" cy="2874575"/>
+                    </a:xfrm>
+                    <a:prstGeom prst="rect">
+                      <a:avLst/>
+                    </a:prstGeom>
+                  </pic:spPr>
+                </pic:pic>
+              </a:graphicData>
+            </a:graphic>
+          </wp:inline>
+        </w:drawing>
+      </w:r>
+    </w:p>
+    <w:tbl>
+      <w:tblPr>
+        <w:tblW w:type="pct" w:w="100%"/>
+        <w:tblLayout w:type="fixed"/>
+        <w:tblBorders>
+          <w:top w:val="single" w:color="FBFAF6" w:sz="4"/>
+          <w:left w:val="single" w:color="FBFAF6" w:sz="4"/>
+          <w:bottom w:val="single" w:color="FBFAF6" w:sz="4"/>
+          <w:right w:val="single" w:color="FBFAF6" w:sz="4"/>
+          <w:insideH w:val="single" w:color="FBFAF6" w:sz="4"/>
+          <w:insideV w:val="single" w:color="FBFAF6" w:sz="4"/>
+        </w:tblBorders>
+      </w:tblPr>
+      <w:tblGrid>
+        <w:gridCol w:w="9600"/>
+      </w:tblGrid>
+      <w:tr>
+        <w:tc>
+          <w:tcPr>
+            <w:tcW w:type="pct" w:w="5000"/>
+            <w:shd w:fill="FBFAF6" w:val="clear"/>
+            <w:tcMar>
+              <w:top w:type="dxa" w:w="40"/>
+              <w:left w:type="dxa" w:w="100"/>
+              <w:bottom w:type="dxa" w:w="40"/>
+              <w:right w:type="dxa" w:w="100"/>
+            </w:tcMar>
+          </w:tcPr>
+          <w:p>
+            <w:pPr>
+              <w:spacing w:before="18" w:after="6"/>
+            </w:pPr>
+            <w:r>
+              <w:rPr>
+                <w:b/>
+                <w:bCs/>
+                <w:color w:val="6B7280"/>
+                <w:sz w:val="14"/>
+                <w:szCs w:val="14"/>
+              </w:rPr>
+              <w:t xml:space="preserve">word list</w:t>
+            </w:r>
+          </w:p>
+          <w:p>
+            <w:pPr>
+              <w:spacing w:before="0" w:after="18"/>
+            </w:pPr>
+            <w:r>
+              <w:rPr>
+                <w:b/>
+                <w:bCs/>
+                <w:color w:val="353A7C"/>
+                <w:sz w:val="16"/>
+                <w:szCs w:val="16"/>
+              </w:rPr>
+              <w:t xml:space="preserve">$0.90   ·   $0.88   ·   $(0.04)</w:t>
+            </w:r>
+          </w:p>
+        </w:tc>
+      </w:tr>
+    </w:tbl>
+    <w:p/>
+    <w:p>
+      <w:pPr>
+        <w:spacing w:before="44" w:after="14"/>
+      </w:pPr>
+      <w:r>
+        <w:rPr>
+          <w:b/>
+          <w:bCs/>
+          <w:color w:val="353A7C"/>
+          <w:sz w:val="18"/>
+          <w:szCs w:val="18"/>
+        </w:rPr>
+        <w:t xml:space="preserve">Summary 3</w:t>
+      </w:r>
+      <w:r>
+        <w:rPr>
+          <w:color w:val="6B7280"/>
+          <w:sz w:val="16"/>
+          <w:szCs w:val="16"/>
+        </w:rPr>
+        <w:t xml:space="preserve">      gaps 7–9</w:t>
+      </w:r>
+    </w:p>
+    <w:p>
+      <w:pPr>
+        <w:spacing w:before="20" w:after="20" w:line="360" w:lineRule="auto"/>
+        <w:ind w:left="200"/>
+      </w:pPr>
+      <w:r>
+        <w:rPr>
+          <w:sz w:val="19"/>
+          <w:szCs w:val="19"/>
+        </w:rPr>
+        <w:t xml:space="preserve">The quantity standard starts from the net </w:t>
+      </w:r>
+      <w:r>
+        <w:rPr>
+          <w:b/>
+          <w:bCs/>
+          <w:color w:val="8186EF"/>
+          <w:sz w:val="15"/>
+          <w:szCs w:val="15"/>
+        </w:rPr>
+        <w:t xml:space="preserve"> (7) </w:t>
+      </w:r>
+      <w:r>
+        <w:rPr>
+          <w:u w:val="single"/>
+          <w:sz w:val="19"/>
+          <w:szCs w:val="19"/>
+        </w:rPr>
+        <w:t xml:space="preserve">             </w:t>
+      </w:r>
+      <w:r>
+        <w:rPr>
+          <w:sz w:val="19"/>
+          <w:szCs w:val="19"/>
+        </w:rPr>
+        <w:t xml:space="preserve"> </w:t>
+      </w:r>
+      <w:r>
+        <w:rPr>
+          <w:sz w:val="19"/>
+          <w:szCs w:val="19"/>
+        </w:rPr>
+        <w:t xml:space="preserve"> in one case and allows for normal loss, such as tank residue and </w:t>
+      </w:r>
+      <w:r>
+        <w:rPr>
+          <w:b/>
+          <w:bCs/>
+          <w:color w:val="8186EF"/>
+          <w:sz w:val="15"/>
+          <w:szCs w:val="15"/>
+        </w:rPr>
+        <w:t xml:space="preserve"> (8) </w:t>
+      </w:r>
+      <w:r>
+        <w:rPr>
+          <w:u w:val="single"/>
+          <w:sz w:val="19"/>
+          <w:szCs w:val="19"/>
+        </w:rPr>
+        <w:t xml:space="preserve">           </w:t>
+      </w:r>
+      <w:r>
+        <w:rPr>
+          <w:sz w:val="19"/>
+          <w:szCs w:val="19"/>
+        </w:rPr>
+        <w:t xml:space="preserve"> </w:t>
+      </w:r>
+      <w:r>
+        <w:rPr>
+          <w:sz w:val="19"/>
+          <w:szCs w:val="19"/>
+        </w:rPr>
+        <w:t xml:space="preserve"> on the line. </w:t>
+      </w:r>
+      <w:r>
+        <w:rPr>
+          <w:sz w:val="19"/>
+          <w:szCs w:val="19"/>
+        </w:rPr>
+        <w:t xml:space="preserve"/>
+      </w:r>
+      <w:r>
+        <w:rPr>
+          <w:b/>
+          <w:bCs/>
+          <w:color w:val="8186EF"/>
+          <w:sz w:val="15"/>
+          <w:szCs w:val="15"/>
+        </w:rPr>
+        <w:t xml:space="preserve"> (9) </w:t>
+      </w:r>
+      <w:r>
+        <w:rPr>
+          <w:u w:val="single"/>
+          <w:sz w:val="19"/>
+          <w:szCs w:val="19"/>
+        </w:rPr>
+        <w:t xml:space="preserve">           </w:t>
+      </w:r>
+      <w:r>
+        <w:rPr>
+          <w:sz w:val="19"/>
+          <w:szCs w:val="19"/>
+        </w:rPr>
+        <w:t xml:space="preserve"> </w:t>
+      </w:r>
+      <w:r>
+        <w:rPr>
+          <w:sz w:val="19"/>
+          <w:szCs w:val="19"/>
+        </w:rPr>
+        <w:t xml:space="preserve"> waste is not included; it will show as a variance. </w:t>
+      </w:r>
+    </w:p>
+    <w:tbl>
+      <w:tblPr>
+        <w:tblW w:type="pct" w:w="100%"/>
+        <w:tblLayout w:type="fixed"/>
+        <w:tblBorders>
+          <w:top w:val="single" w:color="FBFAF6" w:sz="4"/>
+          <w:left w:val="single" w:color="FBFAF6" w:sz="4"/>
+          <w:bottom w:val="single" w:color="FBFAF6" w:sz="4"/>
+          <w:right w:val="single" w:color="FBFAF6" w:sz="4"/>
+          <w:insideH w:val="single" w:color="FBFAF6" w:sz="4"/>
+          <w:insideV w:val="single" w:color="FBFAF6" w:sz="4"/>
+        </w:tblBorders>
+      </w:tblPr>
+      <w:tblGrid>
+        <w:gridCol w:w="9600"/>
+      </w:tblGrid>
+      <w:tr>
+        <w:tc>
+          <w:tcPr>
+            <w:tcW w:type="pct" w:w="5000"/>
+            <w:shd w:fill="FBFAF6" w:val="clear"/>
+            <w:tcMar>
+              <w:top w:type="dxa" w:w="40"/>
+              <w:left w:type="dxa" w:w="100"/>
+              <w:bottom w:type="dxa" w:w="40"/>
+              <w:right w:type="dxa" w:w="100"/>
+            </w:tcMar>
+          </w:tcPr>
+          <w:p>
+            <w:pPr>
+              <w:spacing w:before="18" w:after="6"/>
+            </w:pPr>
+            <w:r>
+              <w:rPr>
+                <w:b/>
+                <w:bCs/>
+                <w:color w:val="6B7280"/>
+                <w:sz w:val="14"/>
+                <w:szCs w:val="14"/>
+              </w:rPr>
+              <w:t xml:space="preserve">word list</w:t>
+            </w:r>
+          </w:p>
+          <w:p>
+            <w:pPr>
+              <w:spacing w:before="0" w:after="18"/>
+            </w:pPr>
+            <w:r>
+              <w:rPr>
+                <w:b/>
+                <w:bCs/>
+                <w:color w:val="353A7C"/>
+                <w:sz w:val="16"/>
+                <w:szCs w:val="16"/>
+              </w:rPr>
+              <w:t xml:space="preserve">concentrate   ·   quantity   ·   Abnormal   ·   spillage</w:t>
+            </w:r>
+          </w:p>
+        </w:tc>
+      </w:tr>
+    </w:tbl>
+    <w:p/>
+    <w:tbl>
+      <w:tblPr>
+        <w:tblW w:type="pct" w:w="100%"/>
+        <w:tblLayout w:type="fixed"/>
+        <w:tblBorders>
+          <w:top w:val="single" w:color="353A7C" w:sz="4"/>
+          <w:left w:val="single" w:color="353A7C" w:sz="4"/>
+          <w:bottom w:val="single" w:color="353A7C" w:sz="4"/>
+          <w:right w:val="single" w:color="353A7C" w:sz="4"/>
+          <w:insideH w:val="single" w:color="353A7C" w:sz="4"/>
+          <w:insideV w:val="single" w:color="353A7C" w:sz="4"/>
+        </w:tblBorders>
+      </w:tblPr>
+      <w:tblGrid>
+        <w:gridCol w:w="9600"/>
+      </w:tblGrid>
+      <w:tr>
+        <w:tc>
+          <w:tcPr>
+            <w:tcW w:type="pct" w:w="5000"/>
+            <w:shd w:fill="F2F4FB" w:val="clear"/>
+            <w:tcMar>
+              <w:top w:type="dxa" w:w="50"/>
+              <w:left w:type="dxa" w:w="110"/>
+              <w:bottom w:type="dxa" w:w="50"/>
+              <w:right w:type="dxa" w:w="110"/>
+            </w:tcMar>
+          </w:tcPr>
+          <w:p>
+            <w:pPr>
+              <w:spacing w:before="30" w:after="30"/>
+            </w:pPr>
+            <w:r>
+              <w:rPr>
+                <w:b/>
+                <w:bCs/>
+                <w:color w:val="353A7C"/>
+                <w:sz w:val="19"/>
+                <w:szCs w:val="19"/>
+              </w:rPr>
+              <w:t xml:space="preserve">The concentrate quantity standard</w:t>
+            </w:r>
+          </w:p>
+        </w:tc>
+      </w:tr>
+    </w:tbl>
+    <w:p/>
+    <w:p>
+      <w:pPr>
+        <w:spacing w:before="20" w:after="20" w:line="360" w:lineRule="auto"/>
+        <w:ind w:left="200"/>
+      </w:pPr>
+      <w:r>
+        <w:rPr>
+          <w:sz w:val="19"/>
+          <w:szCs w:val="19"/>
+        </w:rPr>
+        <w:t xml:space="preserve">Complete the two blank rows.</w:t>
+      </w:r>
+    </w:p>
+    <w:p>
+      <w:pPr>
+        <w:pageBreakBefore w:val="true"/>
+        <w:spacing w:after="0"/>
+      </w:pPr>
+      <w:r>
+        <w:rPr>
+          <w:sz w:val="2"/>
+        </w:rPr>
+        <w:t xml:space="preserve"> </w:t>
+      </w:r>
+    </w:p>
+    <w:p>
+      <w:pPr>
+        <w:spacing w:before="44" w:after="10"/>
+      </w:pPr>
+      <w:r>
+        <w:rPr>
+          <w:b/>
+          <w:bCs/>
+          <w:color w:val="353A7C"/>
+          <w:sz w:val="18"/>
+          <w:szCs w:val="18"/>
+        </w:rPr>
+        <w:t xml:space="preserve">Your turn: the concentrate quantity standard (complete the blanks)</w:t>
+      </w:r>
+    </w:p>
+    <w:p>
+      <w:pPr>
+        <w:spacing w:before="0" w:after="12"/>
+      </w:pPr>
+      <w:r>
+        <w:rPr>
+          <w:color w:val="6B7280"/>
+          <w:sz w:val="15"/>
+          <w:szCs w:val="15"/>
+        </w:rPr>
+        <w:t xml:space="preserve">Every item belongs to exactly one group.</w:t>
+      </w:r>
+    </w:p>
+    <w:p>
+      <w:pPr>
+        <w:spacing w:after="40" w:before="90"/>
+        <w:jc w:val="center"/>
+      </w:pPr>
+      <w:r>
+        <w:drawing>
+          <wp:inline distT="0" distB="0" distL="0" distR="0">
+            <wp:extent cx="5734050" cy="1803200"/>
+            <wp:effectExtent t="0" r="0" b="0" l="0"/>
+            <wp:docPr id="1" name="" descr="" title=""/>
+            <wp:cNvGraphicFramePr>
+              <a:graphicFrameLocks xmlns:a="http://schemas.openxmlformats.org/drawingml/2006/main" noChangeAspect="1"/>
+            </wp:cNvGraphicFramePr>
+            <a:graphic xmlns:a="http://schemas.openxmlformats.org/drawingml/2006/main">
+              <a:graphicData uri="http://schemas.openxmlformats.org/drawingml/2006/picture">
+                <pic:pic xmlns:pic="http://schemas.openxmlformats.org/drawingml/2006/picture">
+                  <pic:nvPicPr>
+                    <pic:cNvPr id="0" name="" descr=""/>
+                    <pic:cNvPicPr>
+                      <a:picLocks noChangeAspect="1" noChangeArrowheads="1"/>
+                    </pic:cNvPicPr>
+                  </pic:nvPicPr>
+                  <pic:blipFill>
+                    <a:blip r:embed="rId104" cstate="none"/>
+                    <a:srcRect/>
+                    <a:stretch>
+                      <a:fillRect/>
+                    </a:stretch>
+                  </pic:blipFill>
+                  <pic:spPr bwMode="auto">
+                    <a:xfrm>
+                      <a:off x="0" y="0"/>
+                      <a:ext cx="5734050" cy="1803200"/>
                     </a:xfrm>
                     <a:prstGeom prst="rect">
                       <a:avLst/>
@@ -6276,7 +5839,7 @@
                 <w:sz w:val="14"/>
                 <w:szCs w:val="14"/>
               </w:rPr>
-              <w:t xml:space="preserve">(12)</w:t>
+              <w:t xml:space="preserve">(11)</w:t>
             </w:r>
           </w:p>
         </w:tc>
@@ -6329,7 +5892,7 @@
                 <w:sz w:val="14"/>
                 <w:szCs w:val="14"/>
               </w:rPr>
-              <w:t xml:space="preserve">(13)</w:t>
+              <w:t xml:space="preserve">(12)</w:t>
             </w:r>
           </w:p>
         </w:tc>
@@ -6430,7 +5993,7 @@
                 <w:sz w:val="14"/>
                 <w:szCs w:val="14"/>
               </w:rPr>
-              <w:t xml:space="preserve">(14)</w:t>
+              <w:t xml:space="preserve">(13)</w:t>
             </w:r>
           </w:p>
         </w:tc>
@@ -6736,7 +6299,7 @@
                 <w:sz w:val="16"/>
                 <w:szCs w:val="16"/>
               </w:rPr>
-              <w:t xml:space="preserve">0.040 h   ·   0.004 h   ·   0.002 h   ·   activity analysis</w:t>
+              <w:t xml:space="preserve">0.040 h   ·   0.004 h   ·   0.002 h   ·   0.050 h</w:t>
             </w:r>
           </w:p>
         </w:tc>
@@ -6810,7 +6373,7 @@
           <w:sz w:val="16"/>
           <w:szCs w:val="16"/>
         </w:rPr>
-        <w:t xml:space="preserve">      gaps 15–17</w:t>
+        <w:t xml:space="preserve">      gaps 14–16</w:t>
       </w:r>
     </w:p>
     <w:p>
@@ -6823,7 +6386,7 @@
           <w:sz w:val="19"/>
           <w:szCs w:val="19"/>
         </w:rPr>
-        <w:t xml:space="preserve">Exam options often use the list price, or the net </w:t>
+        <w:t xml:space="preserve">Exam </w:t>
       </w:r>
       <w:r>
         <w:rPr>
@@ -6833,7 +6396,7 @@
           <w:sz w:val="15"/>
           <w:szCs w:val="15"/>
         </w:rPr>
-        <w:t xml:space="preserve"> (15) </w:t>
+        <w:t xml:space="preserve"> (14) </w:t>
       </w:r>
       <w:r>
         <w:rPr>
@@ -6855,7 +6418,14 @@
           <w:sz w:val="19"/>
           <w:szCs w:val="19"/>
         </w:rPr>
-        <w:t xml:space="preserve"> without normal loss, or the wage without </w:t>
+        <w:t xml:space="preserve"> often use the list price, or the net quantity without normal loss, or the wage without benefits. </w:t>
+      </w:r>
+      <w:r>
+        <w:rPr>
+          <w:sz w:val="19"/>
+          <w:szCs w:val="19"/>
+        </w:rPr>
+        <w:t xml:space="preserve">The correct standard </w:t>
       </w:r>
       <w:r>
         <w:rPr>
@@ -6865,7 +6435,7 @@
           <w:sz w:val="15"/>
           <w:szCs w:val="15"/>
         </w:rPr>
-        <w:t xml:space="preserve"> (16) </w:t>
+        <w:t xml:space="preserve"> (15) </w:t>
       </w:r>
       <w:r>
         <w:rPr>
@@ -6887,14 +6457,7 @@
           <w:sz w:val="19"/>
           <w:szCs w:val="19"/>
         </w:rPr>
-        <w:t xml:space="preserve">. </w:t>
-      </w:r>
-      <w:r>
-        <w:rPr>
-          <w:sz w:val="19"/>
-          <w:szCs w:val="19"/>
-        </w:rPr>
-        <w:t xml:space="preserve">The correct </w:t>
+        <w:t xml:space="preserve"> all normal costs of </w:t>
       </w:r>
       <w:r>
         <w:rPr>
@@ -6904,7 +6467,7 @@
           <w:sz w:val="15"/>
           <w:szCs w:val="15"/>
         </w:rPr>
-        <w:t xml:space="preserve"> (17) </w:t>
+        <w:t xml:space="preserve"> (16) </w:t>
       </w:r>
       <w:r>
         <w:rPr>
@@ -6926,7 +6489,7 @@
           <w:sz w:val="19"/>
           <w:szCs w:val="19"/>
         </w:rPr>
-        <w:t xml:space="preserve"> includes all normal costs of getting the input ready for use. </w:t>
+        <w:t xml:space="preserve"> the input ready for use. </w:t>
       </w:r>
     </w:p>
     <w:tbl>
@@ -6984,7 +6547,7 @@
                 <w:sz w:val="16"/>
                 <w:szCs w:val="16"/>
               </w:rPr>
-              <w:t xml:space="preserve">quantity   ·   standard   ·   supplier's   ·   benefits</w:t>
+              <w:t xml:space="preserve">options   ·   getting   ·   testing   ·   includes</w:t>
             </w:r>
           </w:p>
         </w:tc>
@@ -7055,7 +6618,7 @@
                     </pic:cNvPicPr>
                   </pic:nvPicPr>
                   <pic:blipFill>
-                    <a:blip r:embed="rId104" cstate="none"/>
+                    <a:blip r:embed="rId105" cstate="none"/>
                     <a:srcRect/>
                     <a:stretch>
                       <a:fillRect/>
@@ -7517,7 +7080,7 @@
                 <w:sz w:val="16"/>
                 <w:szCs w:val="16"/>
               </w:rPr>
-              <w:t xml:space="preserve">11  </w:t>
+              <w:t xml:space="preserve">10  </w:t>
             </w:r>
             <w:r>
               <w:rPr>
@@ -7585,7 +7148,7 @@
                 <w:sz w:val="16"/>
                 <w:szCs w:val="16"/>
               </w:rPr>
-              <w:t xml:space="preserve">12  </w:t>
+              <w:t xml:space="preserve">11  </w:t>
             </w:r>
             <w:r>
               <w:rPr>
@@ -7653,7 +7216,7 @@
                 <w:sz w:val="16"/>
                 <w:szCs w:val="16"/>
               </w:rPr>
-              <w:t xml:space="preserve">13  </w:t>
+              <w:t xml:space="preserve">12  </w:t>
             </w:r>
             <w:r>
               <w:rPr>
@@ -7721,7 +7284,7 @@
                 <w:sz w:val="16"/>
                 <w:szCs w:val="16"/>
               </w:rPr>
-              <w:t xml:space="preserve">14  </w:t>
+              <w:t xml:space="preserve">13  </w:t>
             </w:r>
             <w:r>
               <w:rPr>
@@ -7763,7 +7326,7 @@
                 <w:sz w:val="16"/>
                 <w:szCs w:val="16"/>
               </w:rPr>
-              <w:t xml:space="preserve">Less: quantity discount</w:t>
+              <w:t xml:space="preserve">$(0.04)</w:t>
             </w:r>
           </w:p>
         </w:tc>
@@ -7789,14 +7352,14 @@
                 <w:sz w:val="16"/>
                 <w:szCs w:val="16"/>
               </w:rPr>
-              <w:t xml:space="preserve">15  </w:t>
-            </w:r>
-            <w:r>
-              <w:rPr>
-                <w:sz w:val="16"/>
-                <w:szCs w:val="16"/>
-              </w:rPr>
-              <w:t xml:space="preserve">quantity</w:t>
+              <w:t xml:space="preserve">14  </w:t>
+            </w:r>
+            <w:r>
+              <w:rPr>
+                <w:sz w:val="16"/>
+                <w:szCs w:val="16"/>
+              </w:rPr>
+              <w:t xml:space="preserve">options</w:t>
             </w:r>
           </w:p>
         </w:tc>
@@ -7831,7 +7394,7 @@
                 <w:sz w:val="16"/>
                 <w:szCs w:val="16"/>
               </w:rPr>
-              <w:t xml:space="preserve">Add: freight to Amman</w:t>
+              <w:t xml:space="preserve">$0.90</w:t>
             </w:r>
           </w:p>
         </w:tc>
@@ -7857,14 +7420,14 @@
                 <w:sz w:val="16"/>
                 <w:szCs w:val="16"/>
               </w:rPr>
-              <w:t xml:space="preserve">16  </w:t>
-            </w:r>
-            <w:r>
-              <w:rPr>
-                <w:sz w:val="16"/>
-                <w:szCs w:val="16"/>
-              </w:rPr>
-              <w:t xml:space="preserve">benefits</w:t>
+              <w:t xml:space="preserve">15  </w:t>
+            </w:r>
+            <w:r>
+              <w:rPr>
+                <w:sz w:val="16"/>
+                <w:szCs w:val="16"/>
+              </w:rPr>
+              <w:t xml:space="preserve">includes</w:t>
             </w:r>
           </w:p>
         </w:tc>
@@ -7899,7 +7462,7 @@
                 <w:sz w:val="16"/>
                 <w:szCs w:val="16"/>
               </w:rPr>
-              <w:t xml:space="preserve">Price standard per liter</w:t>
+              <w:t xml:space="preserve">concentrate</w:t>
             </w:r>
           </w:p>
         </w:tc>
@@ -7925,14 +7488,14 @@
                 <w:sz w:val="16"/>
                 <w:szCs w:val="16"/>
               </w:rPr>
-              <w:t xml:space="preserve">17  </w:t>
-            </w:r>
-            <w:r>
-              <w:rPr>
-                <w:sz w:val="16"/>
-                <w:szCs w:val="16"/>
-              </w:rPr>
-              <w:t xml:space="preserve">standard</w:t>
+              <w:t xml:space="preserve">16  </w:t>
+            </w:r>
+            <w:r>
+              <w:rPr>
+                <w:sz w:val="16"/>
+                <w:szCs w:val="16"/>
+              </w:rPr>
+              <w:t xml:space="preserve">getting</w:t>
             </w:r>
           </w:p>
         </w:tc>
@@ -7967,7 +7530,7 @@
                 <w:sz w:val="16"/>
                 <w:szCs w:val="16"/>
               </w:rPr>
-              <w:t xml:space="preserve">quantity</w:t>
+              <w:t xml:space="preserve">spillage</w:t>
             </w:r>
           </w:p>
         </w:tc>
@@ -7993,7 +7556,7 @@
                 <w:sz w:val="16"/>
                 <w:szCs w:val="16"/>
               </w:rPr>
-              <w:t xml:space="preserve">18  </w:t>
+              <w:t xml:space="preserve">17  </w:t>
             </w:r>
             <w:r>
               <w:rPr>
@@ -8035,7 +7598,7 @@
                 <w:sz w:val="16"/>
                 <w:szCs w:val="16"/>
               </w:rPr>
-              <w:t xml:space="preserve">concentrate</w:t>
+              <w:t xml:space="preserve">Abnormal</w:t>
             </w:r>
           </w:p>
         </w:tc>
@@ -8061,7 +7624,7 @@
                 <w:sz w:val="16"/>
                 <w:szCs w:val="16"/>
               </w:rPr>
-              <w:t xml:space="preserve">19  </w:t>
+              <w:t xml:space="preserve">18  </w:t>
             </w:r>
             <w:r>
               <w:rPr>
@@ -8069,64 +7632,6 @@
                 <w:szCs w:val="16"/>
               </w:rPr>
               <w:t xml:space="preserve">price standard</w:t>
-            </w:r>
-          </w:p>
-        </w:tc>
-      </w:tr>
-      <w:tr>
-        <w:tc>
-          <w:tcPr>
-            <w:tcW w:type="pct" w:w="2500"/>
-            <w:tcMar>
-              <w:top w:type="dxa" w:w="20"/>
-              <w:left w:type="dxa" w:w="80"/>
-              <w:bottom w:type="dxa" w:w="20"/>
-              <w:right w:type="dxa" w:w="80"/>
-            </w:tcMar>
-          </w:tcPr>
-          <w:p>
-            <w:pPr>
-              <w:spacing w:before="12" w:after="12"/>
-            </w:pPr>
-            <w:r>
-              <w:rPr>
-                <w:b/>
-                <w:bCs/>
-                <w:color w:val="8186EF"/>
-                <w:sz w:val="16"/>
-                <w:szCs w:val="16"/>
-              </w:rPr>
-              <w:t xml:space="preserve">10  </w:t>
-            </w:r>
-            <w:r>
-              <w:rPr>
-                <w:sz w:val="16"/>
-                <w:szCs w:val="16"/>
-              </w:rPr>
-              <w:t xml:space="preserve">Abnormal</w:t>
-            </w:r>
-          </w:p>
-        </w:tc>
-        <w:tc>
-          <w:tcPr>
-            <w:tcW w:type="pct" w:w="2500"/>
-            <w:tcMar>
-              <w:top w:type="dxa" w:w="20"/>
-              <w:left w:type="dxa" w:w="80"/>
-              <w:bottom w:type="dxa" w:w="20"/>
-              <w:right w:type="dxa" w:w="80"/>
-            </w:tcMar>
-          </w:tcPr>
-          <w:p>
-            <w:pPr>
-              <w:spacing w:before="24" w:after="24"/>
-            </w:pPr>
-            <w:r>
-              <w:rPr>
-                <w:sz w:val="16"/>
-                <w:szCs w:val="16"/>
-              </w:rPr>
-              <w:t xml:space="preserve"/>
             </w:r>
           </w:p>
         </w:tc>
@@ -8361,7 +7866,7 @@
           <w:sz w:val="19"/>
           <w:szCs w:val="19"/>
         </w:rPr>
-        <w:t xml:space="preserve">Activity </w:t>
+        <w:t xml:space="preserve">Activity analysis sets a standard by </w:t>
       </w:r>
       <w:r>
         <w:rPr>
@@ -8393,7 +7898,28 @@
           <w:sz w:val="19"/>
           <w:szCs w:val="19"/>
         </w:rPr>
-        <w:t xml:space="preserve"> sets a standard by studying how the work should be done: time and motion studies, recipes and </w:t>
+        <w:t xml:space="preserve"> how the work should be done: time and motion studies, recipes and engineering tests. </w:t>
+      </w:r>
+      <w:r>
+        <w:rPr>
+          <w:sz w:val="19"/>
+          <w:szCs w:val="19"/>
+        </w:rPr>
+        <w:t xml:space="preserve">The juice time study found a basic time of 0.040 hours a case. </w:t>
+      </w:r>
+      <w:r>
+        <w:rPr>
+          <w:sz w:val="19"/>
+          <w:szCs w:val="19"/>
+        </w:rPr>
+        <w:t xml:space="preserve">Historical data uses past results. </w:t>
+      </w:r>
+      <w:r>
+        <w:rPr>
+          <w:sz w:val="19"/>
+          <w:szCs w:val="19"/>
+        </w:rPr>
+        <w:t xml:space="preserve">Over the last </w:t>
       </w:r>
       <w:r>
         <w:rPr>
@@ -8411,7 +7937,7 @@
           <w:sz w:val="19"/>
           <w:szCs w:val="19"/>
         </w:rPr>
-        <w:t xml:space="preserve">             </w:t>
+        <w:t xml:space="preserve">           </w:t>
       </w:r>
       <w:r>
         <w:rPr>
@@ -8425,21 +7951,7 @@
           <w:sz w:val="19"/>
           <w:szCs w:val="19"/>
         </w:rPr>
-        <w:t xml:space="preserve"> tests. </w:t>
-      </w:r>
-      <w:r>
-        <w:rPr>
-          <w:sz w:val="19"/>
-          <w:szCs w:val="19"/>
-        </w:rPr>
-        <w:t xml:space="preserve">The juice time study found a basic time of 0.040 hours a case. </w:t>
-      </w:r>
-      <w:r>
-        <w:rPr>
-          <w:sz w:val="19"/>
-          <w:szCs w:val="19"/>
-        </w:rPr>
-        <w:t xml:space="preserve"/>
+        <w:t xml:space="preserve"> months, labor </w:t>
       </w:r>
       <w:r>
         <w:rPr>
@@ -8457,7 +7969,7 @@
           <w:sz w:val="19"/>
           <w:szCs w:val="19"/>
         </w:rPr>
-        <w:t xml:space="preserve">            </w:t>
+        <w:t xml:space="preserve">           </w:t>
       </w:r>
       <w:r>
         <w:rPr>
@@ -8471,14 +7983,7 @@
           <w:sz w:val="19"/>
           <w:szCs w:val="19"/>
         </w:rPr>
-        <w:t xml:space="preserve"> data uses past results. </w:t>
-      </w:r>
-      <w:r>
-        <w:rPr>
-          <w:sz w:val="19"/>
-          <w:szCs w:val="19"/>
-        </w:rPr>
-        <w:t xml:space="preserve">Over the last twelve months, labor </w:t>
+        <w:t xml:space="preserve"> 0.056 hours a case, and the best month </w:t>
       </w:r>
       <w:r>
         <w:rPr>
@@ -8510,7 +8015,7 @@
           <w:sz w:val="19"/>
           <w:szCs w:val="19"/>
         </w:rPr>
-        <w:t xml:space="preserve"> 0.056 hours a case, and the best month reached 0.052. </w:t>
+        <w:t xml:space="preserve"> 0.052. </w:t>
       </w:r>
       <w:r>
         <w:rPr>
@@ -8646,7 +8151,7 @@
                 <w:sz w:val="16"/>
                 <w:szCs w:val="16"/>
               </w:rPr>
-              <w:t xml:space="preserve">Historical   ·   techniques   ·   engineering   ·   practice   ·   averaged   ·   analysis   ·   History</w:t>
+              <w:t xml:space="preserve">averaged   ·   techniques   ·   twelve   ·   engineering   ·   reached   ·   studying   ·   History</w:t>
             </w:r>
           </w:p>
         </w:tc>
@@ -9430,7 +8935,7 @@
                 <w:sz w:val="16"/>
                 <w:szCs w:val="16"/>
               </w:rPr>
-              <w:t xml:space="preserve">analysis</w:t>
+              <w:t xml:space="preserve">studying</w:t>
             </w:r>
           </w:p>
         </w:tc>
@@ -9498,7 +9003,7 @@
                 <w:sz w:val="16"/>
                 <w:szCs w:val="16"/>
               </w:rPr>
-              <w:t xml:space="preserve">engineering</w:t>
+              <w:t xml:space="preserve">twelve</w:t>
             </w:r>
           </w:p>
         </w:tc>
@@ -9566,7 +9071,7 @@
                 <w:sz w:val="16"/>
                 <w:szCs w:val="16"/>
               </w:rPr>
-              <w:t xml:space="preserve">Historical</w:t>
+              <w:t xml:space="preserve">averaged</w:t>
             </w:r>
           </w:p>
         </w:tc>
@@ -9634,7 +9139,7 @@
                 <w:sz w:val="16"/>
                 <w:szCs w:val="16"/>
               </w:rPr>
-              <w:t xml:space="preserve">averaged</w:t>
+              <w:t xml:space="preserve">reached</w:t>
             </w:r>
           </w:p>
         </w:tc>
@@ -9885,7 +9390,7 @@
           <w:sz w:val="16"/>
           <w:szCs w:val="16"/>
         </w:rPr>
-        <w:t xml:space="preserve">      gaps 1–6</w:t>
+        <w:t xml:space="preserve">      gaps 1–4</w:t>
       </w:r>
     </w:p>
     <w:p>
@@ -9937,7 +9442,14 @@
           <w:sz w:val="19"/>
           <w:szCs w:val="19"/>
         </w:rPr>
-        <w:t xml:space="preserve"/>
+        <w:t xml:space="preserve">Concentrate: 5.4 liters net ÷ 90% yield = 6.0 liters, at $0.90 a liter. </w:t>
+      </w:r>
+      <w:r>
+        <w:rPr>
+          <w:sz w:val="19"/>
+          <w:szCs w:val="19"/>
+        </w:rPr>
+        <w:t xml:space="preserve">Bottles, caps and carton: from the Jordan Glass and supplier </w:t>
       </w:r>
       <w:r>
         <w:rPr>
@@ -9955,7 +9467,7 @@
           <w:sz w:val="19"/>
           <w:szCs w:val="19"/>
         </w:rPr>
-        <w:t xml:space="preserve">             </w:t>
+        <w:t xml:space="preserve">           </w:t>
       </w:r>
       <w:r>
         <w:rPr>
@@ -9969,14 +9481,21 @@
           <w:sz w:val="19"/>
           <w:szCs w:val="19"/>
         </w:rPr>
-        <w:t xml:space="preserve">: 5.4 liters net ÷ 90% yield = 6.0 liters, at $0.90 a liter. </w:t>
-      </w:r>
-      <w:r>
-        <w:rPr>
-          <w:sz w:val="19"/>
-          <w:szCs w:val="19"/>
-        </w:rPr>
-        <w:t xml:space="preserve">Bottles, caps and carton: from the Jordan Glass and supplier </w:t>
+        <w:t xml:space="preserve">. </w:t>
+      </w:r>
+      <w:r>
+        <w:rPr>
+          <w:sz w:val="19"/>
+          <w:szCs w:val="19"/>
+        </w:rPr>
+        <w:t xml:space="preserve">Direct labor: 0.050 hours at $12.00 an hour. </w:t>
+      </w:r>
+      <w:r>
+        <w:rPr>
+          <w:sz w:val="19"/>
+          <w:szCs w:val="19"/>
+        </w:rPr>
+        <w:t xml:space="preserve">Overhead: 0.02 </w:t>
       </w:r>
       <w:r>
         <w:rPr>
@@ -10008,14 +9527,14 @@
           <w:sz w:val="19"/>
           <w:szCs w:val="19"/>
         </w:rPr>
-        <w:t xml:space="preserve">. </w:t>
-      </w:r>
-      <w:r>
-        <w:rPr>
-          <w:sz w:val="19"/>
-          <w:szCs w:val="19"/>
-        </w:rPr>
-        <w:t xml:space="preserve"/>
+        <w:t xml:space="preserve"> hours at the variable and fixed rates from the. </w:t>
+      </w:r>
+      <w:r>
+        <w:rPr>
+          <w:sz w:val="19"/>
+          <w:szCs w:val="19"/>
+        </w:rPr>
+        <w:t xml:space="preserve">The total is $12.60 a case, the standard used </w:t>
       </w:r>
       <w:r>
         <w:rPr>
@@ -10026,84 +9545,6 @@
           <w:szCs w:val="15"/>
         </w:rPr>
         <w:t xml:space="preserve"> (4) </w:t>
-      </w:r>
-      <w:r>
-        <w:rPr>
-          <w:u w:val="single"/>
-          <w:sz w:val="19"/>
-          <w:szCs w:val="19"/>
-        </w:rPr>
-        <w:t xml:space="preserve">           </w:t>
-      </w:r>
-      <w:r>
-        <w:rPr>
-          <w:sz w:val="19"/>
-          <w:szCs w:val="19"/>
-        </w:rPr>
-        <w:t xml:space="preserve"> </w:t>
-      </w:r>
-      <w:r>
-        <w:rPr>
-          <w:sz w:val="19"/>
-          <w:szCs w:val="19"/>
-        </w:rPr>
-        <w:t xml:space="preserve"> labor: 0.050 hours at $12.00 an hour. </w:t>
-      </w:r>
-      <w:r>
-        <w:rPr>
-          <w:sz w:val="19"/>
-          <w:szCs w:val="19"/>
-        </w:rPr>
-        <w:t xml:space="preserve"/>
-      </w:r>
-      <w:r>
-        <w:rPr>
-          <w:b/>
-          <w:bCs/>
-          <w:color w:val="8186EF"/>
-          <w:sz w:val="15"/>
-          <w:szCs w:val="15"/>
-        </w:rPr>
-        <w:t xml:space="preserve"> (5) </w:t>
-      </w:r>
-      <w:r>
-        <w:rPr>
-          <w:u w:val="single"/>
-          <w:sz w:val="19"/>
-          <w:szCs w:val="19"/>
-        </w:rPr>
-        <w:t xml:space="preserve">           </w:t>
-      </w:r>
-      <w:r>
-        <w:rPr>
-          <w:sz w:val="19"/>
-          <w:szCs w:val="19"/>
-        </w:rPr>
-        <w:t xml:space="preserve"> </w:t>
-      </w:r>
-      <w:r>
-        <w:rPr>
-          <w:sz w:val="19"/>
-          <w:szCs w:val="19"/>
-        </w:rPr>
-        <w:t xml:space="preserve">: 0.02 machine hours at the variable and fixed rates from the. </w:t>
-      </w:r>
-      <w:r>
-        <w:rPr>
-          <w:sz w:val="19"/>
-          <w:szCs w:val="19"/>
-        </w:rPr>
-        <w:t xml:space="preserve">The total is $12.60 a case, the standard used </w:t>
-      </w:r>
-      <w:r>
-        <w:rPr>
-          <w:b/>
-          <w:bCs/>
-          <w:color w:val="8186EF"/>
-          <w:sz w:val="15"/>
-          <w:szCs w:val="15"/>
-        </w:rPr>
-        <w:t xml:space="preserve"> (6) </w:t>
       </w:r>
       <w:r>
         <w:rPr>
@@ -10183,7 +9624,7 @@
                 <w:sz w:val="16"/>
                 <w:szCs w:val="16"/>
               </w:rPr>
-              <w:t xml:space="preserve">contracts   ·   Direct   ·   throughout   ·   Concentrate   ·   Bottles   ·   Overhead   ·   number</w:t>
+              <w:t xml:space="preserve">contracts   ·   machine   ·   throughout   ·   discounts   ·   number</w:t>
             </w:r>
           </w:p>
         </w:tc>
@@ -10204,11 +9645,11 @@
         </w:tblBorders>
       </w:tblPr>
       <w:tblGrid>
-        <w:gridCol w:w="3143"/>
-        <w:gridCol w:w="1292"/>
-        <w:gridCol w:w="1055"/>
-        <w:gridCol w:w="963"/>
-        <w:gridCol w:w="3147"/>
+        <w:gridCol w:w="3058"/>
+        <w:gridCol w:w="1190"/>
+        <w:gridCol w:w="1027"/>
+        <w:gridCol w:w="937"/>
+        <w:gridCol w:w="3389"/>
       </w:tblGrid>
       <w:tr>
         <w:tc>
@@ -10243,7 +9684,7 @@
       <w:tr>
         <w:tc>
           <w:tcPr>
-            <w:tcW w:type="pct" w:w="1637"/>
+            <w:tcW w:type="pct" w:w="1593"/>
             <w:shd w:fill="353A7C" w:val="clear"/>
             <w:tcMar>
               <w:top w:type="dxa" w:w="50"/>
@@ -10270,7 +9711,7 @@
         </w:tc>
         <w:tc>
           <w:tcPr>
-            <w:tcW w:type="pct" w:w="673"/>
+            <w:tcW w:type="pct" w:w="620"/>
             <w:shd w:fill="353A7C" w:val="clear"/>
             <w:tcMar>
               <w:top w:type="dxa" w:w="50"/>
@@ -10297,7 +9738,7 @@
         </w:tc>
         <w:tc>
           <w:tcPr>
-            <w:tcW w:type="pct" w:w="550"/>
+            <w:tcW w:type="pct" w:w="535"/>
             <w:shd w:fill="353A7C" w:val="clear"/>
             <w:tcMar>
               <w:top w:type="dxa" w:w="50"/>
@@ -10324,7 +9765,7 @@
         </w:tc>
         <w:tc>
           <w:tcPr>
-            <w:tcW w:type="pct" w:w="501"/>
+            <w:tcW w:type="pct" w:w="488"/>
             <w:shd w:fill="353A7C" w:val="clear"/>
             <w:tcMar>
               <w:top w:type="dxa" w:w="50"/>
@@ -10351,7 +9792,7 @@
         </w:tc>
         <w:tc>
           <w:tcPr>
-            <w:tcW w:type="pct" w:w="1639"/>
+            <w:tcW w:type="pct" w:w="1765"/>
             <w:shd w:fill="353A7C" w:val="clear"/>
             <w:tcMar>
               <w:top w:type="dxa" w:w="50"/>
@@ -10380,7 +9821,7 @@
       <w:tr>
         <w:tc>
           <w:tcPr>
-            <w:tcW w:type="pct" w:w="1637"/>
+            <w:tcW w:type="pct" w:w="1593"/>
             <w:tcMar>
               <w:top w:type="dxa" w:w="50"/>
               <w:left w:type="dxa" w:w="110"/>
@@ -10403,7 +9844,7 @@
         </w:tc>
         <w:tc>
           <w:tcPr>
-            <w:tcW w:type="pct" w:w="673"/>
+            <w:tcW w:type="pct" w:w="620"/>
             <w:tcMar>
               <w:top w:type="dxa" w:w="50"/>
               <w:left w:type="dxa" w:w="110"/>
@@ -10426,7 +9867,7 @@
         </w:tc>
         <w:tc>
           <w:tcPr>
-            <w:tcW w:type="pct" w:w="550"/>
+            <w:tcW w:type="pct" w:w="535"/>
             <w:tcMar>
               <w:top w:type="dxa" w:w="50"/>
               <w:left w:type="dxa" w:w="110"/>
@@ -10449,7 +9890,7 @@
         </w:tc>
         <w:tc>
           <w:tcPr>
-            <w:tcW w:type="pct" w:w="501"/>
+            <w:tcW w:type="pct" w:w="488"/>
             <w:tcMar>
               <w:top w:type="dxa" w:w="50"/>
               <w:left w:type="dxa" w:w="110"/>
@@ -10472,7 +9913,128 @@
         </w:tc>
         <w:tc>
           <w:tcPr>
-            <w:tcW w:type="pct" w:w="1639"/>
+            <w:tcW w:type="pct" w:w="1765"/>
+            <w:tcMar>
+              <w:top w:type="dxa" w:w="50"/>
+              <w:left w:type="dxa" w:w="110"/>
+              <w:bottom w:type="dxa" w:w="50"/>
+              <w:right w:type="dxa" w:w="110"/>
+            </w:tcMar>
+          </w:tcPr>
+          <w:p>
+            <w:pPr>
+              <w:spacing w:before="28" w:after="28"/>
+            </w:pPr>
+            <w:r>
+              <w:rPr>
+                <w:sz w:val="15"/>
+                <w:szCs w:val="15"/>
+              </w:rPr>
+              <w:t xml:space="preserve">Supplier quote + yield study</w:t>
+            </w:r>
+          </w:p>
+        </w:tc>
+      </w:tr>
+      <w:tr>
+        <w:tc>
+          <w:tcPr>
+            <w:tcW w:type="pct" w:w="1593"/>
+            <w:shd w:fill="FBFAF6" w:val="clear"/>
+            <w:tcMar>
+              <w:top w:type="dxa" w:w="50"/>
+              <w:left w:type="dxa" w:w="110"/>
+              <w:bottom w:type="dxa" w:w="50"/>
+              <w:right w:type="dxa" w:w="110"/>
+            </w:tcMar>
+          </w:tcPr>
+          <w:p>
+            <w:pPr>
+              <w:spacing w:before="28" w:after="28"/>
+            </w:pPr>
+            <w:r>
+              <w:rPr>
+                <w:sz w:val="15"/>
+                <w:szCs w:val="15"/>
+              </w:rPr>
+              <w:t xml:space="preserve">Bottles</w:t>
+            </w:r>
+          </w:p>
+        </w:tc>
+        <w:tc>
+          <w:tcPr>
+            <w:tcW w:type="pct" w:w="620"/>
+            <w:shd w:fill="FBFAF6" w:val="clear"/>
+            <w:tcMar>
+              <w:top w:type="dxa" w:w="50"/>
+              <w:left w:type="dxa" w:w="110"/>
+              <w:bottom w:type="dxa" w:w="50"/>
+              <w:right w:type="dxa" w:w="110"/>
+            </w:tcMar>
+          </w:tcPr>
+          <w:p>
+            <w:pPr>
+              <w:spacing w:before="28" w:after="28"/>
+            </w:pPr>
+            <w:r>
+              <w:rPr>
+                <w:sz w:val="15"/>
+                <w:szCs w:val="15"/>
+              </w:rPr>
+              <w:t xml:space="preserve">12</w:t>
+            </w:r>
+          </w:p>
+        </w:tc>
+        <w:tc>
+          <w:tcPr>
+            <w:tcW w:type="pct" w:w="535"/>
+            <w:shd w:fill="FBFAF6" w:val="clear"/>
+            <w:tcMar>
+              <w:top w:type="dxa" w:w="50"/>
+              <w:left w:type="dxa" w:w="110"/>
+              <w:bottom w:type="dxa" w:w="50"/>
+              <w:right w:type="dxa" w:w="110"/>
+            </w:tcMar>
+          </w:tcPr>
+          <w:p>
+            <w:pPr>
+              <w:spacing w:before="28" w:after="28"/>
+            </w:pPr>
+            <w:r>
+              <w:rPr>
+                <w:sz w:val="15"/>
+                <w:szCs w:val="15"/>
+              </w:rPr>
+              <w:t xml:space="preserve">$0.25</w:t>
+            </w:r>
+          </w:p>
+        </w:tc>
+        <w:tc>
+          <w:tcPr>
+            <w:tcW w:type="pct" w:w="488"/>
+            <w:shd w:fill="FBFAF6" w:val="clear"/>
+            <w:tcMar>
+              <w:top w:type="dxa" w:w="50"/>
+              <w:left w:type="dxa" w:w="110"/>
+              <w:bottom w:type="dxa" w:w="50"/>
+              <w:right w:type="dxa" w:w="110"/>
+            </w:tcMar>
+          </w:tcPr>
+          <w:p>
+            <w:pPr>
+              <w:spacing w:before="28" w:after="28"/>
+            </w:pPr>
+            <w:r>
+              <w:rPr>
+                <w:sz w:val="15"/>
+                <w:szCs w:val="15"/>
+              </w:rPr>
+              <w:t xml:space="preserve">$3.00</w:t>
+            </w:r>
+          </w:p>
+        </w:tc>
+        <w:tc>
+          <w:tcPr>
+            <w:tcW w:type="pct" w:w="1765"/>
             <w:shd w:fill="FFFFFF" w:val="clear"/>
             <w:tcMar>
               <w:top w:type="dxa" w:w="50"/>
@@ -10493,16 +10055,15 @@
                 <w:sz w:val="14"/>
                 <w:szCs w:val="14"/>
               </w:rPr>
-              <w:t xml:space="preserve">(7)</w:t>
-            </w:r>
-          </w:p>
-        </w:tc>
-      </w:tr>
-      <w:tr>
-        <w:tc>
-          <w:tcPr>
-            <w:tcW w:type="pct" w:w="1637"/>
-            <w:shd w:fill="FBFAF6" w:val="clear"/>
+              <w:t xml:space="preserve">(5)</w:t>
+            </w:r>
+          </w:p>
+        </w:tc>
+      </w:tr>
+      <w:tr>
+        <w:tc>
+          <w:tcPr>
+            <w:tcW w:type="pct" w:w="1593"/>
             <w:tcMar>
               <w:top w:type="dxa" w:w="50"/>
               <w:left w:type="dxa" w:w="110"/>
@@ -10519,14 +10080,13 @@
                 <w:sz w:val="15"/>
                 <w:szCs w:val="15"/>
               </w:rPr>
-              <w:t xml:space="preserve">Bottles</w:t>
-            </w:r>
-          </w:p>
-        </w:tc>
-        <w:tc>
-          <w:tcPr>
-            <w:tcW w:type="pct" w:w="673"/>
-            <w:shd w:fill="FBFAF6" w:val="clear"/>
+              <w:t xml:space="preserve">Caps and carton</w:t>
+            </w:r>
+          </w:p>
+        </w:tc>
+        <w:tc>
+          <w:tcPr>
+            <w:tcW w:type="pct" w:w="620"/>
             <w:tcMar>
               <w:top w:type="dxa" w:w="50"/>
               <w:left w:type="dxa" w:w="110"/>
@@ -10543,14 +10103,13 @@
                 <w:sz w:val="15"/>
                 <w:szCs w:val="15"/>
               </w:rPr>
-              <w:t xml:space="preserve">12</w:t>
-            </w:r>
-          </w:p>
-        </w:tc>
-        <w:tc>
-          <w:tcPr>
-            <w:tcW w:type="pct" w:w="550"/>
-            <w:shd w:fill="FBFAF6" w:val="clear"/>
+              <w:t xml:space="preserve">1</w:t>
+            </w:r>
+          </w:p>
+        </w:tc>
+        <w:tc>
+          <w:tcPr>
+            <w:tcW w:type="pct" w:w="535"/>
             <w:tcMar>
               <w:top w:type="dxa" w:w="50"/>
               <w:left w:type="dxa" w:w="110"/>
@@ -10567,14 +10126,13 @@
                 <w:sz w:val="15"/>
                 <w:szCs w:val="15"/>
               </w:rPr>
-              <w:t xml:space="preserve">$0.25</w:t>
-            </w:r>
-          </w:p>
-        </w:tc>
-        <w:tc>
-          <w:tcPr>
-            <w:tcW w:type="pct" w:w="501"/>
-            <w:shd w:fill="FBFAF6" w:val="clear"/>
+              <w:t xml:space="preserve">$0.60</w:t>
+            </w:r>
+          </w:p>
+        </w:tc>
+        <w:tc>
+          <w:tcPr>
+            <w:tcW w:type="pct" w:w="488"/>
             <w:tcMar>
               <w:top w:type="dxa" w:w="50"/>
               <w:left w:type="dxa" w:w="110"/>
@@ -10591,14 +10149,13 @@
                 <w:sz w:val="15"/>
                 <w:szCs w:val="15"/>
               </w:rPr>
-              <w:t xml:space="preserve">$3.00</w:t>
-            </w:r>
-          </w:p>
-        </w:tc>
-        <w:tc>
-          <w:tcPr>
-            <w:tcW w:type="pct" w:w="1639"/>
-            <w:shd w:fill="FBFAF6" w:val="clear"/>
+              <w:t xml:space="preserve">$0.60</w:t>
+            </w:r>
+          </w:p>
+        </w:tc>
+        <w:tc>
+          <w:tcPr>
+            <w:tcW w:type="pct" w:w="1765"/>
             <w:tcMar>
               <w:top w:type="dxa" w:w="50"/>
               <w:left w:type="dxa" w:w="110"/>
@@ -10615,15 +10172,16 @@
                 <w:sz w:val="15"/>
                 <w:szCs w:val="15"/>
               </w:rPr>
-              <w:t xml:space="preserve">Jordan Glass contract</w:t>
-            </w:r>
-          </w:p>
-        </w:tc>
-      </w:tr>
-      <w:tr>
-        <w:tc>
-          <w:tcPr>
-            <w:tcW w:type="pct" w:w="1637"/>
+              <w:t xml:space="preserve">Supplier contract</w:t>
+            </w:r>
+          </w:p>
+        </w:tc>
+      </w:tr>
+      <w:tr>
+        <w:tc>
+          <w:tcPr>
+            <w:tcW w:type="pct" w:w="1593"/>
+            <w:shd w:fill="FBFAF6" w:val="clear"/>
             <w:tcMar>
               <w:top w:type="dxa" w:w="50"/>
               <w:left w:type="dxa" w:w="110"/>
@@ -10640,82 +10198,13 @@
                 <w:sz w:val="15"/>
                 <w:szCs w:val="15"/>
               </w:rPr>
-              <w:t xml:space="preserve">Caps and carton</w:t>
-            </w:r>
-          </w:p>
-        </w:tc>
-        <w:tc>
-          <w:tcPr>
-            <w:tcW w:type="pct" w:w="673"/>
-            <w:tcMar>
-              <w:top w:type="dxa" w:w="50"/>
-              <w:left w:type="dxa" w:w="110"/>
-              <w:bottom w:type="dxa" w:w="50"/>
-              <w:right w:type="dxa" w:w="110"/>
-            </w:tcMar>
-          </w:tcPr>
-          <w:p>
-            <w:pPr>
-              <w:spacing w:before="28" w:after="28"/>
-            </w:pPr>
-            <w:r>
-              <w:rPr>
-                <w:sz w:val="15"/>
-                <w:szCs w:val="15"/>
-              </w:rPr>
-              <w:t xml:space="preserve">1</w:t>
-            </w:r>
-          </w:p>
-        </w:tc>
-        <w:tc>
-          <w:tcPr>
-            <w:tcW w:type="pct" w:w="550"/>
-            <w:tcMar>
-              <w:top w:type="dxa" w:w="50"/>
-              <w:left w:type="dxa" w:w="110"/>
-              <w:bottom w:type="dxa" w:w="50"/>
-              <w:right w:type="dxa" w:w="110"/>
-            </w:tcMar>
-          </w:tcPr>
-          <w:p>
-            <w:pPr>
-              <w:spacing w:before="28" w:after="28"/>
-            </w:pPr>
-            <w:r>
-              <w:rPr>
-                <w:sz w:val="15"/>
-                <w:szCs w:val="15"/>
-              </w:rPr>
-              <w:t xml:space="preserve">$0.60</w:t>
-            </w:r>
-          </w:p>
-        </w:tc>
-        <w:tc>
-          <w:tcPr>
-            <w:tcW w:type="pct" w:w="501"/>
-            <w:tcMar>
-              <w:top w:type="dxa" w:w="50"/>
-              <w:left w:type="dxa" w:w="110"/>
-              <w:bottom w:type="dxa" w:w="50"/>
-              <w:right w:type="dxa" w:w="110"/>
-            </w:tcMar>
-          </w:tcPr>
-          <w:p>
-            <w:pPr>
-              <w:spacing w:before="28" w:after="28"/>
-            </w:pPr>
-            <w:r>
-              <w:rPr>
-                <w:sz w:val="15"/>
-                <w:szCs w:val="15"/>
-              </w:rPr>
-              <w:t xml:space="preserve">$0.60</w:t>
-            </w:r>
-          </w:p>
-        </w:tc>
-        <w:tc>
-          <w:tcPr>
-            <w:tcW w:type="pct" w:w="1639"/>
+              <w:t xml:space="preserve">Direct labor</w:t>
+            </w:r>
+          </w:p>
+        </w:tc>
+        <w:tc>
+          <w:tcPr>
+            <w:tcW w:type="pct" w:w="620"/>
             <w:shd w:fill="FFFFFF" w:val="clear"/>
             <w:tcMar>
               <w:top w:type="dxa" w:w="50"/>
@@ -10736,15 +10225,13 @@
                 <w:sz w:val="14"/>
                 <w:szCs w:val="14"/>
               </w:rPr>
-              <w:t xml:space="preserve">(8)</w:t>
-            </w:r>
-          </w:p>
-        </w:tc>
-      </w:tr>
-      <w:tr>
-        <w:tc>
-          <w:tcPr>
-            <w:tcW w:type="pct" w:w="1637"/>
+              <w:t xml:space="preserve">(6)</w:t>
+            </w:r>
+          </w:p>
+        </w:tc>
+        <w:tc>
+          <w:tcPr>
+            <w:tcW w:type="pct" w:w="535"/>
             <w:shd w:fill="FBFAF6" w:val="clear"/>
             <w:tcMar>
               <w:top w:type="dxa" w:w="50"/>
@@ -10762,13 +10249,13 @@
                 <w:sz w:val="15"/>
                 <w:szCs w:val="15"/>
               </w:rPr>
-              <w:t xml:space="preserve">Direct labor</w:t>
-            </w:r>
-          </w:p>
-        </w:tc>
-        <w:tc>
-          <w:tcPr>
-            <w:tcW w:type="pct" w:w="673"/>
+              <w:t xml:space="preserve">$12.00</w:t>
+            </w:r>
+          </w:p>
+        </w:tc>
+        <w:tc>
+          <w:tcPr>
+            <w:tcW w:type="pct" w:w="488"/>
             <w:shd w:fill="FBFAF6" w:val="clear"/>
             <w:tcMar>
               <w:top w:type="dxa" w:w="50"/>
@@ -10786,61 +10273,13 @@
                 <w:sz w:val="15"/>
                 <w:szCs w:val="15"/>
               </w:rPr>
-              <w:t xml:space="preserve">0.050 h</w:t>
-            </w:r>
-          </w:p>
-        </w:tc>
-        <w:tc>
-          <w:tcPr>
-            <w:tcW w:type="pct" w:w="550"/>
-            <w:shd w:fill="FBFAF6" w:val="clear"/>
-            <w:tcMar>
-              <w:top w:type="dxa" w:w="50"/>
-              <w:left w:type="dxa" w:w="110"/>
-              <w:bottom w:type="dxa" w:w="50"/>
-              <w:right w:type="dxa" w:w="110"/>
-            </w:tcMar>
-          </w:tcPr>
-          <w:p>
-            <w:pPr>
-              <w:spacing w:before="28" w:after="28"/>
-            </w:pPr>
-            <w:r>
-              <w:rPr>
-                <w:sz w:val="15"/>
-                <w:szCs w:val="15"/>
-              </w:rPr>
-              <w:t xml:space="preserve">$12.00</w:t>
-            </w:r>
-          </w:p>
-        </w:tc>
-        <w:tc>
-          <w:tcPr>
-            <w:tcW w:type="pct" w:w="501"/>
-            <w:shd w:fill="FBFAF6" w:val="clear"/>
-            <w:tcMar>
-              <w:top w:type="dxa" w:w="50"/>
-              <w:left w:type="dxa" w:w="110"/>
-              <w:bottom w:type="dxa" w:w="50"/>
-              <w:right w:type="dxa" w:w="110"/>
-            </w:tcMar>
-          </w:tcPr>
-          <w:p>
-            <w:pPr>
-              <w:spacing w:before="28" w:after="28"/>
-            </w:pPr>
-            <w:r>
-              <w:rPr>
-                <w:sz w:val="15"/>
-                <w:szCs w:val="15"/>
-              </w:rPr>
               <w:t xml:space="preserve">$0.60</w:t>
             </w:r>
           </w:p>
         </w:tc>
         <w:tc>
           <w:tcPr>
-            <w:tcW w:type="pct" w:w="1639"/>
+            <w:tcW w:type="pct" w:w="1765"/>
             <w:shd w:fill="FFFFFF" w:val="clear"/>
             <w:tcMar>
               <w:top w:type="dxa" w:w="50"/>
@@ -10861,15 +10300,15 @@
                 <w:sz w:val="14"/>
                 <w:szCs w:val="14"/>
               </w:rPr>
-              <w:t xml:space="preserve">(9)</w:t>
-            </w:r>
-          </w:p>
-        </w:tc>
-      </w:tr>
-      <w:tr>
-        <w:tc>
-          <w:tcPr>
-            <w:tcW w:type="pct" w:w="1637"/>
+              <w:t xml:space="preserve">(7)</w:t>
+            </w:r>
+          </w:p>
+        </w:tc>
+      </w:tr>
+      <w:tr>
+        <w:tc>
+          <w:tcPr>
+            <w:tcW w:type="pct" w:w="1593"/>
             <w:tcMar>
               <w:top w:type="dxa" w:w="50"/>
               <w:left w:type="dxa" w:w="110"/>
@@ -10892,7 +10331,76 @@
         </w:tc>
         <w:tc>
           <w:tcPr>
-            <w:tcW w:type="pct" w:w="673"/>
+            <w:tcW w:type="pct" w:w="620"/>
+            <w:tcMar>
+              <w:top w:type="dxa" w:w="50"/>
+              <w:left w:type="dxa" w:w="110"/>
+              <w:bottom w:type="dxa" w:w="50"/>
+              <w:right w:type="dxa" w:w="110"/>
+            </w:tcMar>
+          </w:tcPr>
+          <w:p>
+            <w:pPr>
+              <w:spacing w:before="28" w:after="28"/>
+            </w:pPr>
+            <w:r>
+              <w:rPr>
+                <w:sz w:val="15"/>
+                <w:szCs w:val="15"/>
+              </w:rPr>
+              <w:t xml:space="preserve">0.02 MH</w:t>
+            </w:r>
+          </w:p>
+        </w:tc>
+        <w:tc>
+          <w:tcPr>
+            <w:tcW w:type="pct" w:w="535"/>
+            <w:tcMar>
+              <w:top w:type="dxa" w:w="50"/>
+              <w:left w:type="dxa" w:w="110"/>
+              <w:bottom w:type="dxa" w:w="50"/>
+              <w:right w:type="dxa" w:w="110"/>
+            </w:tcMar>
+          </w:tcPr>
+          <w:p>
+            <w:pPr>
+              <w:spacing w:before="28" w:after="28"/>
+            </w:pPr>
+            <w:r>
+              <w:rPr>
+                <w:sz w:val="15"/>
+                <w:szCs w:val="15"/>
+              </w:rPr>
+              <w:t xml:space="preserve">$50.00</w:t>
+            </w:r>
+          </w:p>
+        </w:tc>
+        <w:tc>
+          <w:tcPr>
+            <w:tcW w:type="pct" w:w="488"/>
+            <w:tcMar>
+              <w:top w:type="dxa" w:w="50"/>
+              <w:left w:type="dxa" w:w="110"/>
+              <w:bottom w:type="dxa" w:w="50"/>
+              <w:right w:type="dxa" w:w="110"/>
+            </w:tcMar>
+          </w:tcPr>
+          <w:p>
+            <w:pPr>
+              <w:spacing w:before="28" w:after="28"/>
+            </w:pPr>
+            <w:r>
+              <w:rPr>
+                <w:sz w:val="15"/>
+                <w:szCs w:val="15"/>
+              </w:rPr>
+              <w:t xml:space="preserve">$1.00</w:t>
+            </w:r>
+          </w:p>
+        </w:tc>
+        <w:tc>
+          <w:tcPr>
+            <w:tcW w:type="pct" w:w="1765"/>
             <w:shd w:fill="FFFFFF" w:val="clear"/>
             <w:tcMar>
               <w:top w:type="dxa" w:w="50"/>
@@ -10913,13 +10421,16 @@
                 <w:sz w:val="14"/>
                 <w:szCs w:val="14"/>
               </w:rPr>
-              <w:t xml:space="preserve">(10)</w:t>
-            </w:r>
-          </w:p>
-        </w:tc>
-        <w:tc>
-          <w:tcPr>
-            <w:tcW w:type="pct" w:w="550"/>
+              <w:t xml:space="preserve">(8)</w:t>
+            </w:r>
+          </w:p>
+        </w:tc>
+      </w:tr>
+      <w:tr>
+        <w:tc>
+          <w:tcPr>
+            <w:tcW w:type="pct" w:w="1593"/>
+            <w:shd w:fill="FBFAF6" w:val="clear"/>
             <w:tcMar>
               <w:top w:type="dxa" w:w="50"/>
               <w:left w:type="dxa" w:w="110"/>
@@ -10936,36 +10447,13 @@
                 <w:sz w:val="15"/>
                 <w:szCs w:val="15"/>
               </w:rPr>
-              <w:t xml:space="preserve">$50.00</w:t>
-            </w:r>
-          </w:p>
-        </w:tc>
-        <w:tc>
-          <w:tcPr>
-            <w:tcW w:type="pct" w:w="501"/>
-            <w:tcMar>
-              <w:top w:type="dxa" w:w="50"/>
-              <w:left w:type="dxa" w:w="110"/>
-              <w:bottom w:type="dxa" w:w="50"/>
-              <w:right w:type="dxa" w:w="110"/>
-            </w:tcMar>
-          </w:tcPr>
-          <w:p>
-            <w:pPr>
-              <w:spacing w:before="28" w:after="28"/>
-            </w:pPr>
-            <w:r>
-              <w:rPr>
-                <w:sz w:val="15"/>
-                <w:szCs w:val="15"/>
-              </w:rPr>
-              <w:t xml:space="preserve">$1.00</w:t>
-            </w:r>
-          </w:p>
-        </w:tc>
-        <w:tc>
-          <w:tcPr>
-            <w:tcW w:type="pct" w:w="1639"/>
+              <w:t xml:space="preserve">Fixed overhead</w:t>
+            </w:r>
+          </w:p>
+        </w:tc>
+        <w:tc>
+          <w:tcPr>
+            <w:tcW w:type="pct" w:w="620"/>
             <w:shd w:fill="FFFFFF" w:val="clear"/>
             <w:tcMar>
               <w:top w:type="dxa" w:w="50"/>
@@ -10986,15 +10474,13 @@
                 <w:sz w:val="14"/>
                 <w:szCs w:val="14"/>
               </w:rPr>
-              <w:t xml:space="preserve">(11)</w:t>
-            </w:r>
-          </w:p>
-        </w:tc>
-      </w:tr>
-      <w:tr>
-        <w:tc>
-          <w:tcPr>
-            <w:tcW w:type="pct" w:w="1637"/>
+              <w:t xml:space="preserve">(9)</w:t>
+            </w:r>
+          </w:p>
+        </w:tc>
+        <w:tc>
+          <w:tcPr>
+            <w:tcW w:type="pct" w:w="535"/>
             <w:shd w:fill="FBFAF6" w:val="clear"/>
             <w:tcMar>
               <w:top w:type="dxa" w:w="50"/>
@@ -11012,13 +10498,13 @@
                 <w:sz w:val="15"/>
                 <w:szCs w:val="15"/>
               </w:rPr>
-              <w:t xml:space="preserve">Fixed overhead</w:t>
-            </w:r>
-          </w:p>
-        </w:tc>
-        <w:tc>
-          <w:tcPr>
-            <w:tcW w:type="pct" w:w="673"/>
+              <w:t xml:space="preserve">$100.00</w:t>
+            </w:r>
+          </w:p>
+        </w:tc>
+        <w:tc>
+          <w:tcPr>
+            <w:tcW w:type="pct" w:w="488"/>
             <w:shd w:fill="FBFAF6" w:val="clear"/>
             <w:tcMar>
               <w:top w:type="dxa" w:w="50"/>
@@ -11036,13 +10522,13 @@
                 <w:sz w:val="15"/>
                 <w:szCs w:val="15"/>
               </w:rPr>
-              <w:t xml:space="preserve">0.02 MH</w:t>
-            </w:r>
-          </w:p>
-        </w:tc>
-        <w:tc>
-          <w:tcPr>
-            <w:tcW w:type="pct" w:w="550"/>
+              <w:t xml:space="preserve">$2.00</w:t>
+            </w:r>
+          </w:p>
+        </w:tc>
+        <w:tc>
+          <w:tcPr>
+            <w:tcW w:type="pct" w:w="1765"/>
             <w:shd w:fill="FBFAF6" w:val="clear"/>
             <w:tcMar>
               <w:top w:type="dxa" w:w="50"/>
@@ -11060,14 +10546,15 @@
                 <w:sz w:val="15"/>
                 <w:szCs w:val="15"/>
               </w:rPr>
-              <w:t xml:space="preserve">$100.00</w:t>
-            </w:r>
-          </w:p>
-        </w:tc>
-        <w:tc>
-          <w:tcPr>
-            <w:tcW w:type="pct" w:w="501"/>
-            <w:shd w:fill="FBFAF6" w:val="clear"/>
+              <w:t xml:space="preserve">Overhead budget (Chapter 8)</w:t>
+            </w:r>
+          </w:p>
+        </w:tc>
+      </w:tr>
+      <w:tr>
+        <w:tc>
+          <w:tcPr>
+            <w:tcW w:type="pct" w:w="1593"/>
             <w:tcMar>
               <w:top w:type="dxa" w:w="50"/>
               <w:left w:type="dxa" w:w="110"/>
@@ -11084,14 +10571,13 @@
                 <w:sz w:val="15"/>
                 <w:szCs w:val="15"/>
               </w:rPr>
-              <w:t xml:space="preserve">$2.00</w:t>
-            </w:r>
-          </w:p>
-        </w:tc>
-        <w:tc>
-          <w:tcPr>
-            <w:tcW w:type="pct" w:w="1639"/>
-            <w:shd w:fill="FBFAF6" w:val="clear"/>
+              <w:t xml:space="preserve">Standard cost per case</w:t>
+            </w:r>
+          </w:p>
+        </w:tc>
+        <w:tc>
+          <w:tcPr>
+            <w:tcW w:type="pct" w:w="620"/>
             <w:tcMar>
               <w:top w:type="dxa" w:w="50"/>
               <w:left w:type="dxa" w:w="110"/>
@@ -11108,15 +10594,13 @@
                 <w:sz w:val="15"/>
                 <w:szCs w:val="15"/>
               </w:rPr>
-              <w:t xml:space="preserve">Overhead budget (Chapter 8)</w:t>
-            </w:r>
-          </w:p>
-        </w:tc>
-      </w:tr>
-      <w:tr>
-        <w:tc>
-          <w:tcPr>
-            <w:tcW w:type="pct" w:w="1637"/>
+              <w:t xml:space="preserve"> </w:t>
+            </w:r>
+          </w:p>
+        </w:tc>
+        <w:tc>
+          <w:tcPr>
+            <w:tcW w:type="pct" w:w="535"/>
             <w:tcMar>
               <w:top w:type="dxa" w:w="50"/>
               <w:left w:type="dxa" w:w="110"/>
@@ -11133,13 +10617,13 @@
                 <w:sz w:val="15"/>
                 <w:szCs w:val="15"/>
               </w:rPr>
-              <w:t xml:space="preserve">Standard cost per case</w:t>
-            </w:r>
-          </w:p>
-        </w:tc>
-        <w:tc>
-          <w:tcPr>
-            <w:tcW w:type="pct" w:w="673"/>
+              <w:t xml:space="preserve"> </w:t>
+            </w:r>
+          </w:p>
+        </w:tc>
+        <w:tc>
+          <w:tcPr>
+            <w:tcW w:type="pct" w:w="488"/>
             <w:tcMar>
               <w:top w:type="dxa" w:w="50"/>
               <w:left w:type="dxa" w:w="110"/>
@@ -11156,59 +10640,13 @@
                 <w:sz w:val="15"/>
                 <w:szCs w:val="15"/>
               </w:rPr>
-              <w:t xml:space="preserve"> </w:t>
-            </w:r>
-          </w:p>
-        </w:tc>
-        <w:tc>
-          <w:tcPr>
-            <w:tcW w:type="pct" w:w="550"/>
-            <w:tcMar>
-              <w:top w:type="dxa" w:w="50"/>
-              <w:left w:type="dxa" w:w="110"/>
-              <w:bottom w:type="dxa" w:w="50"/>
-              <w:right w:type="dxa" w:w="110"/>
-            </w:tcMar>
-          </w:tcPr>
-          <w:p>
-            <w:pPr>
-              <w:spacing w:before="28" w:after="28"/>
-            </w:pPr>
-            <w:r>
-              <w:rPr>
-                <w:sz w:val="15"/>
-                <w:szCs w:val="15"/>
-              </w:rPr>
-              <w:t xml:space="preserve"> </w:t>
-            </w:r>
-          </w:p>
-        </w:tc>
-        <w:tc>
-          <w:tcPr>
-            <w:tcW w:type="pct" w:w="501"/>
-            <w:tcMar>
-              <w:top w:type="dxa" w:w="50"/>
-              <w:left w:type="dxa" w:w="110"/>
-              <w:bottom w:type="dxa" w:w="50"/>
-              <w:right w:type="dxa" w:w="110"/>
-            </w:tcMar>
-          </w:tcPr>
-          <w:p>
-            <w:pPr>
-              <w:spacing w:before="28" w:after="28"/>
-            </w:pPr>
-            <w:r>
-              <w:rPr>
-                <w:sz w:val="15"/>
-                <w:szCs w:val="15"/>
-              </w:rPr>
               <w:t xml:space="preserve">$12.60</w:t>
             </w:r>
           </w:p>
         </w:tc>
         <w:tc>
           <w:tcPr>
-            <w:tcW w:type="pct" w:w="1639"/>
+            <w:tcW w:type="pct" w:w="1765"/>
             <w:tcMar>
               <w:top w:type="dxa" w:w="50"/>
               <w:left w:type="dxa" w:w="110"/>
@@ -11287,7 +10725,7 @@
                 <w:sz w:val="16"/>
                 <w:szCs w:val="16"/>
               </w:rPr>
-              <w:t xml:space="preserve">0.02 MH   ·   Supplier quote + yield study   ·   Supplier contract   ·   Time study + payroll   ·   Overhead budget (Chapter 8)   ·   standard cost card</w:t>
+              <w:t xml:space="preserve">Overhead budget (Chapter 8)   ·   Jordan Glass contract   ·   0.050 h   ·   Time study + payroll   ·   0.02 MH   ·   normal loss</w:t>
             </w:r>
           </w:p>
         </w:tc>
@@ -11408,7 +10846,7 @@
           <w:sz w:val="16"/>
           <w:szCs w:val="16"/>
         </w:rPr>
-        <w:t xml:space="preserve">      gaps 12–14</w:t>
+        <w:t xml:space="preserve">      gaps 10–12</w:t>
       </w:r>
     </w:p>
     <w:p>
@@ -11431,7 +10869,7 @@
           <w:sz w:val="15"/>
           <w:szCs w:val="15"/>
         </w:rPr>
-        <w:t xml:space="preserve"> (12) </w:t>
+        <w:t xml:space="preserve"> (10) </w:t>
       </w:r>
       <w:r>
         <w:rPr>
@@ -11463,7 +10901,7 @@
           <w:sz w:val="15"/>
           <w:szCs w:val="15"/>
         </w:rPr>
-        <w:t xml:space="preserve"> (13) </w:t>
+        <w:t xml:space="preserve"> (11) </w:t>
       </w:r>
       <w:r>
         <w:rPr>
@@ -11502,7 +10940,7 @@
           <w:sz w:val="15"/>
           <w:szCs w:val="15"/>
         </w:rPr>
-        <w:t xml:space="preserve"> (14) </w:t>
+        <w:t xml:space="preserve"> (12) </w:t>
       </w:r>
       <w:r>
         <w:rPr>
@@ -11947,7 +11385,7 @@
                 <w:sz w:val="14"/>
                 <w:szCs w:val="14"/>
               </w:rPr>
-              <w:t xml:space="preserve">(15)</w:t>
+              <w:t xml:space="preserve">(13)</w:t>
             </w:r>
           </w:p>
         </w:tc>
@@ -12098,7 +11536,7 @@
                 <w:sz w:val="14"/>
                 <w:szCs w:val="14"/>
               </w:rPr>
-              <w:t xml:space="preserve">(16)</w:t>
+              <w:t xml:space="preserve">(14)</w:t>
             </w:r>
           </w:p>
         </w:tc>
@@ -12356,7 +11794,7 @@
                 <w:sz w:val="16"/>
                 <w:szCs w:val="16"/>
               </w:rPr>
-              <w:t xml:space="preserve">0.48 kg   ·   0.010 h   ·   0.001 h</w:t>
+              <w:t xml:space="preserve">0.48 kg   ·   0.010 h   ·   Quantity standard</w:t>
             </w:r>
           </w:p>
         </w:tc>
@@ -12513,7 +11951,7 @@
                 <w:sz w:val="14"/>
                 <w:szCs w:val="14"/>
               </w:rPr>
-              <w:t xml:space="preserve">(17)</w:t>
+              <w:t xml:space="preserve">(15)</w:t>
             </w:r>
           </w:p>
         </w:tc>
@@ -12625,7 +12063,7 @@
                 <w:sz w:val="16"/>
                 <w:szCs w:val="16"/>
               </w:rPr>
-              <w:t xml:space="preserve">5.4 ÷ 90% = 6.0 liters   ·   Assumes no waste, breaks or downtime</w:t>
+              <w:t xml:space="preserve">5.4 ÷ 90% = 6.0 liters   ·   Payroll taxes and benefits per hour</w:t>
             </w:r>
           </w:p>
         </w:tc>
@@ -12782,7 +12220,7 @@
                 <w:sz w:val="14"/>
                 <w:szCs w:val="14"/>
               </w:rPr>
-              <w:t xml:space="preserve">(18)</w:t>
+              <w:t xml:space="preserve">(16)</w:t>
             </w:r>
           </w:p>
         </w:tc>
@@ -12835,7 +12273,7 @@
                 <w:sz w:val="14"/>
                 <w:szCs w:val="14"/>
               </w:rPr>
-              <w:t xml:space="preserve">(19)</w:t>
+              <w:t xml:space="preserve">(17)</w:t>
             </w:r>
           </w:p>
         </w:tc>
@@ -12936,7 +12374,7 @@
                 <w:sz w:val="14"/>
                 <w:szCs w:val="14"/>
               </w:rPr>
-              <w:t xml:space="preserve">(20)</w:t>
+              <w:t xml:space="preserve">(18)</w:t>
             </w:r>
           </w:p>
         </w:tc>
@@ -13046,7 +12484,7 @@
                 <w:sz w:val="16"/>
                 <w:szCs w:val="16"/>
               </w:rPr>
-              <w:t xml:space="preserve">Participative   ·   Currently attainable   ·   Ideal   ·   Fixed overhead</w:t>
+              <w:t xml:space="preserve">Participative   ·   Currently attainable   ·   Ideal   ·   Cost</w:t>
             </w:r>
           </w:p>
         </w:tc>
@@ -13117,7 +12555,7 @@
                     </pic:cNvPicPr>
                   </pic:nvPicPr>
                   <pic:blipFill>
-                    <a:blip r:embed="rId105" cstate="none"/>
+                    <a:blip r:embed="rId106" cstate="none"/>
                     <a:srcRect/>
                     <a:stretch>
                       <a:fillRect/>
@@ -13579,14 +13017,14 @@
                 <w:sz w:val="16"/>
                 <w:szCs w:val="16"/>
               </w:rPr>
-              <w:t xml:space="preserve">12  </w:t>
-            </w:r>
-            <w:r>
-              <w:rPr>
-                <w:sz w:val="16"/>
-                <w:szCs w:val="16"/>
-              </w:rPr>
-              <w:t xml:space="preserve">discounts</w:t>
+              <w:t xml:space="preserve">11  </w:t>
+            </w:r>
+            <w:r>
+              <w:rPr>
+                <w:sz w:val="16"/>
+                <w:szCs w:val="16"/>
+              </w:rPr>
+              <w:t xml:space="preserve">allowances</w:t>
             </w:r>
           </w:p>
         </w:tc>
@@ -13621,7 +13059,7 @@
                 <w:sz w:val="16"/>
                 <w:szCs w:val="16"/>
               </w:rPr>
-              <w:t xml:space="preserve">Concentrate</w:t>
+              <w:t xml:space="preserve">contracts</w:t>
             </w:r>
           </w:p>
         </w:tc>
@@ -13647,14 +13085,14 @@
                 <w:sz w:val="16"/>
                 <w:szCs w:val="16"/>
               </w:rPr>
-              <w:t xml:space="preserve">13  </w:t>
-            </w:r>
-            <w:r>
-              <w:rPr>
-                <w:sz w:val="16"/>
-                <w:szCs w:val="16"/>
-              </w:rPr>
-              <w:t xml:space="preserve">allowances</w:t>
+              <w:t xml:space="preserve">12  </w:t>
+            </w:r>
+            <w:r>
+              <w:rPr>
+                <w:sz w:val="16"/>
+                <w:szCs w:val="16"/>
+              </w:rPr>
+              <w:t xml:space="preserve">multiply</w:t>
             </w:r>
           </w:p>
         </w:tc>
@@ -13689,7 +13127,7 @@
                 <w:sz w:val="16"/>
                 <w:szCs w:val="16"/>
               </w:rPr>
-              <w:t xml:space="preserve">contracts</w:t>
+              <w:t xml:space="preserve">machine</w:t>
             </w:r>
           </w:p>
         </w:tc>
@@ -13715,14 +13153,14 @@
                 <w:sz w:val="16"/>
                 <w:szCs w:val="16"/>
               </w:rPr>
-              <w:t xml:space="preserve">14  </w:t>
-            </w:r>
-            <w:r>
-              <w:rPr>
-                <w:sz w:val="16"/>
-                <w:szCs w:val="16"/>
-              </w:rPr>
-              <w:t xml:space="preserve">multiply</w:t>
+              <w:t xml:space="preserve">13  </w:t>
+            </w:r>
+            <w:r>
+              <w:rPr>
+                <w:sz w:val="16"/>
+                <w:szCs w:val="16"/>
+              </w:rPr>
+              <w:t xml:space="preserve">0.48 kg</w:t>
             </w:r>
           </w:p>
         </w:tc>
@@ -13757,7 +13195,7 @@
                 <w:sz w:val="16"/>
                 <w:szCs w:val="16"/>
               </w:rPr>
-              <w:t xml:space="preserve">Direct</w:t>
+              <w:t xml:space="preserve">throughout</w:t>
             </w:r>
           </w:p>
         </w:tc>
@@ -13783,14 +13221,14 @@
                 <w:sz w:val="16"/>
                 <w:szCs w:val="16"/>
               </w:rPr>
-              <w:t xml:space="preserve">15  </w:t>
-            </w:r>
-            <w:r>
-              <w:rPr>
-                <w:sz w:val="16"/>
-                <w:szCs w:val="16"/>
-              </w:rPr>
-              <w:t xml:space="preserve">0.48 kg</w:t>
+              <w:t xml:space="preserve">14  </w:t>
+            </w:r>
+            <w:r>
+              <w:rPr>
+                <w:sz w:val="16"/>
+                <w:szCs w:val="16"/>
+              </w:rPr>
+              <w:t xml:space="preserve">0.010 h</w:t>
             </w:r>
           </w:p>
         </w:tc>
@@ -13825,7 +13263,7 @@
                 <w:sz w:val="16"/>
                 <w:szCs w:val="16"/>
               </w:rPr>
-              <w:t xml:space="preserve">Overhead</w:t>
+              <w:t xml:space="preserve">Jordan Glass contract</w:t>
             </w:r>
           </w:p>
         </w:tc>
@@ -13851,14 +13289,14 @@
                 <w:sz w:val="16"/>
                 <w:szCs w:val="16"/>
               </w:rPr>
-              <w:t xml:space="preserve">16  </w:t>
-            </w:r>
-            <w:r>
-              <w:rPr>
-                <w:sz w:val="16"/>
-                <w:szCs w:val="16"/>
-              </w:rPr>
-              <w:t xml:space="preserve">0.010 h</w:t>
+              <w:t xml:space="preserve">15  </w:t>
+            </w:r>
+            <w:r>
+              <w:rPr>
+                <w:sz w:val="16"/>
+                <w:szCs w:val="16"/>
+              </w:rPr>
+              <w:t xml:space="preserve">5.4 ÷ 90% = 6.0 liters</w:t>
             </w:r>
           </w:p>
         </w:tc>
@@ -13893,7 +13331,7 @@
                 <w:sz w:val="16"/>
                 <w:szCs w:val="16"/>
               </w:rPr>
-              <w:t xml:space="preserve">throughout</w:t>
+              <w:t xml:space="preserve">0.050 h</w:t>
             </w:r>
           </w:p>
         </w:tc>
@@ -13919,14 +13357,14 @@
                 <w:sz w:val="16"/>
                 <w:szCs w:val="16"/>
               </w:rPr>
-              <w:t xml:space="preserve">17  </w:t>
-            </w:r>
-            <w:r>
-              <w:rPr>
-                <w:sz w:val="16"/>
-                <w:szCs w:val="16"/>
-              </w:rPr>
-              <w:t xml:space="preserve">5.4 ÷ 90% = 6.0 liters</w:t>
+              <w:t xml:space="preserve">16  </w:t>
+            </w:r>
+            <w:r>
+              <w:rPr>
+                <w:sz w:val="16"/>
+                <w:szCs w:val="16"/>
+              </w:rPr>
+              <w:t xml:space="preserve">Ideal</w:t>
             </w:r>
           </w:p>
         </w:tc>
@@ -13961,7 +13399,7 @@
                 <w:sz w:val="16"/>
                 <w:szCs w:val="16"/>
               </w:rPr>
-              <w:t xml:space="preserve">Supplier quote + yield study</w:t>
+              <w:t xml:space="preserve">Time study + payroll</w:t>
             </w:r>
           </w:p>
         </w:tc>
@@ -13987,14 +13425,14 @@
                 <w:sz w:val="16"/>
                 <w:szCs w:val="16"/>
               </w:rPr>
-              <w:t xml:space="preserve">18  </w:t>
-            </w:r>
-            <w:r>
-              <w:rPr>
-                <w:sz w:val="16"/>
-                <w:szCs w:val="16"/>
-              </w:rPr>
-              <w:t xml:space="preserve">Ideal</w:t>
+              <w:t xml:space="preserve">17  </w:t>
+            </w:r>
+            <w:r>
+              <w:rPr>
+                <w:sz w:val="16"/>
+                <w:szCs w:val="16"/>
+              </w:rPr>
+              <w:t xml:space="preserve">Currently attainable</w:t>
             </w:r>
           </w:p>
         </w:tc>
@@ -14029,7 +13467,7 @@
                 <w:sz w:val="16"/>
                 <w:szCs w:val="16"/>
               </w:rPr>
-              <w:t xml:space="preserve">Supplier contract</w:t>
+              <w:t xml:space="preserve">Overhead budget (Chapter 8)</w:t>
             </w:r>
           </w:p>
         </w:tc>
@@ -14055,14 +13493,14 @@
                 <w:sz w:val="16"/>
                 <w:szCs w:val="16"/>
               </w:rPr>
-              <w:t xml:space="preserve">19  </w:t>
-            </w:r>
-            <w:r>
-              <w:rPr>
-                <w:sz w:val="16"/>
-                <w:szCs w:val="16"/>
-              </w:rPr>
-              <w:t xml:space="preserve">Currently attainable</w:t>
+              <w:t xml:space="preserve">18  </w:t>
+            </w:r>
+            <w:r>
+              <w:rPr>
+                <w:sz w:val="16"/>
+                <w:szCs w:val="16"/>
+              </w:rPr>
+              <w:t xml:space="preserve">Participative</w:t>
             </w:r>
           </w:p>
         </w:tc>
@@ -14097,7 +13535,7 @@
                 <w:sz w:val="16"/>
                 <w:szCs w:val="16"/>
               </w:rPr>
-              <w:t xml:space="preserve">Time study + payroll</w:t>
+              <w:t xml:space="preserve">0.02 MH</w:t>
             </w:r>
           </w:p>
         </w:tc>
@@ -14123,14 +13561,14 @@
                 <w:sz w:val="16"/>
                 <w:szCs w:val="16"/>
               </w:rPr>
-              <w:t xml:space="preserve">20  </w:t>
-            </w:r>
-            <w:r>
-              <w:rPr>
-                <w:sz w:val="16"/>
-                <w:szCs w:val="16"/>
-              </w:rPr>
-              <w:t xml:space="preserve">Participative</w:t>
+              <w:t xml:space="preserve">19  </w:t>
+            </w:r>
+            <w:r>
+              <w:rPr>
+                <w:sz w:val="16"/>
+                <w:szCs w:val="16"/>
+              </w:rPr>
+              <w:t xml:space="preserve">currently attainable standard</w:t>
             </w:r>
           </w:p>
         </w:tc>
@@ -14165,7 +13603,7 @@
                 <w:sz w:val="16"/>
                 <w:szCs w:val="16"/>
               </w:rPr>
-              <w:t xml:space="preserve">0.02 MH</w:t>
+              <w:t xml:space="preserve">discounts</w:t>
             </w:r>
           </w:p>
         </w:tc>
@@ -14191,75 +13629,7 @@
                 <w:sz w:val="16"/>
                 <w:szCs w:val="16"/>
               </w:rPr>
-              <w:t xml:space="preserve">21  </w:t>
-            </w:r>
-            <w:r>
-              <w:rPr>
-                <w:sz w:val="16"/>
-                <w:szCs w:val="16"/>
-              </w:rPr>
-              <w:t xml:space="preserve">currently attainable standard</w:t>
-            </w:r>
-          </w:p>
-        </w:tc>
-      </w:tr>
-      <w:tr>
-        <w:tc>
-          <w:tcPr>
-            <w:tcW w:type="pct" w:w="2500"/>
-            <w:tcMar>
-              <w:top w:type="dxa" w:w="20"/>
-              <w:left w:type="dxa" w:w="80"/>
-              <w:bottom w:type="dxa" w:w="20"/>
-              <w:right w:type="dxa" w:w="80"/>
-            </w:tcMar>
-          </w:tcPr>
-          <w:p>
-            <w:pPr>
-              <w:spacing w:before="12" w:after="12"/>
-            </w:pPr>
-            <w:r>
-              <w:rPr>
-                <w:b/>
-                <w:bCs/>
-                <w:color w:val="8186EF"/>
-                <w:sz w:val="16"/>
-                <w:szCs w:val="16"/>
-              </w:rPr>
-              <w:t xml:space="preserve">11  </w:t>
-            </w:r>
-            <w:r>
-              <w:rPr>
-                <w:sz w:val="16"/>
-                <w:szCs w:val="16"/>
-              </w:rPr>
-              <w:t xml:space="preserve">Overhead budget (Chapter 8)</w:t>
-            </w:r>
-          </w:p>
-        </w:tc>
-        <w:tc>
-          <w:tcPr>
-            <w:tcW w:type="pct" w:w="2500"/>
-            <w:tcMar>
-              <w:top w:type="dxa" w:w="20"/>
-              <w:left w:type="dxa" w:w="80"/>
-              <w:bottom w:type="dxa" w:w="20"/>
-              <w:right w:type="dxa" w:w="80"/>
-            </w:tcMar>
-          </w:tcPr>
-          <w:p>
-            <w:pPr>
-              <w:spacing w:before="12" w:after="12"/>
-            </w:pPr>
-            <w:r>
-              <w:rPr>
-                <w:b/>
-                <w:bCs/>
-                <w:color w:val="8186EF"/>
-                <w:sz w:val="16"/>
-                <w:szCs w:val="16"/>
-              </w:rPr>
-              <w:t xml:space="preserve">22  </w:t>
+              <w:t xml:space="preserve">20  </w:t>
             </w:r>
             <w:r>
               <w:rPr>
